--- a/practice-set-2.docx
+++ b/practice-set-2.docx
@@ -7,7 +7,10 @@
         <w:pStyle w:val="Heading1"/>
       </w:pPr>
       <w:r>
-        <w:t>Question 1 – Most Popular Payment Method</w:t>
+        <w:t>Question 1</w:t>
+      </w:r>
+      <w:r>
+        <w:t xml:space="preserve"> – Movie Rating Analyzer using NumPy</w:t>
       </w:r>
     </w:p>
     <w:p>
@@ -24,26 +27,7 @@
     </w:p>
     <w:p>
       <w:r>
-        <w:t xml:space="preserve">A food-delivery company maintains customer transaction records in the Payments table. Each </w:t>
-      </w:r>
-      <w:r>
-        <w:t>transaction is assigned a payment method such as 'UPI', 'Card', 'Cash', or 'Wallet'. You are asked to generate a report that identifies the most frequently occurring payment method.</w:t>
-      </w:r>
-    </w:p>
-    <w:p>
-      <w:r>
-        <w:t>For each payment method, calculate the total number of transactions associ</w:t>
-      </w:r>
-      <w:r>
-        <w:t>ated with it. Then determine which method has the highest occurrence count.</w:t>
-      </w:r>
-    </w:p>
-    <w:p>
-      <w:r>
-        <w:t>If multiple payment methods have the same highest count, sort the results by transaction count in descending order and then by payment method in ascending order, and return only th</w:t>
-      </w:r>
-      <w:r>
-        <w:t>e top method.</w:t>
+        <w:t>A streaming platform tracks movie ratings using NumPy arrays, where each value represents a viewer rating (out of 100). You need to implement a system that processes this data, validates it, performs aggregations, applies a bonus, and categorizes movies based on their ratings.</w:t>
       </w:r>
     </w:p>
     <w:p>
@@ -55,7 +39,103 @@
           <w:b/>
           <w:sz w:val="22"/>
         </w:rPr>
-        <w:t>Required Output Columns</w:t>
+        <w:t>Class</w:t>
+      </w:r>
+    </w:p>
+    <w:p>
+      <w:pPr>
+        <w:spacing w:after="20"/>
+        <w:ind w:left="288"/>
+      </w:pPr>
+      <w:r>
+        <w:rPr>
+          <w:rFonts w:ascii="Courier New" w:hAnsi="Courier New"/>
+          <w:sz w:val="18"/>
+        </w:rPr>
+        <w:t>class MovieRatingAnalyzer:</w:t>
+      </w:r>
+    </w:p>
+    <w:p>
+      <w:pPr>
+        <w:spacing w:before="80" w:after="40"/>
+      </w:pPr>
+      <w:r>
+        <w:rPr>
+          <w:b/>
+          <w:sz w:val="22"/>
+        </w:rPr>
+        <w:t>Operations</w:t>
+      </w:r>
+    </w:p>
+    <w:p>
+      <w:pPr>
+        <w:spacing w:before="100"/>
+      </w:pPr>
+      <w:r>
+        <w:rPr>
+          <w:b/>
+          <w:sz w:val="23"/>
+        </w:rPr>
+        <w:t>1. Create a Rating Array</w:t>
+      </w:r>
+    </w:p>
+    <w:p>
+      <w:r>
+        <w:t>Creates a NumPy array from a list of movie rating scores.</w:t>
+      </w:r>
+    </w:p>
+    <w:p>
+      <w:pPr>
+        <w:spacing w:after="20"/>
+        <w:ind w:left="288"/>
+      </w:pPr>
+      <w:r>
+        <w:rPr>
+          <w:rFonts w:ascii="Courier New" w:hAnsi="Courier New"/>
+          <w:sz w:val="18"/>
+        </w:rPr>
+        <w:t>def create_rating_array(self, ratings_array: list) -&gt; np.ndarray:</w:t>
+      </w:r>
+    </w:p>
+    <w:p>
+      <w:r>
+        <w:t>Example Input:</w:t>
+      </w:r>
+    </w:p>
+    <w:p>
+      <w:pPr>
+        <w:spacing w:after="20"/>
+        <w:ind w:left="288"/>
+      </w:pPr>
+      <w:r>
+        <w:rPr>
+          <w:rFonts w:ascii="Courier New" w:hAnsi="Courier New"/>
+          <w:sz w:val="18"/>
+        </w:rPr>
+        <w:t>create_rating_array([85, 90, 78, 92, 88])</w:t>
+      </w:r>
+    </w:p>
+    <w:p>
+      <w:r>
+        <w:t>Expected Output:</w:t>
+      </w:r>
+    </w:p>
+    <w:p>
+      <w:pPr>
+        <w:spacing w:after="20"/>
+        <w:ind w:left="288"/>
+      </w:pPr>
+      <w:r>
+        <w:rPr>
+          <w:rFonts w:ascii="Courier New" w:hAnsi="Courier New"/>
+          <w:sz w:val="18"/>
+        </w:rPr>
+        <w:t>[85, 90, 78, 92, 88]</w:t>
+      </w:r>
+    </w:p>
+    <w:p>
+      <w:r>
+        <w:t>Implementation Flow:</w:t>
       </w:r>
     </w:p>
     <w:p>
@@ -64,7 +144,7 @@
         <w:spacing w:after="0"/>
       </w:pPr>
       <w:r>
-        <w:t>payment_method</w:t>
+        <w:t>Convert the input list to a NumPy array of integer type.</w:t>
       </w:r>
     </w:p>
     <w:p>
@@ -73,1148 +153,548 @@
         <w:spacing w:after="0"/>
       </w:pPr>
       <w:r>
-        <w:t>method_count</w:t>
-      </w:r>
-    </w:p>
-    <w:p>
-      <w:r>
-        <w:t>Note: No Window function</w:t>
-      </w:r>
-    </w:p>
-    <w:p>
+        <w:t>Return the array.</w:t>
+      </w:r>
+    </w:p>
+    <w:p>
+      <w:pPr>
+        <w:spacing w:before="100"/>
+      </w:pPr>
       <w:r>
         <w:rPr>
           <w:b/>
+          <w:sz w:val="23"/>
         </w:rPr>
-        <w:t>Customers Table</w:t>
-      </w:r>
-    </w:p>
-    <w:tbl>
-      <w:tblPr>
-        <w:tblStyle w:val="TableGrid"/>
-        <w:tblW w:w="0" w:type="auto"/>
-        <w:jc w:val="center"/>
-        <w:tblLook w:val="04A0" w:firstRow="1" w:lastRow="0" w:firstColumn="1" w:lastColumn="0" w:noHBand="0" w:noVBand="1"/>
-      </w:tblPr>
-      <w:tblGrid>
-        <w:gridCol w:w="2592"/>
-        <w:gridCol w:w="2592"/>
-        <w:gridCol w:w="2592"/>
-        <w:gridCol w:w="2592"/>
-      </w:tblGrid>
-      <w:tr>
-        <w:trPr>
-          <w:jc w:val="center"/>
-        </w:trPr>
-        <w:tc>
-          <w:tcPr>
-            <w:tcW w:w="2592" w:type="dxa"/>
-            <w:shd w:val="clear" w:color="auto" w:fill="FFF2CC"/>
-            <w:vAlign w:val="center"/>
-          </w:tcPr>
-          <w:p>
-            <w:r>
-              <w:rPr>
-                <w:b/>
-                <w:sz w:val="17"/>
-              </w:rPr>
-              <w:t>customer_id</w:t>
-            </w:r>
-          </w:p>
-        </w:tc>
-        <w:tc>
-          <w:tcPr>
-            <w:tcW w:w="2592" w:type="dxa"/>
-            <w:shd w:val="clear" w:color="auto" w:fill="FFF2CC"/>
-            <w:vAlign w:val="center"/>
-          </w:tcPr>
-          <w:p>
-            <w:r>
-              <w:rPr>
-                <w:b/>
-                <w:sz w:val="17"/>
-              </w:rPr>
-              <w:t>customer_name</w:t>
-            </w:r>
-          </w:p>
-        </w:tc>
-        <w:tc>
-          <w:tcPr>
-            <w:tcW w:w="2592" w:type="dxa"/>
-            <w:shd w:val="clear" w:color="auto" w:fill="FFF2CC"/>
-            <w:vAlign w:val="center"/>
-          </w:tcPr>
-          <w:p>
-            <w:r>
-              <w:rPr>
-                <w:b/>
-                <w:sz w:val="17"/>
-              </w:rPr>
-              <w:t>email</w:t>
-            </w:r>
-          </w:p>
-        </w:tc>
-        <w:tc>
-          <w:tcPr>
-            <w:tcW w:w="2592" w:type="dxa"/>
-            <w:shd w:val="clear" w:color="auto" w:fill="FFF2CC"/>
-            <w:vAlign w:val="center"/>
-          </w:tcPr>
-          <w:p>
-            <w:r>
-              <w:rPr>
-                <w:b/>
-                <w:sz w:val="17"/>
-              </w:rPr>
-              <w:t>registration_date</w:t>
-            </w:r>
-          </w:p>
-        </w:tc>
-      </w:tr>
-      <w:tr>
-        <w:trPr>
-          <w:jc w:val="center"/>
-        </w:trPr>
-        <w:tc>
-          <w:tcPr>
-            <w:tcW w:w="2592" w:type="dxa"/>
-            <w:vAlign w:val="center"/>
-          </w:tcPr>
-          <w:p>
-            <w:r>
-              <w:rPr>
-                <w:sz w:val="17"/>
-              </w:rPr>
-              <w:t>1</w:t>
-            </w:r>
-          </w:p>
-        </w:tc>
-        <w:tc>
-          <w:tcPr>
-            <w:tcW w:w="2592" w:type="dxa"/>
-            <w:vAlign w:val="center"/>
-          </w:tcPr>
-          <w:p>
-            <w:r>
-              <w:rPr>
-                <w:sz w:val="17"/>
-              </w:rPr>
-              <w:t>Aarav Mehta</w:t>
-            </w:r>
-          </w:p>
-        </w:tc>
-        <w:tc>
-          <w:tcPr>
-            <w:tcW w:w="2592" w:type="dxa"/>
-            <w:vAlign w:val="center"/>
-          </w:tcPr>
-          <w:p>
-            <w:r>
-              <w:rPr>
-                <w:sz w:val="17"/>
-              </w:rPr>
-              <w:t>aarav@example.com</w:t>
-            </w:r>
-          </w:p>
-        </w:tc>
-        <w:tc>
-          <w:tcPr>
-            <w:tcW w:w="2592" w:type="dxa"/>
-            <w:vAlign w:val="center"/>
-          </w:tcPr>
-          <w:p>
-            <w:r>
-              <w:rPr>
-                <w:sz w:val="17"/>
-              </w:rPr>
-              <w:t>2025-01-10</w:t>
-            </w:r>
-          </w:p>
-        </w:tc>
-      </w:tr>
-      <w:tr>
-        <w:trPr>
-          <w:jc w:val="center"/>
-        </w:trPr>
-        <w:tc>
-          <w:tcPr>
-            <w:tcW w:w="2592" w:type="dxa"/>
-            <w:vAlign w:val="center"/>
-          </w:tcPr>
-          <w:p>
-            <w:r>
-              <w:rPr>
-                <w:sz w:val="17"/>
-              </w:rPr>
-              <w:t>2</w:t>
-            </w:r>
-          </w:p>
-        </w:tc>
-        <w:tc>
-          <w:tcPr>
-            <w:tcW w:w="2592" w:type="dxa"/>
-            <w:vAlign w:val="center"/>
-          </w:tcPr>
-          <w:p>
-            <w:r>
-              <w:rPr>
-                <w:sz w:val="17"/>
-              </w:rPr>
-              <w:t>Bhavna Rao</w:t>
-            </w:r>
-          </w:p>
-        </w:tc>
-        <w:tc>
-          <w:tcPr>
-            <w:tcW w:w="2592" w:type="dxa"/>
-            <w:vAlign w:val="center"/>
-          </w:tcPr>
-          <w:p>
-            <w:r>
-              <w:rPr>
-                <w:sz w:val="17"/>
-              </w:rPr>
-              <w:t>bhavna@example.com</w:t>
-            </w:r>
-          </w:p>
-        </w:tc>
-        <w:tc>
-          <w:tcPr>
-            <w:tcW w:w="2592" w:type="dxa"/>
-            <w:vAlign w:val="center"/>
-          </w:tcPr>
-          <w:p>
-            <w:r>
-              <w:rPr>
-                <w:sz w:val="17"/>
-              </w:rPr>
-              <w:t>2025-02-15</w:t>
-            </w:r>
-          </w:p>
-        </w:tc>
-      </w:tr>
-      <w:tr>
-        <w:trPr>
-          <w:jc w:val="center"/>
-        </w:trPr>
-        <w:tc>
-          <w:tcPr>
-            <w:tcW w:w="2592" w:type="dxa"/>
-            <w:vAlign w:val="center"/>
-          </w:tcPr>
-          <w:p>
-            <w:r>
-              <w:rPr>
-                <w:sz w:val="17"/>
-              </w:rPr>
-              <w:t>3</w:t>
-            </w:r>
-          </w:p>
-        </w:tc>
-        <w:tc>
-          <w:tcPr>
-            <w:tcW w:w="2592" w:type="dxa"/>
-            <w:vAlign w:val="center"/>
-          </w:tcPr>
-          <w:p>
-            <w:r>
-              <w:rPr>
-                <w:sz w:val="17"/>
-              </w:rPr>
-              <w:t xml:space="preserve">Chirag </w:t>
-            </w:r>
-            <w:r>
-              <w:rPr>
-                <w:sz w:val="17"/>
-              </w:rPr>
-              <w:t>Shah</w:t>
-            </w:r>
-          </w:p>
-        </w:tc>
-        <w:tc>
-          <w:tcPr>
-            <w:tcW w:w="2592" w:type="dxa"/>
-            <w:vAlign w:val="center"/>
-          </w:tcPr>
-          <w:p>
-            <w:r>
-              <w:rPr>
-                <w:sz w:val="17"/>
-              </w:rPr>
-              <w:t>chirag@example.com</w:t>
-            </w:r>
-          </w:p>
-        </w:tc>
-        <w:tc>
-          <w:tcPr>
-            <w:tcW w:w="2592" w:type="dxa"/>
-            <w:vAlign w:val="center"/>
-          </w:tcPr>
-          <w:p>
-            <w:r>
-              <w:rPr>
-                <w:sz w:val="17"/>
-              </w:rPr>
-              <w:t>2025-03-20</w:t>
-            </w:r>
-          </w:p>
-        </w:tc>
-      </w:tr>
-      <w:tr>
-        <w:trPr>
-          <w:jc w:val="center"/>
-        </w:trPr>
-        <w:tc>
-          <w:tcPr>
-            <w:tcW w:w="2592" w:type="dxa"/>
-            <w:vAlign w:val="center"/>
-          </w:tcPr>
-          <w:p>
-            <w:r>
-              <w:rPr>
-                <w:sz w:val="17"/>
-              </w:rPr>
-              <w:t>4</w:t>
-            </w:r>
-          </w:p>
-        </w:tc>
-        <w:tc>
-          <w:tcPr>
-            <w:tcW w:w="2592" w:type="dxa"/>
-            <w:vAlign w:val="center"/>
-          </w:tcPr>
-          <w:p>
-            <w:r>
-              <w:rPr>
-                <w:sz w:val="17"/>
-              </w:rPr>
-              <w:t>Diya Wilson</w:t>
-            </w:r>
-          </w:p>
-        </w:tc>
-        <w:tc>
-          <w:tcPr>
-            <w:tcW w:w="2592" w:type="dxa"/>
-            <w:vAlign w:val="center"/>
-          </w:tcPr>
-          <w:p>
-            <w:r>
-              <w:rPr>
-                <w:sz w:val="17"/>
-              </w:rPr>
-              <w:t>diya@example.com</w:t>
-            </w:r>
-          </w:p>
-        </w:tc>
-        <w:tc>
-          <w:tcPr>
-            <w:tcW w:w="2592" w:type="dxa"/>
-            <w:vAlign w:val="center"/>
-          </w:tcPr>
-          <w:p>
-            <w:r>
-              <w:rPr>
-                <w:sz w:val="17"/>
-              </w:rPr>
-              <w:t>2025-04-25</w:t>
-            </w:r>
-          </w:p>
-        </w:tc>
-      </w:tr>
-      <w:tr>
-        <w:trPr>
-          <w:jc w:val="center"/>
-        </w:trPr>
-        <w:tc>
-          <w:tcPr>
-            <w:tcW w:w="2592" w:type="dxa"/>
-            <w:vAlign w:val="center"/>
-          </w:tcPr>
-          <w:p>
-            <w:r>
-              <w:rPr>
-                <w:sz w:val="17"/>
-              </w:rPr>
-              <w:t>5</w:t>
-            </w:r>
-          </w:p>
-        </w:tc>
-        <w:tc>
-          <w:tcPr>
-            <w:tcW w:w="2592" w:type="dxa"/>
-            <w:vAlign w:val="center"/>
-          </w:tcPr>
-          <w:p>
-            <w:r>
-              <w:rPr>
-                <w:sz w:val="17"/>
-              </w:rPr>
-              <w:t>Esha Patil</w:t>
-            </w:r>
-          </w:p>
-        </w:tc>
-        <w:tc>
-          <w:tcPr>
-            <w:tcW w:w="2592" w:type="dxa"/>
-            <w:vAlign w:val="center"/>
-          </w:tcPr>
-          <w:p>
-            <w:r>
-              <w:rPr>
-                <w:sz w:val="17"/>
-              </w:rPr>
-              <w:t>esha@example.com</w:t>
-            </w:r>
-          </w:p>
-        </w:tc>
-        <w:tc>
-          <w:tcPr>
-            <w:tcW w:w="2592" w:type="dxa"/>
-            <w:vAlign w:val="center"/>
-          </w:tcPr>
-          <w:p>
-            <w:r>
-              <w:rPr>
-                <w:sz w:val="17"/>
-              </w:rPr>
-              <w:t>2025-05-05</w:t>
-            </w:r>
-          </w:p>
-        </w:tc>
-      </w:tr>
-    </w:tbl>
-    <w:p/>
-    <w:p>
+        <w:t>2. Validate Ratings</w:t>
+      </w:r>
+    </w:p>
+    <w:p>
+      <w:r>
+        <w:t>Checks if the rating array is valid: numeric and in the range 0–100.</w:t>
+      </w:r>
+    </w:p>
+    <w:p>
+      <w:pPr>
+        <w:spacing w:after="20"/>
+        <w:ind w:left="288"/>
+      </w:pPr>
+      <w:r>
+        <w:rPr>
+          <w:rFonts w:ascii="Courier New" w:hAnsi="Courier New"/>
+          <w:sz w:val="18"/>
+        </w:rPr>
+        <w:t>def validate_ratings(self, rating_array: np.ndarray) -&gt; bool:</w:t>
+      </w:r>
+    </w:p>
+    <w:p>
+      <w:r>
+        <w:t>Example Input:</w:t>
+      </w:r>
+    </w:p>
+    <w:p>
+      <w:pPr>
+        <w:spacing w:after="20"/>
+        <w:ind w:left="288"/>
+      </w:pPr>
+      <w:r>
+        <w:rPr>
+          <w:rFonts w:ascii="Courier New" w:hAnsi="Courier New"/>
+          <w:sz w:val="18"/>
+        </w:rPr>
+        <w:t>validate_ratings(np.array([85, 90, -78, 92, 88]))</w:t>
+      </w:r>
+    </w:p>
+    <w:p>
+      <w:r>
+        <w:t>Expected Output:</w:t>
+      </w:r>
+    </w:p>
+    <w:p>
+      <w:pPr>
+        <w:spacing w:after="20"/>
+        <w:ind w:left="288"/>
+      </w:pPr>
+      <w:r>
+        <w:rPr>
+          <w:rFonts w:ascii="Courier New" w:hAnsi="Courier New"/>
+          <w:sz w:val="18"/>
+        </w:rPr>
+        <w:t>False</w:t>
+      </w:r>
+    </w:p>
+    <w:p>
+      <w:r>
+        <w:t>Implementation Flow:</w:t>
+      </w:r>
+    </w:p>
+    <w:p>
+      <w:pPr>
+        <w:pStyle w:val="ListBullet"/>
+        <w:spacing w:after="0"/>
+      </w:pPr>
+      <w:r>
+        <w:t>Check for non-empty array, return False if empty.</w:t>
+      </w:r>
+    </w:p>
+    <w:p>
+      <w:pPr>
+        <w:pStyle w:val="ListBullet"/>
+        <w:spacing w:after="0"/>
+      </w:pPr>
+      <w:r>
+        <w:t>Ensure all values are between 0 and 100 (inclusive); return False if any value is outside the range (np.any).</w:t>
+      </w:r>
+    </w:p>
+    <w:p>
+      <w:pPr>
+        <w:pStyle w:val="ListBullet"/>
+        <w:spacing w:after="0"/>
+      </w:pPr>
+      <w:r>
+        <w:t>Return True.</w:t>
+      </w:r>
+    </w:p>
+    <w:p>
+      <w:pPr>
+        <w:spacing w:before="100"/>
+      </w:pPr>
       <w:r>
         <w:rPr>
           <w:b/>
+          <w:sz w:val="23"/>
         </w:rPr>
-        <w:t>Payments Table</w:t>
-      </w:r>
-    </w:p>
-    <w:tbl>
-      <w:tblPr>
-        <w:tblStyle w:val="TableGrid"/>
-        <w:tblW w:w="0" w:type="auto"/>
-        <w:jc w:val="center"/>
-        <w:tblLook w:val="04A0" w:firstRow="1" w:lastRow="0" w:firstColumn="1" w:lastColumn="0" w:noHBand="0" w:noVBand="1"/>
-      </w:tblPr>
-      <w:tblGrid>
-        <w:gridCol w:w="2074"/>
-        <w:gridCol w:w="2074"/>
-        <w:gridCol w:w="2074"/>
-        <w:gridCol w:w="2074"/>
-        <w:gridCol w:w="2074"/>
-      </w:tblGrid>
-      <w:tr>
-        <w:trPr>
-          <w:jc w:val="center"/>
-        </w:trPr>
-        <w:tc>
-          <w:tcPr>
-            <w:tcW w:w="2074" w:type="dxa"/>
-            <w:shd w:val="clear" w:color="auto" w:fill="FFF2CC"/>
-            <w:vAlign w:val="center"/>
-          </w:tcPr>
-          <w:p>
-            <w:r>
-              <w:rPr>
-                <w:b/>
-                <w:sz w:val="17"/>
-              </w:rPr>
-              <w:t>payment_id</w:t>
-            </w:r>
-          </w:p>
-        </w:tc>
-        <w:tc>
-          <w:tcPr>
-            <w:tcW w:w="2074" w:type="dxa"/>
-            <w:shd w:val="clear" w:color="auto" w:fill="FFF2CC"/>
-            <w:vAlign w:val="center"/>
-          </w:tcPr>
-          <w:p>
-            <w:r>
-              <w:rPr>
-                <w:b/>
-                <w:sz w:val="17"/>
-              </w:rPr>
-              <w:t>customer_id</w:t>
-            </w:r>
-          </w:p>
-        </w:tc>
-        <w:tc>
-          <w:tcPr>
-            <w:tcW w:w="2074" w:type="dxa"/>
-            <w:shd w:val="clear" w:color="auto" w:fill="FFF2CC"/>
-            <w:vAlign w:val="center"/>
-          </w:tcPr>
-          <w:p>
-            <w:r>
-              <w:rPr>
-                <w:b/>
-                <w:sz w:val="17"/>
-              </w:rPr>
-              <w:t>payment_date</w:t>
-            </w:r>
-          </w:p>
-        </w:tc>
-        <w:tc>
-          <w:tcPr>
-            <w:tcW w:w="2074" w:type="dxa"/>
-            <w:shd w:val="clear" w:color="auto" w:fill="FFF2CC"/>
-            <w:vAlign w:val="center"/>
-          </w:tcPr>
-          <w:p>
-            <w:r>
-              <w:rPr>
-                <w:b/>
-                <w:sz w:val="17"/>
-              </w:rPr>
-              <w:t>amount</w:t>
-            </w:r>
-          </w:p>
-        </w:tc>
-        <w:tc>
-          <w:tcPr>
-            <w:tcW w:w="2074" w:type="dxa"/>
-            <w:shd w:val="clear" w:color="auto" w:fill="FFF2CC"/>
-            <w:vAlign w:val="center"/>
-          </w:tcPr>
-          <w:p>
-            <w:r>
-              <w:rPr>
-                <w:b/>
-                <w:sz w:val="17"/>
-              </w:rPr>
-              <w:t>payment_method</w:t>
-            </w:r>
-          </w:p>
-        </w:tc>
-      </w:tr>
-      <w:tr>
-        <w:trPr>
-          <w:jc w:val="center"/>
-        </w:trPr>
-        <w:tc>
-          <w:tcPr>
-            <w:tcW w:w="2074" w:type="dxa"/>
-            <w:vAlign w:val="center"/>
-          </w:tcPr>
-          <w:p>
-            <w:r>
-              <w:rPr>
-                <w:sz w:val="17"/>
-              </w:rPr>
-              <w:t>1</w:t>
-            </w:r>
-          </w:p>
-        </w:tc>
-        <w:tc>
-          <w:tcPr>
-            <w:tcW w:w="2074" w:type="dxa"/>
-            <w:vAlign w:val="center"/>
-          </w:tcPr>
-          <w:p>
-            <w:r>
-              <w:rPr>
-                <w:sz w:val="17"/>
-              </w:rPr>
-              <w:t>1</w:t>
-            </w:r>
-          </w:p>
-        </w:tc>
-        <w:tc>
-          <w:tcPr>
-            <w:tcW w:w="2074" w:type="dxa"/>
-            <w:vAlign w:val="center"/>
-          </w:tcPr>
-          <w:p>
-            <w:r>
-              <w:rPr>
-                <w:sz w:val="17"/>
-              </w:rPr>
-              <w:t>2026-04-01 10:00:00</w:t>
-            </w:r>
-          </w:p>
-        </w:tc>
-        <w:tc>
-          <w:tcPr>
-            <w:tcW w:w="2074" w:type="dxa"/>
-            <w:vAlign w:val="center"/>
-          </w:tcPr>
-          <w:p>
-            <w:r>
-              <w:rPr>
-                <w:sz w:val="17"/>
-              </w:rPr>
-              <w:t>250.5</w:t>
-            </w:r>
-          </w:p>
-        </w:tc>
-        <w:tc>
-          <w:tcPr>
-            <w:tcW w:w="2074" w:type="dxa"/>
-            <w:vAlign w:val="center"/>
-          </w:tcPr>
-          <w:p>
-            <w:r>
-              <w:rPr>
-                <w:sz w:val="17"/>
-              </w:rPr>
-              <w:t>Card</w:t>
-            </w:r>
-          </w:p>
-        </w:tc>
-      </w:tr>
-      <w:tr>
-        <w:trPr>
-          <w:jc w:val="center"/>
-        </w:trPr>
-        <w:tc>
-          <w:tcPr>
-            <w:tcW w:w="2074" w:type="dxa"/>
-            <w:vAlign w:val="center"/>
-          </w:tcPr>
-          <w:p>
-            <w:r>
-              <w:rPr>
-                <w:sz w:val="17"/>
-              </w:rPr>
-              <w:t>2</w:t>
-            </w:r>
-          </w:p>
-        </w:tc>
-        <w:tc>
-          <w:tcPr>
-            <w:tcW w:w="2074" w:type="dxa"/>
-            <w:vAlign w:val="center"/>
-          </w:tcPr>
-          <w:p>
-            <w:r>
-              <w:rPr>
-                <w:sz w:val="17"/>
-              </w:rPr>
-              <w:t>2</w:t>
-            </w:r>
-          </w:p>
-        </w:tc>
-        <w:tc>
-          <w:tcPr>
-            <w:tcW w:w="2074" w:type="dxa"/>
-            <w:vAlign w:val="center"/>
-          </w:tcPr>
-          <w:p>
-            <w:r>
-              <w:rPr>
-                <w:sz w:val="17"/>
-              </w:rPr>
-              <w:t>2026-04-02 11:00:00</w:t>
-            </w:r>
-          </w:p>
-        </w:tc>
-        <w:tc>
-          <w:tcPr>
-            <w:tcW w:w="2074" w:type="dxa"/>
-            <w:vAlign w:val="center"/>
-          </w:tcPr>
-          <w:p>
-            <w:r>
-              <w:rPr>
-                <w:sz w:val="17"/>
-              </w:rPr>
-              <w:t>180.0</w:t>
-            </w:r>
-          </w:p>
-        </w:tc>
-        <w:tc>
-          <w:tcPr>
-            <w:tcW w:w="2074" w:type="dxa"/>
-            <w:vAlign w:val="center"/>
-          </w:tcPr>
-          <w:p>
-            <w:r>
-              <w:rPr>
-                <w:sz w:val="17"/>
-              </w:rPr>
-              <w:t>UPI</w:t>
-            </w:r>
-          </w:p>
-        </w:tc>
-      </w:tr>
-      <w:tr>
-        <w:trPr>
-          <w:jc w:val="center"/>
-        </w:trPr>
-        <w:tc>
-          <w:tcPr>
-            <w:tcW w:w="2074" w:type="dxa"/>
-            <w:vAlign w:val="center"/>
-          </w:tcPr>
-          <w:p>
-            <w:r>
-              <w:rPr>
-                <w:sz w:val="17"/>
-              </w:rPr>
-              <w:t>3</w:t>
-            </w:r>
-          </w:p>
-        </w:tc>
-        <w:tc>
-          <w:tcPr>
-            <w:tcW w:w="2074" w:type="dxa"/>
-            <w:vAlign w:val="center"/>
-          </w:tcPr>
-          <w:p>
-            <w:r>
-              <w:rPr>
-                <w:sz w:val="17"/>
-              </w:rPr>
-              <w:t>3</w:t>
-            </w:r>
-          </w:p>
-        </w:tc>
-        <w:tc>
-          <w:tcPr>
-            <w:tcW w:w="2074" w:type="dxa"/>
-            <w:vAlign w:val="center"/>
-          </w:tcPr>
-          <w:p>
-            <w:r>
-              <w:rPr>
-                <w:sz w:val="17"/>
-              </w:rPr>
-              <w:t>2026-04-03 12:00:00</w:t>
-            </w:r>
-          </w:p>
-        </w:tc>
-        <w:tc>
-          <w:tcPr>
-            <w:tcW w:w="2074" w:type="dxa"/>
-            <w:vAlign w:val="center"/>
-          </w:tcPr>
-          <w:p>
-            <w:r>
-              <w:rPr>
-                <w:sz w:val="17"/>
-              </w:rPr>
-              <w:t>95.0</w:t>
-            </w:r>
-          </w:p>
-        </w:tc>
-        <w:tc>
-          <w:tcPr>
-            <w:tcW w:w="2074" w:type="dxa"/>
-            <w:vAlign w:val="center"/>
-          </w:tcPr>
-          <w:p>
-            <w:r>
-              <w:rPr>
-                <w:sz w:val="17"/>
-              </w:rPr>
-              <w:t>Delivered</w:t>
-            </w:r>
-          </w:p>
-        </w:tc>
-      </w:tr>
-      <w:tr>
-        <w:trPr>
-          <w:jc w:val="center"/>
-        </w:trPr>
-        <w:tc>
-          <w:tcPr>
-            <w:tcW w:w="2074" w:type="dxa"/>
-            <w:vAlign w:val="center"/>
-          </w:tcPr>
-          <w:p>
-            <w:r>
-              <w:rPr>
-                <w:sz w:val="17"/>
-              </w:rPr>
-              <w:t>4</w:t>
-            </w:r>
-          </w:p>
-        </w:tc>
-        <w:tc>
-          <w:tcPr>
-            <w:tcW w:w="2074" w:type="dxa"/>
-            <w:vAlign w:val="center"/>
-          </w:tcPr>
-          <w:p>
-            <w:r>
-              <w:rPr>
-                <w:sz w:val="17"/>
-              </w:rPr>
-              <w:t>1</w:t>
-            </w:r>
-          </w:p>
-        </w:tc>
-        <w:tc>
-          <w:tcPr>
-            <w:tcW w:w="2074" w:type="dxa"/>
-            <w:vAlign w:val="center"/>
-          </w:tcPr>
-          <w:p>
-            <w:r>
-              <w:rPr>
-                <w:sz w:val="17"/>
-              </w:rPr>
-              <w:t>2026-04-04 13:00:00</w:t>
-            </w:r>
-          </w:p>
-        </w:tc>
-        <w:tc>
-          <w:tcPr>
-            <w:tcW w:w="2074" w:type="dxa"/>
-            <w:vAlign w:val="center"/>
-          </w:tcPr>
-          <w:p>
-            <w:r>
-              <w:rPr>
-                <w:sz w:val="17"/>
-              </w:rPr>
-              <w:t>320.0</w:t>
-            </w:r>
-          </w:p>
-        </w:tc>
-        <w:tc>
-          <w:tcPr>
-            <w:tcW w:w="2074" w:type="dxa"/>
-            <w:vAlign w:val="center"/>
-          </w:tcPr>
-          <w:p>
-            <w:r>
-              <w:rPr>
-                <w:sz w:val="17"/>
-              </w:rPr>
-              <w:t>UPI</w:t>
-            </w:r>
-          </w:p>
-        </w:tc>
-      </w:tr>
-      <w:tr>
-        <w:trPr>
-          <w:jc w:val="center"/>
-        </w:trPr>
-        <w:tc>
-          <w:tcPr>
-            <w:tcW w:w="2074" w:type="dxa"/>
-            <w:vAlign w:val="center"/>
-          </w:tcPr>
-          <w:p>
-            <w:r>
-              <w:rPr>
-                <w:sz w:val="17"/>
-              </w:rPr>
-              <w:t>5</w:t>
-            </w:r>
-          </w:p>
-        </w:tc>
-        <w:tc>
-          <w:tcPr>
-            <w:tcW w:w="2074" w:type="dxa"/>
-            <w:vAlign w:val="center"/>
-          </w:tcPr>
-          <w:p>
-            <w:r>
-              <w:rPr>
-                <w:sz w:val="17"/>
-              </w:rPr>
-              <w:t>2</w:t>
-            </w:r>
-          </w:p>
-        </w:tc>
-        <w:tc>
-          <w:tcPr>
-            <w:tcW w:w="2074" w:type="dxa"/>
-            <w:vAlign w:val="center"/>
-          </w:tcPr>
-          <w:p>
-            <w:r>
-              <w:rPr>
-                <w:sz w:val="17"/>
-              </w:rPr>
-              <w:t>2026-04-05 14:00:00</w:t>
-            </w:r>
-          </w:p>
-        </w:tc>
-        <w:tc>
-          <w:tcPr>
-            <w:tcW w:w="2074" w:type="dxa"/>
-            <w:vAlign w:val="center"/>
-          </w:tcPr>
-          <w:p>
-            <w:r>
-              <w:rPr>
-                <w:sz w:val="17"/>
-              </w:rPr>
-              <w:t>150.25</w:t>
-            </w:r>
-          </w:p>
-        </w:tc>
-        <w:tc>
-          <w:tcPr>
-            <w:tcW w:w="2074" w:type="dxa"/>
-            <w:vAlign w:val="center"/>
-          </w:tcPr>
-          <w:p>
-            <w:r>
-              <w:rPr>
-                <w:sz w:val="17"/>
-              </w:rPr>
-              <w:t>Card</w:t>
-            </w:r>
-          </w:p>
-        </w:tc>
-      </w:tr>
-      <w:tr>
-        <w:trPr>
-          <w:jc w:val="center"/>
-        </w:trPr>
-        <w:tc>
-          <w:tcPr>
-            <w:tcW w:w="2074" w:type="dxa"/>
-            <w:vAlign w:val="center"/>
-          </w:tcPr>
-          <w:p>
-            <w:r>
-              <w:rPr>
-                <w:sz w:val="17"/>
-              </w:rPr>
-              <w:t>6</w:t>
-            </w:r>
-          </w:p>
-        </w:tc>
-        <w:tc>
-          <w:tcPr>
-            <w:tcW w:w="2074" w:type="dxa"/>
-            <w:vAlign w:val="center"/>
-          </w:tcPr>
-          <w:p>
-            <w:r>
-              <w:rPr>
-                <w:sz w:val="17"/>
-              </w:rPr>
-              <w:t>3</w:t>
-            </w:r>
-          </w:p>
-        </w:tc>
-        <w:tc>
-          <w:tcPr>
-            <w:tcW w:w="2074" w:type="dxa"/>
-            <w:vAlign w:val="center"/>
-          </w:tcPr>
-          <w:p>
-            <w:r>
-              <w:rPr>
-                <w:sz w:val="17"/>
-              </w:rPr>
-              <w:t>2026-04-06 15:00:00</w:t>
-            </w:r>
-          </w:p>
-        </w:tc>
-        <w:tc>
-          <w:tcPr>
-            <w:tcW w:w="2074" w:type="dxa"/>
-            <w:vAlign w:val="center"/>
-          </w:tcPr>
-          <w:p>
-            <w:r>
-              <w:rPr>
-                <w:sz w:val="17"/>
-              </w:rPr>
-              <w:t>200.0</w:t>
-            </w:r>
-          </w:p>
-        </w:tc>
-        <w:tc>
-          <w:tcPr>
-            <w:tcW w:w="2074" w:type="dxa"/>
-            <w:vAlign w:val="center"/>
-          </w:tcPr>
-          <w:p>
-            <w:r>
-              <w:rPr>
-                <w:sz w:val="17"/>
-              </w:rPr>
-              <w:t>UPI</w:t>
-            </w:r>
-          </w:p>
-        </w:tc>
-      </w:tr>
-      <w:tr>
-        <w:trPr>
-          <w:jc w:val="center"/>
-        </w:trPr>
-        <w:tc>
-          <w:tcPr>
-            <w:tcW w:w="2074" w:type="dxa"/>
-            <w:vAlign w:val="center"/>
-          </w:tcPr>
-          <w:p>
-            <w:r>
-              <w:rPr>
-                <w:sz w:val="17"/>
-              </w:rPr>
-              <w:t>7</w:t>
-            </w:r>
-          </w:p>
-        </w:tc>
-        <w:tc>
-          <w:tcPr>
-            <w:tcW w:w="2074" w:type="dxa"/>
-            <w:vAlign w:val="center"/>
-          </w:tcPr>
-          <w:p>
-            <w:r>
-              <w:rPr>
-                <w:sz w:val="17"/>
-              </w:rPr>
-              <w:t>4</w:t>
-            </w:r>
-          </w:p>
-        </w:tc>
-        <w:tc>
-          <w:tcPr>
-            <w:tcW w:w="2074" w:type="dxa"/>
-            <w:vAlign w:val="center"/>
-          </w:tcPr>
-          <w:p>
-            <w:r>
-              <w:rPr>
-                <w:sz w:val="17"/>
-              </w:rPr>
-              <w:t>2026-04-07 16:00:00</w:t>
-            </w:r>
-          </w:p>
-        </w:tc>
-        <w:tc>
-          <w:tcPr>
-            <w:tcW w:w="2074" w:type="dxa"/>
-            <w:vAlign w:val="center"/>
-          </w:tcPr>
-          <w:p>
-            <w:r>
-              <w:rPr>
-                <w:sz w:val="17"/>
-              </w:rPr>
-              <w:t>275.0</w:t>
-            </w:r>
-          </w:p>
-        </w:tc>
-        <w:tc>
-          <w:tcPr>
-            <w:tcW w:w="2074" w:type="dxa"/>
-            <w:vAlign w:val="center"/>
-          </w:tcPr>
-          <w:p>
-            <w:r>
-              <w:rPr>
-                <w:sz w:val="17"/>
-              </w:rPr>
-              <w:t>Card</w:t>
-            </w:r>
-          </w:p>
-        </w:tc>
-      </w:tr>
-      <w:tr>
-        <w:trPr>
-          <w:jc w:val="center"/>
-        </w:trPr>
-        <w:tc>
-          <w:tcPr>
-            <w:tcW w:w="2074" w:type="dxa"/>
-            <w:vAlign w:val="center"/>
-          </w:tcPr>
-          <w:p>
-            <w:r>
-              <w:rPr>
-                <w:sz w:val="17"/>
-              </w:rPr>
-              <w:t>8</w:t>
-            </w:r>
-          </w:p>
-        </w:tc>
-        <w:tc>
-          <w:tcPr>
-            <w:tcW w:w="2074" w:type="dxa"/>
-            <w:vAlign w:val="center"/>
-          </w:tcPr>
-          <w:p>
-            <w:r>
-              <w:rPr>
-                <w:sz w:val="17"/>
-              </w:rPr>
-              <w:t>5</w:t>
-            </w:r>
-          </w:p>
-        </w:tc>
-        <w:tc>
-          <w:tcPr>
-            <w:tcW w:w="2074" w:type="dxa"/>
-            <w:vAlign w:val="center"/>
-          </w:tcPr>
-          <w:p>
-            <w:r>
-              <w:rPr>
-                <w:sz w:val="17"/>
-              </w:rPr>
-              <w:t>2026-04-08 17:00:00</w:t>
-            </w:r>
-          </w:p>
-        </w:tc>
-        <w:tc>
-          <w:tcPr>
-            <w:tcW w:w="2074" w:type="dxa"/>
-            <w:vAlign w:val="center"/>
-          </w:tcPr>
-          <w:p>
-            <w:r>
-              <w:rPr>
-                <w:sz w:val="17"/>
-              </w:rPr>
-              <w:t>450.0</w:t>
-            </w:r>
-          </w:p>
-        </w:tc>
-        <w:tc>
-          <w:tcPr>
-            <w:tcW w:w="2074" w:type="dxa"/>
-            <w:vAlign w:val="center"/>
-          </w:tcPr>
-          <w:p>
-            <w:r>
-              <w:rPr>
-                <w:sz w:val="17"/>
-              </w:rPr>
-              <w:t>UPI</w:t>
-            </w:r>
-          </w:p>
-        </w:tc>
-      </w:tr>
-    </w:tbl>
-    <w:p/>
-    <w:p>
-      <w:r>
-        <w:t xml:space="preserve">Expected Output: UPI with </w:t>
-      </w:r>
-      <w:r>
-        <w:t>a count of 4.</w:t>
-      </w:r>
-    </w:p>
-    <w:p>
+        <w:t>3. Compute Rating Summary</w:t>
+      </w:r>
+    </w:p>
+    <w:p>
+      <w:r>
+        <w:t>Returns total, average, and highest rating.</w:t>
+      </w:r>
+    </w:p>
+    <w:p>
+      <w:pPr>
+        <w:spacing w:after="20"/>
+        <w:ind w:left="288"/>
+      </w:pPr>
+      <w:r>
+        <w:rPr>
+          <w:rFonts w:ascii="Courier New" w:hAnsi="Courier New"/>
+          <w:sz w:val="18"/>
+        </w:rPr>
+        <w:t>def compute_rating_summary(self, rating_array: np.ndarray) -&gt; tuple:</w:t>
+      </w:r>
+    </w:p>
+    <w:p>
+      <w:r>
+        <w:t>Example Input:</w:t>
+      </w:r>
+    </w:p>
+    <w:p>
+      <w:pPr>
+        <w:spacing w:after="20"/>
+        <w:ind w:left="288"/>
+      </w:pPr>
+      <w:r>
+        <w:rPr>
+          <w:rFonts w:ascii="Courier New" w:hAnsi="Courier New"/>
+          <w:sz w:val="18"/>
+        </w:rPr>
+        <w:t>compute_rating_summary(np.array([85, 90, 78, 92, 88]))</w:t>
+      </w:r>
+    </w:p>
+    <w:p>
+      <w:r>
+        <w:t>Expected Output:</w:t>
+      </w:r>
+    </w:p>
+    <w:p>
+      <w:pPr>
+        <w:spacing w:after="20"/>
+        <w:ind w:left="288"/>
+      </w:pPr>
+      <w:r>
+        <w:rPr>
+          <w:rFonts w:ascii="Courier New" w:hAnsi="Courier New"/>
+          <w:sz w:val="18"/>
+        </w:rPr>
+        <w:t>(433, 86.6, 92)</w:t>
+      </w:r>
+    </w:p>
+    <w:p>
+      <w:r>
+        <w:t>Implementation Flow:</w:t>
+      </w:r>
+    </w:p>
+    <w:p>
+      <w:pPr>
+        <w:pStyle w:val="ListBullet"/>
+        <w:spacing w:after="0"/>
+      </w:pPr>
+      <w:r>
+        <w:lastRenderedPageBreak/>
+        <w:t>Convert input to a NumPy array of numeric type.</w:t>
+      </w:r>
+    </w:p>
+    <w:p>
+      <w:pPr>
+        <w:pStyle w:val="ListBullet"/>
+        <w:spacing w:after="0"/>
+      </w:pPr>
+      <w:r>
+        <w:t>Compute Total = sum of all ratings.</w:t>
+      </w:r>
+    </w:p>
+    <w:p>
+      <w:pPr>
+        <w:pStyle w:val="ListBullet"/>
+        <w:spacing w:after="0"/>
+      </w:pPr>
+      <w:r>
+        <w:t>Compute Average rounded to 1 decimal place.</w:t>
+      </w:r>
+    </w:p>
+    <w:p>
+      <w:pPr>
+        <w:pStyle w:val="ListBullet"/>
+        <w:spacing w:after="0"/>
+      </w:pPr>
+      <w:r>
+        <w:t>Compute Maximum value.</w:t>
+      </w:r>
+    </w:p>
+    <w:p>
+      <w:pPr>
+        <w:spacing w:before="100"/>
+      </w:pPr>
+      <w:r>
+        <w:rPr>
+          <w:b/>
+          <w:sz w:val="23"/>
+        </w:rPr>
+        <w:t>4. Apply Bonus</w:t>
+      </w:r>
+    </w:p>
+    <w:p>
+      <w:r>
+        <w:t>Adds a 5% bonus to ratings above 85, without exceeding 100.</w:t>
+      </w:r>
+    </w:p>
+    <w:p>
+      <w:pPr>
+        <w:spacing w:after="20"/>
+        <w:ind w:left="288"/>
+      </w:pPr>
+      <w:r>
+        <w:rPr>
+          <w:rFonts w:ascii="Courier New" w:hAnsi="Courier New"/>
+          <w:sz w:val="18"/>
+        </w:rPr>
+        <w:t>def apply_bonus(self, rating_array: np.ndarray) -&gt; np.ndarray:</w:t>
+      </w:r>
+    </w:p>
+    <w:p>
+      <w:r>
+        <w:t>Example Input:</w:t>
+      </w:r>
+    </w:p>
+    <w:p>
+      <w:pPr>
+        <w:spacing w:after="20"/>
+        <w:ind w:left="288"/>
+      </w:pPr>
+      <w:r>
+        <w:rPr>
+          <w:rFonts w:ascii="Courier New" w:hAnsi="Courier New"/>
+          <w:sz w:val="18"/>
+        </w:rPr>
+        <w:t>apply_bonus(np.array([85, 90, 78, 92, 88]))</w:t>
+      </w:r>
+    </w:p>
+    <w:p>
+      <w:r>
+        <w:t>Expected Output:</w:t>
+      </w:r>
+    </w:p>
+    <w:p>
+      <w:pPr>
+        <w:spacing w:after="20"/>
+        <w:ind w:left="288"/>
+      </w:pPr>
+      <w:r>
+        <w:rPr>
+          <w:rFonts w:ascii="Courier New" w:hAnsi="Courier New"/>
+          <w:sz w:val="18"/>
+        </w:rPr>
+        <w:t>[85.0, 94.5, 78.0, 96.6, 92.4]</w:t>
+      </w:r>
+    </w:p>
+    <w:p>
+      <w:r>
+        <w:t>Implementation Flow:</w:t>
+      </w:r>
+    </w:p>
+    <w:p>
+      <w:pPr>
+        <w:pStyle w:val="ListBullet"/>
+        <w:spacing w:after="0"/>
+      </w:pPr>
+      <w:r>
+        <w:t>Convert all elements to float datatype.</w:t>
+      </w:r>
+    </w:p>
+    <w:p>
+      <w:pPr>
+        <w:pStyle w:val="ListBullet"/>
+        <w:spacing w:after="0"/>
+      </w:pPr>
+      <w:r>
+        <w:t>Identify ratings &gt; 85.</w:t>
+      </w:r>
+    </w:p>
+    <w:p>
+      <w:pPr>
+        <w:pStyle w:val="ListBullet"/>
+        <w:spacing w:after="0"/>
+      </w:pPr>
+      <w:r>
+        <w:t>Increase them by 5%.</w:t>
+      </w:r>
+    </w:p>
+    <w:p>
+      <w:pPr>
+        <w:pStyle w:val="ListBullet"/>
+        <w:spacing w:after="0"/>
+      </w:pPr>
+      <w:r>
+        <w:t>Clip values to a maximum of 100.</w:t>
+      </w:r>
+    </w:p>
+    <w:p>
+      <w:pPr>
+        <w:pStyle w:val="ListBullet"/>
+        <w:spacing w:after="0"/>
+      </w:pPr>
+      <w:r>
+        <w:t>Round results to 1 decimal place.</w:t>
+      </w:r>
+    </w:p>
+    <w:p>
+      <w:pPr>
+        <w:pStyle w:val="ListBullet"/>
+        <w:spacing w:after="0"/>
+      </w:pPr>
+      <w:r>
+        <w:t>Return the updated array.</w:t>
+      </w:r>
+    </w:p>
+    <w:p>
+      <w:pPr>
+        <w:spacing w:before="100"/>
+      </w:pPr>
+      <w:r>
+        <w:rPr>
+          <w:b/>
+          <w:sz w:val="23"/>
+        </w:rPr>
+        <w:t>5. Categorize Movies</w:t>
+      </w:r>
+    </w:p>
+    <w:p>
+      <w:r>
+        <w:t>Labels movies based on rating thresholds.</w:t>
+      </w:r>
+    </w:p>
+    <w:p>
+      <w:pPr>
+        <w:spacing w:after="20"/>
+        <w:ind w:left="288"/>
+      </w:pPr>
+      <w:r>
+        <w:rPr>
+          <w:rFonts w:ascii="Courier New" w:hAnsi="Courier New"/>
+          <w:sz w:val="18"/>
+        </w:rPr>
+        <w:t>def categorize_movies(self, rating_array: np.ndarray) -&gt; np.ndarray:</w:t>
+      </w:r>
+    </w:p>
+    <w:p>
+      <w:r>
+        <w:t>Example Input:</w:t>
+      </w:r>
+    </w:p>
+    <w:p>
+      <w:pPr>
+        <w:spacing w:after="20"/>
+        <w:ind w:left="288"/>
+      </w:pPr>
+      <w:r>
+        <w:rPr>
+          <w:rFonts w:ascii="Courier New" w:hAnsi="Courier New"/>
+          <w:sz w:val="18"/>
+        </w:rPr>
+        <w:t>categorize_movies(np.array([85, 90, 78, 92, 88]))</w:t>
+      </w:r>
+    </w:p>
+    <w:p>
+      <w:r>
+        <w:t>Expected Output:</w:t>
+      </w:r>
+    </w:p>
+    <w:p>
+      <w:pPr>
+        <w:spacing w:after="20"/>
+        <w:ind w:left="288"/>
+      </w:pPr>
+      <w:r>
+        <w:rPr>
+          <w:rFonts w:ascii="Courier New" w:hAnsi="Courier New"/>
+          <w:sz w:val="18"/>
+        </w:rPr>
+        <w:t>["Good", "Excellent", "Needs Improvement", "Excellent", "Good"]</w:t>
+      </w:r>
+    </w:p>
+    <w:p>
+      <w:r>
+        <w:t>Implementation Flow:</w:t>
+      </w:r>
+    </w:p>
+    <w:p>
+      <w:pPr>
+        <w:pStyle w:val="ListBullet"/>
+        <w:spacing w:after="0"/>
+      </w:pPr>
+      <w:r>
+        <w:t>Use thresholds: ≥90 → "Excellent", 80–89 → "Good", &lt;80 → "Needs Improvement".</w:t>
+      </w:r>
+    </w:p>
+    <w:p>
+      <w:pPr>
+        <w:pStyle w:val="ListBullet"/>
+        <w:spacing w:after="0"/>
+      </w:pPr>
+      <w:r>
+        <w:t>Return the categorized result as a string array.</w:t>
+      </w:r>
+    </w:p>
+    <w:p>
+      <w:pPr>
+        <w:spacing w:before="100"/>
+      </w:pPr>
+      <w:r>
+        <w:rPr>
+          <w:b/>
+          <w:sz w:val="23"/>
+        </w:rPr>
+        <w:t>6. Format Ratings with Grade Notation</w:t>
+      </w:r>
+    </w:p>
+    <w:p>
+      <w:r>
+        <w:t>Returns grades as letters: A/B/C/D based on numeric ratings.</w:t>
+      </w:r>
+    </w:p>
+    <w:p>
+      <w:pPr>
+        <w:spacing w:after="20"/>
+        <w:ind w:left="288"/>
+      </w:pPr>
+      <w:r>
+        <w:rPr>
+          <w:rFonts w:ascii="Courier New" w:hAnsi="Courier New"/>
+          <w:sz w:val="18"/>
+        </w:rPr>
+        <w:t>def format_ratings_with_grades(self, rating_array: np.ndarray) -&gt; np.ndarray:</w:t>
+      </w:r>
+    </w:p>
+    <w:p>
+      <w:r>
+        <w:t>Example Input:</w:t>
+      </w:r>
+    </w:p>
+    <w:p>
+      <w:pPr>
+        <w:spacing w:after="20"/>
+        <w:ind w:left="288"/>
+      </w:pPr>
+      <w:r>
+        <w:rPr>
+          <w:rFonts w:ascii="Courier New" w:hAnsi="Courier New"/>
+          <w:sz w:val="18"/>
+        </w:rPr>
+        <w:t>format_ratings_with_grades(np.array([85, 90, 78, 92, 88]))</w:t>
+      </w:r>
+    </w:p>
+    <w:p>
+      <w:r>
+        <w:t>Expected Output:</w:t>
+      </w:r>
+    </w:p>
+    <w:p>
+      <w:pPr>
+        <w:spacing w:after="20"/>
+        <w:ind w:left="288"/>
+      </w:pPr>
+      <w:r>
+        <w:rPr>
+          <w:rFonts w:ascii="Courier New" w:hAnsi="Courier New"/>
+          <w:sz w:val="18"/>
+        </w:rPr>
+        <w:t>["B", "A", "C", "A", "B"]</w:t>
+      </w:r>
+    </w:p>
+    <w:p>
+      <w:r>
+        <w:t>Implementation Flow:</w:t>
+      </w:r>
+    </w:p>
+    <w:p>
+      <w:pPr>
+        <w:pStyle w:val="ListBullet"/>
+        <w:spacing w:after="0"/>
+      </w:pPr>
+      <w:r>
+        <w:t>Declare an empty list.</w:t>
+      </w:r>
+    </w:p>
+    <w:p>
+      <w:pPr>
+        <w:pStyle w:val="ListBullet"/>
+        <w:spacing w:after="0"/>
+      </w:pPr>
+      <w:r>
+        <w:t>Use a for loop to iterate over input and apply conditions.</w:t>
+      </w:r>
+    </w:p>
+    <w:p>
+      <w:pPr>
+        <w:pStyle w:val="ListBullet"/>
+        <w:spacing w:after="0"/>
+      </w:pPr>
+      <w:r>
+        <w:t>Map ratings: ≥90 → A, 80–89 → B, 70–79 → C, &lt;70 → D.</w:t>
+      </w:r>
+    </w:p>
+    <w:p>
+      <w:pPr>
+        <w:pStyle w:val="ListBullet"/>
+        <w:spacing w:after="0"/>
+      </w:pPr>
+      <w:r>
+        <w:t>Return grade labels as a string array.</w:t>
+      </w:r>
       <w:r>
         <w:br w:type="page"/>
       </w:r>
-      <w:bookmarkStart w:id="0" w:name="_GoBack"/>
-      <w:bookmarkEnd w:id="0"/>
     </w:p>
     <w:p>
       <w:pPr>
         <w:pStyle w:val="Heading1"/>
       </w:pPr>
       <w:r>
-        <w:lastRenderedPageBreak/>
-        <w:t>Question 2 – Movie Rating Analyzer using NumPy</w:t>
+        <w:t>Question 2</w:t>
+      </w:r>
+      <w:r>
+        <w:t xml:space="preserve"> – Library Inventory Management System</w:t>
       </w:r>
     </w:p>
     <w:p>
@@ -1231,10 +711,66 @@
     </w:p>
     <w:p>
       <w:r>
-        <w:t>A streaming platform tracks movie ratings using NumPy arrays, where each value represents a viewer rating (out of 100). You need to implement a system that processes this data</w:t>
-      </w:r>
-      <w:r>
-        <w:t>, validates it, performs aggregations, applies a bonus, and categorizes movies based on their ratings.</w:t>
+        <w:t>The Library Inventory System keeps track of book copies and supports:</w:t>
+      </w:r>
+    </w:p>
+    <w:p>
+      <w:pPr>
+        <w:pStyle w:val="ListBullet"/>
+        <w:spacing w:after="0"/>
+      </w:pPr>
+      <w:r>
+        <w:t>Adding books</w:t>
+      </w:r>
+    </w:p>
+    <w:p>
+      <w:pPr>
+        <w:pStyle w:val="ListBullet"/>
+        <w:spacing w:after="0"/>
+      </w:pPr>
+      <w:r>
+        <w:t>Updating available copies</w:t>
+      </w:r>
+    </w:p>
+    <w:p>
+      <w:pPr>
+        <w:pStyle w:val="ListBullet"/>
+        <w:spacing w:after="0"/>
+      </w:pPr>
+      <w:r>
+        <w:t>Retrieving book details</w:t>
+      </w:r>
+    </w:p>
+    <w:p>
+      <w:pPr>
+        <w:pStyle w:val="ListBullet"/>
+        <w:spacing w:after="0"/>
+      </w:pPr>
+      <w:r>
+        <w:t>Getting a list of available books</w:t>
+      </w:r>
+    </w:p>
+    <w:p>
+      <w:r>
+        <w:t>Each book is stored in a dictionary, where:</w:t>
+      </w:r>
+    </w:p>
+    <w:p>
+      <w:pPr>
+        <w:pStyle w:val="ListBullet"/>
+        <w:spacing w:after="0"/>
+      </w:pPr>
+      <w:r>
+        <w:t>Key → Book title</w:t>
+      </w:r>
+    </w:p>
+    <w:p>
+      <w:pPr>
+        <w:pStyle w:val="ListBullet"/>
+        <w:spacing w:after="0"/>
+      </w:pPr>
+      <w:r>
+        <w:t>Value → Available copy quantity</w:t>
       </w:r>
     </w:p>
     <w:p>
@@ -1259,7 +795,7 @@
           <w:rFonts w:ascii="Courier New" w:hAnsi="Courier New"/>
           <w:sz w:val="18"/>
         </w:rPr>
-        <w:t>class MovieRatingAnalyzer:</w:t>
+        <w:t>class LibraryInventorySystem:</w:t>
       </w:r>
     </w:p>
     <w:p>
@@ -1275,6 +811,11 @@
       </w:r>
     </w:p>
     <w:p>
+      <w:r>
+        <w:t>Note: If the test case of this function fails, all test cases will fail</w:t>
+      </w:r>
+    </w:p>
+    <w:p>
       <w:pPr>
         <w:spacing w:before="100"/>
       </w:pPr>
@@ -1283,12 +824,12 @@
           <w:b/>
           <w:sz w:val="23"/>
         </w:rPr>
-        <w:t>1. Create a Rating Array</w:t>
-      </w:r>
-    </w:p>
-    <w:p>
-      <w:r>
-        <w:t>Creates a NumPy array from a list of movie rating scores.</w:t>
+        <w:t>1. Add a New Book</w:t>
+      </w:r>
+    </w:p>
+    <w:p>
+      <w:r>
+        <w:t>Adds a book to the library with its available copy quantity.</w:t>
       </w:r>
     </w:p>
     <w:p>
@@ -1301,19 +842,30 @@
           <w:rFonts w:ascii="Courier New" w:hAnsi="Courier New"/>
           <w:sz w:val="18"/>
         </w:rPr>
-        <w:t xml:space="preserve">def </w:t>
-      </w:r>
+        <w:t>def add_book(self, book_title: str, quantity: int) -&gt; dict:</w:t>
+      </w:r>
+    </w:p>
+    <w:p>
+      <w:r>
+        <w:t>Example Input:</w:t>
+      </w:r>
+    </w:p>
+    <w:p>
+      <w:pPr>
+        <w:spacing w:after="20"/>
+        <w:ind w:left="288"/>
+      </w:pPr>
       <w:r>
         <w:rPr>
           <w:rFonts w:ascii="Courier New" w:hAnsi="Courier New"/>
           <w:sz w:val="18"/>
         </w:rPr>
-        <w:t>create_rating_array(self, ratings_array: list) -&gt; np.ndarray:</w:t>
-      </w:r>
-    </w:p>
-    <w:p>
-      <w:r>
-        <w:t>Example Input:</w:t>
+        <w:t>add_book({}, "Python Basics", 10)</w:t>
+      </w:r>
+    </w:p>
+    <w:p>
+      <w:r>
+        <w:t>Expected Output:</w:t>
       </w:r>
     </w:p>
     <w:p>
@@ -1326,12 +878,56 @@
           <w:rFonts w:ascii="Courier New" w:hAnsi="Courier New"/>
           <w:sz w:val="18"/>
         </w:rPr>
-        <w:t>create_rating_array([85, 90, 78, 92, 88])</w:t>
-      </w:r>
-    </w:p>
-    <w:p>
-      <w:r>
-        <w:t>Expected Output:</w:t>
+        <w:t>{'Python Basics': 10}</w:t>
+      </w:r>
+    </w:p>
+    <w:p>
+      <w:r>
+        <w:t>Implementation Flow:</w:t>
+      </w:r>
+    </w:p>
+    <w:p>
+      <w:pPr>
+        <w:pStyle w:val="ListBullet"/>
+        <w:spacing w:after="0"/>
+      </w:pPr>
+      <w:r>
+        <w:t>Check if the book already exists; if so, increase the quantity.</w:t>
+      </w:r>
+    </w:p>
+    <w:p>
+      <w:pPr>
+        <w:pStyle w:val="ListBullet"/>
+        <w:spacing w:after="0"/>
+      </w:pPr>
+      <w:r>
+        <w:t>Otherwise, add the book to the dictionary.</w:t>
+      </w:r>
+    </w:p>
+    <w:p>
+      <w:pPr>
+        <w:pStyle w:val="ListBullet"/>
+        <w:spacing w:after="0"/>
+      </w:pPr>
+      <w:r>
+        <w:t>Return the updated dictionary - format {book title: value}.</w:t>
+      </w:r>
+    </w:p>
+    <w:p>
+      <w:pPr>
+        <w:spacing w:before="100"/>
+      </w:pPr>
+      <w:r>
+        <w:rPr>
+          <w:b/>
+          <w:sz w:val="23"/>
+        </w:rPr>
+        <w:t>2. Update Book Quantity</w:t>
+      </w:r>
+    </w:p>
+    <w:p>
+      <w:r>
+        <w:t>Updates the available copy quantity of an existing book.</w:t>
       </w:r>
     </w:p>
     <w:p>
@@ -1344,7 +940,43 @@
           <w:rFonts w:ascii="Courier New" w:hAnsi="Courier New"/>
           <w:sz w:val="18"/>
         </w:rPr>
-        <w:t>[85, 90, 78, 92, 88]</w:t>
+        <w:t>def update_book_quantity(self, book_title: str, new_quantity: int) -&gt; dict:</w:t>
+      </w:r>
+    </w:p>
+    <w:p>
+      <w:r>
+        <w:t>Example Input:</w:t>
+      </w:r>
+    </w:p>
+    <w:p>
+      <w:pPr>
+        <w:spacing w:after="20"/>
+        <w:ind w:left="288"/>
+      </w:pPr>
+      <w:r>
+        <w:rPr>
+          <w:rFonts w:ascii="Courier New" w:hAnsi="Courier New"/>
+          <w:sz w:val="18"/>
+        </w:rPr>
+        <w:t>update_book_quantity({"Python Basics": 10}, "Python Basics", 15)</w:t>
+      </w:r>
+    </w:p>
+    <w:p>
+      <w:r>
+        <w:t>Expected Output:</w:t>
+      </w:r>
+    </w:p>
+    <w:p>
+      <w:pPr>
+        <w:spacing w:after="20"/>
+        <w:ind w:left="288"/>
+      </w:pPr>
+      <w:r>
+        <w:rPr>
+          <w:rFonts w:ascii="Courier New" w:hAnsi="Courier New"/>
+          <w:sz w:val="18"/>
+        </w:rPr>
+        <w:t>{'Python Basics': 15}</w:t>
       </w:r>
     </w:p>
     <w:p>
@@ -1358,7 +990,7 @@
         <w:spacing w:after="0"/>
       </w:pPr>
       <w:r>
-        <w:t>Convert the input list to a NumPy array of integer type.</w:t>
+        <w:t>Check if the book exists; if not, raise KeyError ("Not found").</w:t>
       </w:r>
     </w:p>
     <w:p>
@@ -1367,7 +999,16 @@
         <w:spacing w:after="0"/>
       </w:pPr>
       <w:r>
-        <w:t>Return the array.</w:t>
+        <w:t>Update the book's available quantity.</w:t>
+      </w:r>
+    </w:p>
+    <w:p>
+      <w:pPr>
+        <w:pStyle w:val="ListBullet"/>
+        <w:spacing w:after="0"/>
+      </w:pPr>
+      <w:r>
+        <w:t>Return the updated dictionary.</w:t>
       </w:r>
     </w:p>
     <w:p>
@@ -1379,19 +1020,101 @@
           <w:b/>
           <w:sz w:val="23"/>
         </w:rPr>
-        <w:t xml:space="preserve">2. </w:t>
-      </w:r>
+        <w:t>3. Retrieve Book Details</w:t>
+      </w:r>
+    </w:p>
+    <w:p>
+      <w:r>
+        <w:t>Fetches the available copy quantity of a specific book.</w:t>
+      </w:r>
+    </w:p>
+    <w:p>
+      <w:pPr>
+        <w:spacing w:after="20"/>
+        <w:ind w:left="288"/>
+      </w:pPr>
+      <w:r>
+        <w:rPr>
+          <w:rFonts w:ascii="Courier New" w:hAnsi="Courier New"/>
+          <w:sz w:val="18"/>
+        </w:rPr>
+        <w:t>def get_book_stock(self, book_title: str) -&gt; int:</w:t>
+      </w:r>
+    </w:p>
+    <w:p>
+      <w:r>
+        <w:t>Example Input:</w:t>
+      </w:r>
+    </w:p>
+    <w:p>
+      <w:pPr>
+        <w:spacing w:after="20"/>
+        <w:ind w:left="288"/>
+      </w:pPr>
+      <w:r>
+        <w:rPr>
+          <w:rFonts w:ascii="Courier New" w:hAnsi="Courier New"/>
+          <w:sz w:val="18"/>
+        </w:rPr>
+        <w:t>get_book_stock({"Python Basics": 15}, "Python Basics")</w:t>
+      </w:r>
+    </w:p>
+    <w:p>
+      <w:r>
+        <w:t>Expected Output:</w:t>
+      </w:r>
+    </w:p>
+    <w:p>
+      <w:pPr>
+        <w:spacing w:after="20"/>
+        <w:ind w:left="288"/>
+      </w:pPr>
+      <w:r>
+        <w:rPr>
+          <w:rFonts w:ascii="Courier New" w:hAnsi="Courier New"/>
+          <w:sz w:val="18"/>
+        </w:rPr>
+        <w:t>15</w:t>
+      </w:r>
+    </w:p>
+    <w:p>
+      <w:r>
+        <w:t>Implementation Flow:</w:t>
+      </w:r>
+    </w:p>
+    <w:p>
+      <w:pPr>
+        <w:pStyle w:val="ListBullet"/>
+        <w:spacing w:after="0"/>
+      </w:pPr>
+      <w:r>
+        <w:t>Check if the book exists; if not, raise KeyError ("Not found").</w:t>
+      </w:r>
+    </w:p>
+    <w:p>
+      <w:pPr>
+        <w:pStyle w:val="ListBullet"/>
+        <w:spacing w:after="0"/>
+      </w:pPr>
+      <w:r>
+        <w:t>Retrieve and return the available copy quantity.</w:t>
+      </w:r>
+    </w:p>
+    <w:p>
+      <w:pPr>
+        <w:spacing w:before="100"/>
+      </w:pPr>
       <w:r>
         <w:rPr>
           <w:b/>
           <w:sz w:val="23"/>
         </w:rPr>
-        <w:t>Validate Ratings</w:t>
-      </w:r>
-    </w:p>
-    <w:p>
-      <w:r>
-        <w:t>Checks if the rating array is valid: numeric and in the range 0–100.</w:t>
+        <w:t>4. Get List of Available Books</w:t>
+      </w:r>
+    </w:p>
+    <w:p>
+      <w:r>
+        <w:t>Returns a list of books that have copies available.</w:t>
       </w:r>
     </w:p>
     <w:p>
@@ -1404,7 +1127,7 @@
           <w:rFonts w:ascii="Courier New" w:hAnsi="Courier New"/>
           <w:sz w:val="18"/>
         </w:rPr>
-        <w:t>def validate_ratings(self, rating_array: np.ndarray) -&gt; bool:</w:t>
+        <w:t>def get_available_books(self) -&gt; list:</w:t>
       </w:r>
     </w:p>
     <w:p>
@@ -1422,7 +1145,7 @@
           <w:rFonts w:ascii="Courier New" w:hAnsi="Courier New"/>
           <w:sz w:val="18"/>
         </w:rPr>
-        <w:t>validate_ratings(np.array([85, 90, -78, 92, 88]))</w:t>
+        <w:t>get_available_books({"Python Basics": 15, "SQL Basics": 0, "Machine Learning": 5})</w:t>
       </w:r>
     </w:p>
     <w:p>
@@ -1440,7 +1163,7 @@
           <w:rFonts w:ascii="Courier New" w:hAnsi="Courier New"/>
           <w:sz w:val="18"/>
         </w:rPr>
-        <w:t>False</w:t>
+        <w:t>['Python Basics', 'Machine Learning']</w:t>
       </w:r>
     </w:p>
     <w:p>
@@ -1454,7 +1177,7 @@
         <w:spacing w:after="0"/>
       </w:pPr>
       <w:r>
-        <w:t>Check for non-empty array, return False if empty.</w:t>
+        <w:t>Iterate over the dictionary using an explicit loop.</w:t>
       </w:r>
     </w:p>
     <w:p>
@@ -1463,7 +1186,7 @@
         <w:spacing w:after="0"/>
       </w:pPr>
       <w:r>
-        <w:t>Ensure all values are between 0 and 100 (inclusive); return False if any value is outside the range (np.any).</w:t>
+        <w:t>Check each book's stock value.</w:t>
       </w:r>
     </w:p>
     <w:p>
@@ -1472,85 +1195,7 @@
         <w:spacing w:after="0"/>
       </w:pPr>
       <w:r>
-        <w:t>Return True.</w:t>
-      </w:r>
-    </w:p>
-    <w:p>
-      <w:pPr>
-        <w:spacing w:before="100"/>
-      </w:pPr>
-      <w:r>
-        <w:rPr>
-          <w:b/>
-          <w:sz w:val="23"/>
-        </w:rPr>
-        <w:t>3. Compute Rating Summary</w:t>
-      </w:r>
-    </w:p>
-    <w:p>
-      <w:r>
-        <w:t>Returns total, average, and highest rating.</w:t>
-      </w:r>
-    </w:p>
-    <w:p>
-      <w:pPr>
-        <w:spacing w:after="20"/>
-        <w:ind w:left="288"/>
-      </w:pPr>
-      <w:r>
-        <w:rPr>
-          <w:rFonts w:ascii="Courier New" w:hAnsi="Courier New"/>
-          <w:sz w:val="18"/>
-        </w:rPr>
-        <w:t>def compute_</w:t>
-      </w:r>
-      <w:r>
-        <w:rPr>
-          <w:rFonts w:ascii="Courier New" w:hAnsi="Courier New"/>
-          <w:sz w:val="18"/>
-        </w:rPr>
-        <w:t>rating_summary(self, rating_array: np.ndarray) -&gt; tuple:</w:t>
-      </w:r>
-    </w:p>
-    <w:p>
-      <w:r>
-        <w:t>Example Input:</w:t>
-      </w:r>
-    </w:p>
-    <w:p>
-      <w:pPr>
-        <w:spacing w:after="20"/>
-        <w:ind w:left="288"/>
-      </w:pPr>
-      <w:r>
-        <w:rPr>
-          <w:rFonts w:ascii="Courier New" w:hAnsi="Courier New"/>
-          <w:sz w:val="18"/>
-        </w:rPr>
-        <w:t>compute_rating_summary(np.array([85, 90, 78, 92, 88]))</w:t>
-      </w:r>
-    </w:p>
-    <w:p>
-      <w:r>
-        <w:t>Expected Output:</w:t>
-      </w:r>
-    </w:p>
-    <w:p>
-      <w:pPr>
-        <w:spacing w:after="20"/>
-        <w:ind w:left="288"/>
-      </w:pPr>
-      <w:r>
-        <w:rPr>
-          <w:rFonts w:ascii="Courier New" w:hAnsi="Courier New"/>
-          <w:sz w:val="18"/>
-        </w:rPr>
-        <w:t>(433, 86.6, 92)</w:t>
-      </w:r>
-    </w:p>
-    <w:p>
-      <w:r>
-        <w:t>Implementation Flow:</w:t>
+        <w:t>If stock &gt; 0, add the book to a result list.</w:t>
       </w:r>
     </w:p>
     <w:p>
@@ -1559,7 +1204,7 @@
         <w:spacing w:after="0"/>
       </w:pPr>
       <w:r>
-        <w:t>Convert input to a NumPy array of numeric type.</w:t>
+        <w:t>Do NOT return using one-line expressions.</w:t>
       </w:r>
     </w:p>
     <w:p>
@@ -1568,385 +1213,12 @@
         <w:spacing w:after="0"/>
       </w:pPr>
       <w:r>
-        <w:t xml:space="preserve">Compute Total = sum of all </w:t>
-      </w:r>
-      <w:r>
-        <w:t>ratings.</w:t>
-      </w:r>
-    </w:p>
-    <w:p>
-      <w:pPr>
-        <w:pStyle w:val="ListBullet"/>
-        <w:spacing w:after="0"/>
-      </w:pPr>
-      <w:r>
-        <w:t>Compute Average rounded to 1 decimal place.</w:t>
-      </w:r>
-    </w:p>
-    <w:p>
-      <w:pPr>
-        <w:pStyle w:val="ListBullet"/>
-        <w:spacing w:after="0"/>
-      </w:pPr>
-      <w:r>
-        <w:t>Compute Maximum value.</w:t>
-      </w:r>
-    </w:p>
-    <w:p>
-      <w:pPr>
-        <w:spacing w:before="100"/>
-      </w:pPr>
-      <w:r>
-        <w:rPr>
-          <w:b/>
-          <w:sz w:val="23"/>
-        </w:rPr>
-        <w:t>4. Apply Bonus</w:t>
-      </w:r>
-    </w:p>
-    <w:p>
-      <w:r>
-        <w:t>Adds a 5% bonus to ratings above 85, without exceeding 100.</w:t>
-      </w:r>
-    </w:p>
-    <w:p>
-      <w:pPr>
-        <w:spacing w:after="20"/>
-        <w:ind w:left="288"/>
-      </w:pPr>
-      <w:r>
-        <w:rPr>
-          <w:rFonts w:ascii="Courier New" w:hAnsi="Courier New"/>
-          <w:sz w:val="18"/>
-        </w:rPr>
-        <w:t>def apply_bonus(self, rating_array: np.ndarray) -&gt; np.ndarray:</w:t>
-      </w:r>
-    </w:p>
-    <w:p>
-      <w:r>
-        <w:t>Example Input:</w:t>
-      </w:r>
-    </w:p>
-    <w:p>
-      <w:pPr>
-        <w:spacing w:after="20"/>
-        <w:ind w:left="288"/>
-      </w:pPr>
-      <w:r>
-        <w:rPr>
-          <w:rFonts w:ascii="Courier New" w:hAnsi="Courier New"/>
-          <w:sz w:val="18"/>
-        </w:rPr>
-        <w:t>apply_bonus(np.array([85, 9</w:t>
-      </w:r>
-      <w:r>
-        <w:rPr>
-          <w:rFonts w:ascii="Courier New" w:hAnsi="Courier New"/>
-          <w:sz w:val="18"/>
-        </w:rPr>
-        <w:t>0, 78, 92, 88]))</w:t>
-      </w:r>
-    </w:p>
-    <w:p>
-      <w:r>
-        <w:t>Expected Output:</w:t>
-      </w:r>
-    </w:p>
-    <w:p>
-      <w:pPr>
-        <w:spacing w:after="20"/>
-        <w:ind w:left="288"/>
-      </w:pPr>
-      <w:r>
-        <w:rPr>
-          <w:rFonts w:ascii="Courier New" w:hAnsi="Courier New"/>
-          <w:sz w:val="18"/>
-        </w:rPr>
-        <w:t>[85.0, 94.5, 78.0, 96.6, 92.4]</w:t>
-      </w:r>
-    </w:p>
-    <w:p>
-      <w:r>
-        <w:t>Implementation Flow:</w:t>
-      </w:r>
-    </w:p>
-    <w:p>
-      <w:pPr>
-        <w:pStyle w:val="ListBullet"/>
-        <w:spacing w:after="0"/>
-      </w:pPr>
-      <w:r>
-        <w:t>Convert all elements to float datatype.</w:t>
-      </w:r>
-    </w:p>
-    <w:p>
-      <w:pPr>
-        <w:pStyle w:val="ListBullet"/>
-        <w:spacing w:after="0"/>
-      </w:pPr>
-      <w:r>
-        <w:t>Identify ratings &gt; 85.</w:t>
-      </w:r>
-    </w:p>
-    <w:p>
-      <w:pPr>
-        <w:pStyle w:val="ListBullet"/>
-        <w:spacing w:after="0"/>
-      </w:pPr>
-      <w:r>
-        <w:t>Increase them by 5%.</w:t>
-      </w:r>
-    </w:p>
-    <w:p>
-      <w:pPr>
-        <w:pStyle w:val="ListBullet"/>
-        <w:spacing w:after="0"/>
-      </w:pPr>
-      <w:r>
-        <w:t>Clip values to a maximum of 100.</w:t>
-      </w:r>
-    </w:p>
-    <w:p>
-      <w:pPr>
-        <w:pStyle w:val="ListBullet"/>
-        <w:spacing w:after="0"/>
-      </w:pPr>
-      <w:r>
-        <w:t>Round results to 1 decimal place.</w:t>
-      </w:r>
-    </w:p>
-    <w:p>
-      <w:pPr>
-        <w:pStyle w:val="ListBullet"/>
-        <w:spacing w:after="0"/>
-      </w:pPr>
-      <w:r>
-        <w:t xml:space="preserve">Return the updated </w:t>
-      </w:r>
-      <w:r>
-        <w:t>array.</w:t>
-      </w:r>
-    </w:p>
-    <w:p>
-      <w:pPr>
-        <w:spacing w:before="100"/>
-      </w:pPr>
-      <w:r>
-        <w:rPr>
-          <w:b/>
-          <w:sz w:val="23"/>
-        </w:rPr>
-        <w:t>5. Categorize Movies</w:t>
-      </w:r>
-    </w:p>
-    <w:p>
-      <w:r>
-        <w:t>Labels movies based on rating thresholds.</w:t>
-      </w:r>
-    </w:p>
-    <w:p>
-      <w:pPr>
-        <w:spacing w:after="20"/>
-        <w:ind w:left="288"/>
-      </w:pPr>
-      <w:r>
-        <w:rPr>
-          <w:rFonts w:ascii="Courier New" w:hAnsi="Courier New"/>
-          <w:sz w:val="18"/>
-        </w:rPr>
-        <w:t>def categorize_movies(self, rating_array: np.ndarray) -&gt; np.ndarray:</w:t>
-      </w:r>
-    </w:p>
-    <w:p>
-      <w:r>
-        <w:t>Example Input:</w:t>
-      </w:r>
-    </w:p>
-    <w:p>
-      <w:pPr>
-        <w:spacing w:after="20"/>
-        <w:ind w:left="288"/>
-      </w:pPr>
-      <w:r>
-        <w:rPr>
-          <w:rFonts w:ascii="Courier New" w:hAnsi="Courier New"/>
-          <w:sz w:val="18"/>
-        </w:rPr>
-        <w:t>categorize_movies(np.array([85, 90, 78, 92, 88]))</w:t>
-      </w:r>
-    </w:p>
-    <w:p>
-      <w:r>
-        <w:t>Expected Output:</w:t>
-      </w:r>
-    </w:p>
-    <w:p>
-      <w:pPr>
-        <w:spacing w:after="20"/>
-        <w:ind w:left="288"/>
-      </w:pPr>
-      <w:r>
-        <w:rPr>
-          <w:rFonts w:ascii="Courier New" w:hAnsi="Courier New"/>
-          <w:sz w:val="18"/>
-        </w:rPr>
-        <w:t xml:space="preserve">["Good", "Excellent", "Needs </w:t>
-      </w:r>
-      <w:r>
-        <w:rPr>
-          <w:rFonts w:ascii="Courier New" w:hAnsi="Courier New"/>
-          <w:sz w:val="18"/>
-        </w:rPr>
-        <w:t>Improvement", "Excellent", "Good"]</w:t>
-      </w:r>
-    </w:p>
-    <w:p>
-      <w:r>
-        <w:t>Implementation Flow:</w:t>
-      </w:r>
-    </w:p>
-    <w:p>
-      <w:pPr>
-        <w:pStyle w:val="ListBullet"/>
-        <w:spacing w:after="0"/>
-      </w:pPr>
-      <w:r>
-        <w:t>Use thresholds: ≥90 → "Excellent", 80–89 → "Good", &lt;80 → "Needs Improvement".</w:t>
-      </w:r>
-    </w:p>
-    <w:p>
-      <w:pPr>
-        <w:pStyle w:val="ListBullet"/>
-        <w:spacing w:after="0"/>
-      </w:pPr>
-      <w:r>
-        <w:t>Return the categorized result as a string array.</w:t>
-      </w:r>
-    </w:p>
-    <w:p>
-      <w:pPr>
-        <w:spacing w:before="100"/>
-      </w:pPr>
-      <w:r>
-        <w:rPr>
-          <w:b/>
-          <w:sz w:val="23"/>
-        </w:rPr>
-        <w:t>6. Format Ratings with Grade Notation</w:t>
-      </w:r>
-    </w:p>
-    <w:p>
-      <w:r>
-        <w:t xml:space="preserve">Returns grades as letters: A/B/C/D </w:t>
-      </w:r>
-      <w:r>
-        <w:t>based on numeric ratings.</w:t>
-      </w:r>
-    </w:p>
-    <w:p>
-      <w:pPr>
-        <w:spacing w:after="20"/>
-        <w:ind w:left="288"/>
-      </w:pPr>
-      <w:r>
-        <w:rPr>
-          <w:rFonts w:ascii="Courier New" w:hAnsi="Courier New"/>
-          <w:sz w:val="18"/>
-        </w:rPr>
-        <w:t>def format_ratings_with_grades(self, rating_array: np.ndarray) -&gt; np.ndarray:</w:t>
-      </w:r>
-    </w:p>
-    <w:p>
-      <w:r>
-        <w:t>Example Input:</w:t>
-      </w:r>
-    </w:p>
-    <w:p>
-      <w:pPr>
-        <w:spacing w:after="20"/>
-        <w:ind w:left="288"/>
-      </w:pPr>
-      <w:r>
-        <w:rPr>
-          <w:rFonts w:ascii="Courier New" w:hAnsi="Courier New"/>
-          <w:sz w:val="18"/>
-        </w:rPr>
-        <w:t>format_ratings_with_grades(np.array([85, 90, 78, 92, 88]))</w:t>
-      </w:r>
-    </w:p>
-    <w:p>
-      <w:r>
-        <w:t>Expected Output:</w:t>
-      </w:r>
-    </w:p>
-    <w:p>
-      <w:pPr>
-        <w:spacing w:after="20"/>
-        <w:ind w:left="288"/>
-      </w:pPr>
-      <w:r>
-        <w:rPr>
-          <w:rFonts w:ascii="Courier New" w:hAnsi="Courier New"/>
-          <w:sz w:val="18"/>
-        </w:rPr>
-        <w:t>["B", "A", "C", "A", "B"]</w:t>
-      </w:r>
-    </w:p>
-    <w:p>
-      <w:r>
-        <w:t>Implementation Flow:</w:t>
-      </w:r>
-    </w:p>
-    <w:p>
-      <w:pPr>
-        <w:pStyle w:val="ListBullet"/>
-        <w:spacing w:after="0"/>
-      </w:pPr>
-      <w:r>
-        <w:t>Declare an emp</w:t>
-      </w:r>
-      <w:r>
-        <w:t>ty list.</w:t>
-      </w:r>
-    </w:p>
-    <w:p>
-      <w:pPr>
-        <w:pStyle w:val="ListBullet"/>
-        <w:spacing w:after="0"/>
-      </w:pPr>
-      <w:r>
-        <w:t>Use a for loop to iterate over input and apply conditions.</w:t>
-      </w:r>
-    </w:p>
-    <w:p>
-      <w:pPr>
-        <w:pStyle w:val="ListBullet"/>
-        <w:spacing w:after="0"/>
-      </w:pPr>
-      <w:r>
-        <w:t>Map ratings: ≥90 → A, 80–89 → B, 70–79 → C, &lt;70 → D.</w:t>
-      </w:r>
-    </w:p>
-    <w:p>
-      <w:pPr>
-        <w:pStyle w:val="ListBullet"/>
-        <w:spacing w:after="0"/>
-      </w:pPr>
-      <w:r>
-        <w:t>Return grade labels as a string array.</w:t>
-      </w:r>
-    </w:p>
-    <w:p>
-      <w:r>
-        <w:br w:type="page"/>
-      </w:r>
-    </w:p>
-    <w:p>
-      <w:pPr>
-        <w:pStyle w:val="Heading1"/>
-      </w:pPr>
-      <w:r>
-        <w:t>Question 3 – Library Inventory Management System</w:t>
+        <w:t>Return the final list of available books.</w:t>
+      </w:r>
+    </w:p>
+    <w:p>
+      <w:r>
+        <w:t>Question 4 – Food Delivery Order Analyzer using Pandas</w:t>
       </w:r>
     </w:p>
     <w:p>
@@ -1963,10 +1235,7 @@
     </w:p>
     <w:p>
       <w:r>
-        <w:t>The Library Inventory Syste</w:t>
-      </w:r>
-      <w:r>
-        <w:t>m keeps track of book copies and supports:</w:t>
+        <w:t>A food-delivery analytics platform is analyzing delivery performance. You are provided with two datasets:</w:t>
       </w:r>
     </w:p>
     <w:p>
@@ -1975,7 +1244,7 @@
         <w:spacing w:after="0"/>
       </w:pPr>
       <w:r>
-        <w:t>Adding books</w:t>
+        <w:t>Delivery Log: OrderID, RestaurantCode, Area, DeliveryTime (in minutes)</w:t>
       </w:r>
     </w:p>
     <w:p>
@@ -1984,48 +1253,12 @@
         <w:spacing w:after="0"/>
       </w:pPr>
       <w:r>
-        <w:t>Updating available copies</w:t>
-      </w:r>
-    </w:p>
-    <w:p>
-      <w:pPr>
-        <w:pStyle w:val="ListBullet"/>
-        <w:spacing w:after="0"/>
-      </w:pPr>
-      <w:r>
-        <w:t>Retrieving book details</w:t>
-      </w:r>
-    </w:p>
-    <w:p>
-      <w:pPr>
-        <w:pStyle w:val="ListBullet"/>
-        <w:spacing w:after="0"/>
-      </w:pPr>
-      <w:r>
-        <w:t>Getting a list of available books</w:t>
-      </w:r>
-    </w:p>
-    <w:p>
-      <w:r>
-        <w:t>Each book is stored in a dictionary, where:</w:t>
-      </w:r>
-    </w:p>
-    <w:p>
-      <w:pPr>
-        <w:pStyle w:val="ListBullet"/>
-        <w:spacing w:after="0"/>
-      </w:pPr>
-      <w:r>
-        <w:t>Key → Book title</w:t>
-      </w:r>
-    </w:p>
-    <w:p>
-      <w:pPr>
-        <w:pStyle w:val="ListBullet"/>
-        <w:spacing w:after="0"/>
-      </w:pPr>
-      <w:r>
-        <w:t>Value → Available copy quantity</w:t>
+        <w:t>Restaurant Master: RestaurantCode, RestaurantName</w:t>
+      </w:r>
+    </w:p>
+    <w:p>
+      <w:r>
+        <w:t>Your task is to analyze delivery patterns using Pandas — including merging data, calculating average delivery times, identifying frequent delays, and filtering critical areas.</w:t>
       </w:r>
     </w:p>
     <w:p>
@@ -2050,14 +1283,7 @@
           <w:rFonts w:ascii="Courier New" w:hAnsi="Courier New"/>
           <w:sz w:val="18"/>
         </w:rPr>
-        <w:t xml:space="preserve">class </w:t>
-      </w:r>
-      <w:r>
-        <w:rPr>
-          <w:rFonts w:ascii="Courier New" w:hAnsi="Courier New"/>
-          <w:sz w:val="18"/>
-        </w:rPr>
-        <w:t>LibraryInventorySystem:</w:t>
+        <w:t>class DeliveryTimeAnalyzer:</w:t>
       </w:r>
     </w:p>
     <w:p>
@@ -2073,533 +1299,6 @@
       </w:r>
     </w:p>
     <w:p>
-      <w:r>
-        <w:t>Note: If the test case of this function fails, all test cases will fail</w:t>
-      </w:r>
-    </w:p>
-    <w:p>
-      <w:pPr>
-        <w:spacing w:before="100"/>
-      </w:pPr>
-      <w:r>
-        <w:rPr>
-          <w:b/>
-          <w:sz w:val="23"/>
-        </w:rPr>
-        <w:t>1. Add a New Book</w:t>
-      </w:r>
-    </w:p>
-    <w:p>
-      <w:r>
-        <w:t>Adds a book to the library with its available copy quantity.</w:t>
-      </w:r>
-    </w:p>
-    <w:p>
-      <w:pPr>
-        <w:spacing w:after="20"/>
-        <w:ind w:left="288"/>
-      </w:pPr>
-      <w:r>
-        <w:rPr>
-          <w:rFonts w:ascii="Courier New" w:hAnsi="Courier New"/>
-          <w:sz w:val="18"/>
-        </w:rPr>
-        <w:t>def add_book(self, book_title: str, quantity: int) -&gt; dict:</w:t>
-      </w:r>
-    </w:p>
-    <w:p>
-      <w:r>
-        <w:t>Example In</w:t>
-      </w:r>
-      <w:r>
-        <w:t>put:</w:t>
-      </w:r>
-    </w:p>
-    <w:p>
-      <w:pPr>
-        <w:spacing w:after="20"/>
-        <w:ind w:left="288"/>
-      </w:pPr>
-      <w:r>
-        <w:rPr>
-          <w:rFonts w:ascii="Courier New" w:hAnsi="Courier New"/>
-          <w:sz w:val="18"/>
-        </w:rPr>
-        <w:t>add_book({}, "Python Basics", 10)</w:t>
-      </w:r>
-    </w:p>
-    <w:p>
-      <w:r>
-        <w:t>Expected Output:</w:t>
-      </w:r>
-    </w:p>
-    <w:p>
-      <w:pPr>
-        <w:spacing w:after="20"/>
-        <w:ind w:left="288"/>
-      </w:pPr>
-      <w:r>
-        <w:rPr>
-          <w:rFonts w:ascii="Courier New" w:hAnsi="Courier New"/>
-          <w:sz w:val="18"/>
-        </w:rPr>
-        <w:t>{'Python Basics': 10}</w:t>
-      </w:r>
-    </w:p>
-    <w:p>
-      <w:r>
-        <w:t>Implementation Flow:</w:t>
-      </w:r>
-    </w:p>
-    <w:p>
-      <w:pPr>
-        <w:pStyle w:val="ListBullet"/>
-        <w:spacing w:after="0"/>
-      </w:pPr>
-      <w:r>
-        <w:t>Check if the book already exists; if so, increase the quantity.</w:t>
-      </w:r>
-    </w:p>
-    <w:p>
-      <w:pPr>
-        <w:pStyle w:val="ListBullet"/>
-        <w:spacing w:after="0"/>
-      </w:pPr>
-      <w:r>
-        <w:t>Otherwise, add the book to the dictionary.</w:t>
-      </w:r>
-    </w:p>
-    <w:p>
-      <w:pPr>
-        <w:pStyle w:val="ListBullet"/>
-        <w:spacing w:after="0"/>
-      </w:pPr>
-      <w:r>
-        <w:t xml:space="preserve">Return the updated dictionary - format {book </w:t>
-      </w:r>
-      <w:r>
-        <w:t>title: value}.</w:t>
-      </w:r>
-    </w:p>
-    <w:p>
-      <w:pPr>
-        <w:spacing w:before="100"/>
-      </w:pPr>
-      <w:r>
-        <w:rPr>
-          <w:b/>
-          <w:sz w:val="23"/>
-        </w:rPr>
-        <w:t>2. Update Book Quantity</w:t>
-      </w:r>
-    </w:p>
-    <w:p>
-      <w:r>
-        <w:t>Updates the available copy quantity of an existing book.</w:t>
-      </w:r>
-    </w:p>
-    <w:p>
-      <w:pPr>
-        <w:spacing w:after="20"/>
-        <w:ind w:left="288"/>
-      </w:pPr>
-      <w:r>
-        <w:rPr>
-          <w:rFonts w:ascii="Courier New" w:hAnsi="Courier New"/>
-          <w:sz w:val="18"/>
-        </w:rPr>
-        <w:t>def update_book_quantity(self, book_title: str, new_quantity: int) -&gt; dict:</w:t>
-      </w:r>
-    </w:p>
-    <w:p>
-      <w:r>
-        <w:t>Example Input:</w:t>
-      </w:r>
-    </w:p>
-    <w:p>
-      <w:pPr>
-        <w:spacing w:after="20"/>
-        <w:ind w:left="288"/>
-      </w:pPr>
-      <w:r>
-        <w:rPr>
-          <w:rFonts w:ascii="Courier New" w:hAnsi="Courier New"/>
-          <w:sz w:val="18"/>
-        </w:rPr>
-        <w:t>update_book_quantity({"Python Basics": 10}, "Python Basics", 15)</w:t>
-      </w:r>
-    </w:p>
-    <w:p>
-      <w:r>
-        <w:t>Expe</w:t>
-      </w:r>
-      <w:r>
-        <w:t>cted Output:</w:t>
-      </w:r>
-    </w:p>
-    <w:p>
-      <w:pPr>
-        <w:spacing w:after="20"/>
-        <w:ind w:left="288"/>
-      </w:pPr>
-      <w:r>
-        <w:rPr>
-          <w:rFonts w:ascii="Courier New" w:hAnsi="Courier New"/>
-          <w:sz w:val="18"/>
-        </w:rPr>
-        <w:t>{'Python Basics': 15}</w:t>
-      </w:r>
-    </w:p>
-    <w:p>
-      <w:r>
-        <w:t>Implementation Flow:</w:t>
-      </w:r>
-    </w:p>
-    <w:p>
-      <w:pPr>
-        <w:pStyle w:val="ListBullet"/>
-        <w:spacing w:after="0"/>
-      </w:pPr>
-      <w:r>
-        <w:t>Check if the book exists; if not, raise KeyError ("Not found").</w:t>
-      </w:r>
-    </w:p>
-    <w:p>
-      <w:pPr>
-        <w:pStyle w:val="ListBullet"/>
-        <w:spacing w:after="0"/>
-      </w:pPr>
-      <w:r>
-        <w:t>Update the book's available quantity.</w:t>
-      </w:r>
-    </w:p>
-    <w:p>
-      <w:pPr>
-        <w:pStyle w:val="ListBullet"/>
-        <w:spacing w:after="0"/>
-      </w:pPr>
-      <w:r>
-        <w:t>Return the updated dictionary.</w:t>
-      </w:r>
-    </w:p>
-    <w:p>
-      <w:pPr>
-        <w:spacing w:before="100"/>
-      </w:pPr>
-      <w:r>
-        <w:rPr>
-          <w:b/>
-          <w:sz w:val="23"/>
-        </w:rPr>
-        <w:t>3. Retrieve Book Details</w:t>
-      </w:r>
-    </w:p>
-    <w:p>
-      <w:r>
-        <w:t xml:space="preserve">Fetches the available copy quantity of a </w:t>
-      </w:r>
-      <w:r>
-        <w:t>specific book.</w:t>
-      </w:r>
-    </w:p>
-    <w:p>
-      <w:pPr>
-        <w:spacing w:after="20"/>
-        <w:ind w:left="288"/>
-      </w:pPr>
-      <w:r>
-        <w:rPr>
-          <w:rFonts w:ascii="Courier New" w:hAnsi="Courier New"/>
-          <w:sz w:val="18"/>
-        </w:rPr>
-        <w:t>def get_book_stock(self, book_title: str) -&gt; int:</w:t>
-      </w:r>
-    </w:p>
-    <w:p>
-      <w:r>
-        <w:t>Example Input:</w:t>
-      </w:r>
-    </w:p>
-    <w:p>
-      <w:pPr>
-        <w:spacing w:after="20"/>
-        <w:ind w:left="288"/>
-      </w:pPr>
-      <w:r>
-        <w:rPr>
-          <w:rFonts w:ascii="Courier New" w:hAnsi="Courier New"/>
-          <w:sz w:val="18"/>
-        </w:rPr>
-        <w:t>get_book_stock({"Python Basics": 15}, "Python Basics")</w:t>
-      </w:r>
-    </w:p>
-    <w:p>
-      <w:r>
-        <w:t>Expected Output:</w:t>
-      </w:r>
-    </w:p>
-    <w:p>
-      <w:pPr>
-        <w:spacing w:after="20"/>
-        <w:ind w:left="288"/>
-      </w:pPr>
-      <w:r>
-        <w:rPr>
-          <w:rFonts w:ascii="Courier New" w:hAnsi="Courier New"/>
-          <w:sz w:val="18"/>
-        </w:rPr>
-        <w:t>15</w:t>
-      </w:r>
-    </w:p>
-    <w:p>
-      <w:r>
-        <w:t>Implementation Flow:</w:t>
-      </w:r>
-    </w:p>
-    <w:p>
-      <w:pPr>
-        <w:pStyle w:val="ListBullet"/>
-        <w:spacing w:after="0"/>
-      </w:pPr>
-      <w:r>
-        <w:t>Check if the book exists; if not, raise KeyError ("Not found").</w:t>
-      </w:r>
-    </w:p>
-    <w:p>
-      <w:pPr>
-        <w:pStyle w:val="ListBullet"/>
-        <w:spacing w:after="0"/>
-      </w:pPr>
-      <w:r>
-        <w:t>Retrieve and ret</w:t>
-      </w:r>
-      <w:r>
-        <w:t>urn the available copy quantity.</w:t>
-      </w:r>
-    </w:p>
-    <w:p>
-      <w:pPr>
-        <w:spacing w:before="100"/>
-      </w:pPr>
-      <w:r>
-        <w:rPr>
-          <w:b/>
-          <w:sz w:val="23"/>
-        </w:rPr>
-        <w:t>4. Get List of Available Books</w:t>
-      </w:r>
-    </w:p>
-    <w:p>
-      <w:r>
-        <w:t>Returns a list of books that have copies available.</w:t>
-      </w:r>
-    </w:p>
-    <w:p>
-      <w:pPr>
-        <w:spacing w:after="20"/>
-        <w:ind w:left="288"/>
-      </w:pPr>
-      <w:r>
-        <w:rPr>
-          <w:rFonts w:ascii="Courier New" w:hAnsi="Courier New"/>
-          <w:sz w:val="18"/>
-        </w:rPr>
-        <w:t>def get_available_books(self) -&gt; list:</w:t>
-      </w:r>
-    </w:p>
-    <w:p>
-      <w:r>
-        <w:t>Example Input:</w:t>
-      </w:r>
-    </w:p>
-    <w:p>
-      <w:pPr>
-        <w:spacing w:after="20"/>
-        <w:ind w:left="288"/>
-      </w:pPr>
-      <w:r>
-        <w:rPr>
-          <w:rFonts w:ascii="Courier New" w:hAnsi="Courier New"/>
-          <w:sz w:val="18"/>
-        </w:rPr>
-        <w:t>get_available_books({"Python Basics": 15, "SQL Basics": 0, "Machine Learning": 5})</w:t>
-      </w:r>
-    </w:p>
-    <w:p>
-      <w:r>
-        <w:t>Exp</w:t>
-      </w:r>
-      <w:r>
-        <w:t>ected Output:</w:t>
-      </w:r>
-    </w:p>
-    <w:p>
-      <w:pPr>
-        <w:spacing w:after="20"/>
-        <w:ind w:left="288"/>
-      </w:pPr>
-      <w:r>
-        <w:rPr>
-          <w:rFonts w:ascii="Courier New" w:hAnsi="Courier New"/>
-          <w:sz w:val="18"/>
-        </w:rPr>
-        <w:t>['Python Basics', 'Machine Learning']</w:t>
-      </w:r>
-    </w:p>
-    <w:p>
-      <w:r>
-        <w:t>Implementation Flow:</w:t>
-      </w:r>
-    </w:p>
-    <w:p>
-      <w:pPr>
-        <w:pStyle w:val="ListBullet"/>
-        <w:spacing w:after="0"/>
-      </w:pPr>
-      <w:r>
-        <w:t>Iterate over the dictionary using an explicit loop.</w:t>
-      </w:r>
-    </w:p>
-    <w:p>
-      <w:pPr>
-        <w:pStyle w:val="ListBullet"/>
-        <w:spacing w:after="0"/>
-      </w:pPr>
-      <w:r>
-        <w:t>Check each book's stock value.</w:t>
-      </w:r>
-    </w:p>
-    <w:p>
-      <w:pPr>
-        <w:pStyle w:val="ListBullet"/>
-        <w:spacing w:after="0"/>
-      </w:pPr>
-      <w:r>
-        <w:t>If stock &gt; 0, add the book to a result list.</w:t>
-      </w:r>
-    </w:p>
-    <w:p>
-      <w:pPr>
-        <w:pStyle w:val="ListBullet"/>
-        <w:spacing w:after="0"/>
-      </w:pPr>
-      <w:r>
-        <w:t>Do NOT return using one-line expressions.</w:t>
-      </w:r>
-    </w:p>
-    <w:p>
-      <w:pPr>
-        <w:pStyle w:val="ListBullet"/>
-        <w:spacing w:after="0"/>
-      </w:pPr>
-      <w:r>
-        <w:t>Return the fi</w:t>
-      </w:r>
-      <w:r>
-        <w:t>nal list of available books.</w:t>
-      </w:r>
-    </w:p>
-    <w:p>
-      <w:r>
-        <w:br w:type="page"/>
-      </w:r>
-    </w:p>
-    <w:p>
-      <w:pPr>
-        <w:pStyle w:val="Heading1"/>
-      </w:pPr>
-      <w:r>
-        <w:t>Question 4 – Food Delivery Order Analyzer using Pandas</w:t>
-      </w:r>
-    </w:p>
-    <w:p>
-      <w:pPr>
-        <w:spacing w:before="80" w:after="40"/>
-      </w:pPr>
-      <w:r>
-        <w:rPr>
-          <w:b/>
-          <w:sz w:val="22"/>
-        </w:rPr>
-        <w:t>Problem Statement</w:t>
-      </w:r>
-    </w:p>
-    <w:p>
-      <w:r>
-        <w:t>A food-delivery analytics platform is analyzing delivery performance. You are provided with two datasets:</w:t>
-      </w:r>
-    </w:p>
-    <w:p>
-      <w:pPr>
-        <w:pStyle w:val="ListBullet"/>
-        <w:spacing w:after="0"/>
-      </w:pPr>
-      <w:r>
-        <w:t xml:space="preserve">Delivery Log: OrderID, RestaurantCode, Area, </w:t>
-      </w:r>
-      <w:r>
-        <w:t>DeliveryTime (in minutes)</w:t>
-      </w:r>
-    </w:p>
-    <w:p>
-      <w:pPr>
-        <w:pStyle w:val="ListBullet"/>
-        <w:spacing w:after="0"/>
-      </w:pPr>
-      <w:r>
-        <w:t>Restaurant Master: RestaurantCode, RestaurantName</w:t>
-      </w:r>
-    </w:p>
-    <w:p>
-      <w:r>
-        <w:t>Your task is to analyze delivery patterns using Pandas — including merging data, calculating average delivery times, identifying frequent delays, and filtering critical areas.</w:t>
-      </w:r>
-    </w:p>
-    <w:p>
-      <w:pPr>
-        <w:spacing w:before="80" w:after="40"/>
-      </w:pPr>
-      <w:r>
-        <w:rPr>
-          <w:b/>
-          <w:sz w:val="22"/>
-        </w:rPr>
-        <w:t>Clas</w:t>
-      </w:r>
-      <w:r>
-        <w:rPr>
-          <w:b/>
-          <w:sz w:val="22"/>
-        </w:rPr>
-        <w:t>s</w:t>
-      </w:r>
-    </w:p>
-    <w:p>
-      <w:pPr>
-        <w:spacing w:after="20"/>
-        <w:ind w:left="288"/>
-      </w:pPr>
-      <w:r>
-        <w:rPr>
-          <w:rFonts w:ascii="Courier New" w:hAnsi="Courier New"/>
-          <w:sz w:val="18"/>
-        </w:rPr>
-        <w:t>class DeliveryTimeAnalyzer:</w:t>
-      </w:r>
-    </w:p>
-    <w:p>
-      <w:pPr>
-        <w:spacing w:before="80" w:after="40"/>
-      </w:pPr>
-      <w:r>
-        <w:rPr>
-          <w:b/>
-          <w:sz w:val="22"/>
-        </w:rPr>
-        <w:t>Operations</w:t>
-      </w:r>
-    </w:p>
-    <w:p>
       <w:pPr>
         <w:spacing w:before="100"/>
       </w:pPr>
@@ -2652,12 +1351,6 @@
           <w:sz w:val="18"/>
         </w:rPr>
         <w:br/>
-      </w:r>
-      <w:r>
-        <w:rPr>
-          <w:rFonts w:ascii="Courier New" w:hAnsi="Courier New"/>
-          <w:sz w:val="18"/>
-        </w:rPr>
         <w:t xml:space="preserve">    [301, "RF", "Andheri-Mumbai", 30],</w:t>
       </w:r>
       <w:r>
@@ -2716,14 +1409,7 @@
           <w:sz w:val="18"/>
         </w:rPr>
         <w:br/>
-        <w:t xml:space="preserve">1 302      TB     </w:t>
-      </w:r>
-      <w:r>
-        <w:rPr>
-          <w:rFonts w:ascii="Courier New" w:hAnsi="Courier New"/>
-          <w:sz w:val="18"/>
-        </w:rPr>
-        <w:t xml:space="preserve">          Bandra-Mumbai    60</w:t>
+        <w:t>1 302      TB               Bandra-Mumbai    60</w:t>
       </w:r>
       <w:r>
         <w:rPr>
@@ -2762,10 +1448,7 @@
     </w:p>
     <w:p>
       <w:r>
-        <w:t>Creates a DataFrame from master</w:t>
-      </w:r>
-      <w:r>
-        <w:t xml:space="preserve"> restaurant details.</w:t>
+        <w:t>Creates a DataFrame from master restaurant details.</w:t>
       </w:r>
     </w:p>
     <w:p>
@@ -2846,14 +1529,7 @@
           <w:sz w:val="18"/>
         </w:rPr>
         <w:br/>
-        <w:t xml:space="preserve">0 RF  </w:t>
-      </w:r>
-      <w:r>
-        <w:rPr>
-          <w:rFonts w:ascii="Courier New" w:hAnsi="Courier New"/>
-          <w:sz w:val="18"/>
-        </w:rPr>
-        <w:t xml:space="preserve">            Royal Foods</w:t>
+        <w:t>0 RF              Royal Foods</w:t>
       </w:r>
       <w:r>
         <w:rPr>
@@ -2892,10 +1568,7 @@
     </w:p>
     <w:p>
       <w:r>
-        <w:t xml:space="preserve">Returns a DataFrame by merging delivery log with restaurant </w:t>
-      </w:r>
-      <w:r>
-        <w:t>master.</w:t>
+        <w:t>Returns a DataFrame by merging delivery log with restaurant master.</w:t>
       </w:r>
     </w:p>
     <w:p>
@@ -2944,14 +1617,7 @@
           <w:rFonts w:ascii="Courier New" w:hAnsi="Courier New"/>
           <w:sz w:val="18"/>
         </w:rPr>
-        <w:t>OrderID  RestaurantCode  Area             Delive</w:t>
-      </w:r>
-      <w:r>
-        <w:rPr>
-          <w:rFonts w:ascii="Courier New" w:hAnsi="Courier New"/>
-          <w:sz w:val="18"/>
-        </w:rPr>
-        <w:t>ryTime  RestaurantName</w:t>
+        <w:t>OrderID  RestaurantCode  Area             DeliveryTime  RestaurantName</w:t>
       </w:r>
       <w:r>
         <w:rPr>
@@ -2980,10 +1646,7 @@
     </w:p>
     <w:p>
       <w:r>
-        <w:t>Implementation Fl</w:t>
-      </w:r>
-      <w:r>
-        <w:t>ow:</w:t>
+        <w:t>Implementation Flow:</w:t>
       </w:r>
     </w:p>
     <w:p>
@@ -3040,14 +1703,7 @@
           <w:rFonts w:ascii="Courier New" w:hAnsi="Courier New"/>
           <w:sz w:val="18"/>
         </w:rPr>
-        <w:t xml:space="preserve">def average_delivery_by_restaurant(self, merged_df: pd.DataFrame) -&gt; </w:t>
-      </w:r>
-      <w:r>
-        <w:rPr>
-          <w:rFonts w:ascii="Courier New" w:hAnsi="Courier New"/>
-          <w:sz w:val="18"/>
-        </w:rPr>
-        <w:t>pd.DataFrame:</w:t>
+        <w:t>def average_delivery_by_restaurant(self, merged_df: pd.DataFrame) -&gt; pd.DataFrame:</w:t>
       </w:r>
     </w:p>
     <w:p>
@@ -3122,10 +1778,7 @@
         <w:spacing w:after="0"/>
       </w:pPr>
       <w:r>
-        <w:t xml:space="preserve">Use </w:t>
-      </w:r>
-      <w:r>
-        <w:t>.reset_index() and rename the result column to "Average Delivery".</w:t>
+        <w:t>Use .reset_index() and rename the result column to "Average Delivery".</w:t>
       </w:r>
     </w:p>
     <w:p>
@@ -3155,14 +1808,7 @@
           <w:rFonts w:ascii="Courier New" w:hAnsi="Courier New"/>
           <w:sz w:val="18"/>
         </w:rPr>
-        <w:t>def filter_slow_deliveries(self, delivery_log_df: pd.DataFrame, threshold: int) -&gt;</w:t>
-      </w:r>
-      <w:r>
-        <w:rPr>
-          <w:rFonts w:ascii="Courier New" w:hAnsi="Courier New"/>
-          <w:sz w:val="18"/>
-        </w:rPr>
-        <w:t xml:space="preserve"> pd.DataFrame:</w:t>
+        <w:t>def filter_slow_deliveries(self, delivery_log_df: pd.DataFrame, threshold: int) -&gt; pd.DataFrame:</w:t>
       </w:r>
     </w:p>
     <w:p>
@@ -3223,10 +1869,7 @@
     </w:p>
     <w:p>
       <w:r>
-        <w:t xml:space="preserve">Returns a single-row DataFrame </w:t>
-      </w:r>
-      <w:r>
-        <w:t>with the area having the highest average delivery time.</w:t>
+        <w:t>Returns a single-row DataFrame with the area having the highest average delivery time.</w:t>
       </w:r>
     </w:p>
     <w:p>
@@ -3283,14 +1926,7 @@
           <w:sz w:val="18"/>
         </w:rPr>
         <w:br/>
-        <w:t xml:space="preserve">0 Bandra-Mumbai </w:t>
-      </w:r>
-      <w:r>
-        <w:rPr>
-          <w:rFonts w:ascii="Courier New" w:hAnsi="Courier New"/>
-          <w:sz w:val="18"/>
-        </w:rPr>
-        <w:t xml:space="preserve"> 60.0</w:t>
+        <w:t>0 Bandra-Mumbai  60.0</w:t>
       </w:r>
     </w:p>
     <w:p>
@@ -3331,10 +1967,7 @@
         <w:spacing w:after="0"/>
       </w:pPr>
       <w:r>
-        <w:t xml:space="preserve">Sort descending and use .head(1) </w:t>
-      </w:r>
-      <w:r>
-        <w:t>to return the slowest area.</w:t>
+        <w:t>Sort descending and use .head(1) to return the slowest area.</w:t>
       </w:r>
     </w:p>
     <w:p>
@@ -3343,20 +1976,64 @@
         <w:spacing w:after="0"/>
       </w:pPr>
       <w:r>
-        <w:t>Use reset_index(drop=True) in sort.</w:t>
-      </w:r>
-    </w:p>
-    <w:p>
-      <w:r>
-        <w:br w:type="page"/>
-      </w:r>
+        <w:t>Use reset_index(drop=True) in sort</w:t>
+      </w:r>
+    </w:p>
+    <w:p>
+      <w:pPr>
+        <w:pStyle w:val="ListBullet"/>
+        <w:numPr>
+          <w:ilvl w:val="0"/>
+          <w:numId w:val="0"/>
+        </w:numPr>
+        <w:spacing w:after="0"/>
+        <w:ind w:left="360"/>
+      </w:pPr>
+    </w:p>
+    <w:p>
+      <w:pPr>
+        <w:pStyle w:val="ListBullet"/>
+        <w:numPr>
+          <w:ilvl w:val="0"/>
+          <w:numId w:val="0"/>
+        </w:numPr>
+        <w:spacing w:after="0"/>
+        <w:ind w:left="360"/>
+      </w:pPr>
+    </w:p>
+    <w:p>
+      <w:pPr>
+        <w:pStyle w:val="ListBullet"/>
+        <w:numPr>
+          <w:ilvl w:val="0"/>
+          <w:numId w:val="0"/>
+        </w:numPr>
+        <w:spacing w:after="0"/>
+        <w:ind w:left="360"/>
+      </w:pPr>
+    </w:p>
+    <w:p>
+      <w:pPr>
+        <w:pStyle w:val="ListBullet"/>
+        <w:numPr>
+          <w:ilvl w:val="0"/>
+          <w:numId w:val="0"/>
+        </w:numPr>
+        <w:spacing w:after="0"/>
+        <w:ind w:left="360"/>
+      </w:pPr>
     </w:p>
     <w:p>
       <w:pPr>
         <w:pStyle w:val="Heading1"/>
       </w:pPr>
       <w:r>
-        <w:t>Question 5 – Fastest Score per Game</w:t>
+        <w:t>Question 3</w:t>
+      </w:r>
+      <w:bookmarkStart w:id="0" w:name="_GoBack"/>
+      <w:bookmarkEnd w:id="0"/>
+      <w:r>
+        <w:t xml:space="preserve"> – Food Delivery Order Analyzer using Pandas</w:t>
       </w:r>
     </w:p>
     <w:p>
@@ -3373,15 +2050,7 @@
     </w:p>
     <w:p>
       <w:r>
-        <w:t>An online gaming platform maintains match performance data for multiple games. Each game has multiple players participating, and each pl</w:t>
-      </w:r>
-      <w:r>
-        <w:t>ayer's score is stored in the Scores table.</w:t>
-      </w:r>
-    </w:p>
-    <w:p>
-      <w:r>
-        <w:t>You are asked to generate a report that, for every recorded score, shows:</w:t>
+        <w:t>A food-delivery analytics platform is analyzing delivery performance. You are provided with two datasets:</w:t>
       </w:r>
     </w:p>
     <w:p>
@@ -3390,7 +2059,7 @@
         <w:spacing w:after="0"/>
       </w:pPr>
       <w:r>
-        <w:t>The game name</w:t>
+        <w:t>Delivery Log: OrderID, RestaurantCode, Area, DeliveryTime (in minutes)</w:t>
       </w:r>
     </w:p>
     <w:p>
@@ -3399,46 +2068,12 @@
         <w:spacing w:after="0"/>
       </w:pPr>
       <w:r>
-        <w:t>The player name</w:t>
-      </w:r>
-    </w:p>
-    <w:p>
-      <w:pPr>
-        <w:pStyle w:val="ListBullet"/>
-        <w:spacing w:after="0"/>
-      </w:pPr>
-      <w:r>
-        <w:t>The score</w:t>
-      </w:r>
-    </w:p>
-    <w:p>
-      <w:pPr>
-        <w:pStyle w:val="ListBullet"/>
-        <w:spacing w:after="0"/>
-      </w:pPr>
-      <w:r>
-        <w:t>The rank of that performance within the game, based on score (highest = rank 1)</w:t>
-      </w:r>
-    </w:p>
-    <w:p>
-      <w:r>
-        <w:t>Only include resul</w:t>
-      </w:r>
-      <w:r>
-        <w:t>ts where status = 'Recorded'.</w:t>
-      </w:r>
-    </w:p>
-    <w:p>
-      <w:r>
-        <w:t>Use ROW_NUMBER (not RANK), so that even if two players have the same score in the same game, they still get different ranks.</w:t>
-      </w:r>
-    </w:p>
-    <w:p>
-      <w:r>
-        <w:t xml:space="preserve">TIP: Apply ROW_NUMBER(), ordered by score DESC and player_name to break ties, to assign unique and </w:t>
-      </w:r>
-      <w:r>
-        <w:t>consistent rank.</w:t>
+        <w:t>Restaurant Master: RestaurantCode, RestaurantName</w:t>
+      </w:r>
+    </w:p>
+    <w:p>
+      <w:r>
+        <w:t>Your task is to analyze delivery patterns using Pandas — including merging data, calculating average delivery times, identifying frequent delays, and filtering critical areas.</w:t>
       </w:r>
     </w:p>
     <w:p>
@@ -3450,43 +2085,20 @@
           <w:b/>
           <w:sz w:val="22"/>
         </w:rPr>
-        <w:t>Required Output Columns</w:t>
-      </w:r>
-    </w:p>
-    <w:p>
-      <w:pPr>
-        <w:pStyle w:val="ListBullet"/>
-        <w:spacing w:after="0"/>
-      </w:pPr>
-      <w:r>
-        <w:t>game_name</w:t>
-      </w:r>
-    </w:p>
-    <w:p>
-      <w:pPr>
-        <w:pStyle w:val="ListBullet"/>
-        <w:spacing w:after="0"/>
-      </w:pPr>
-      <w:r>
-        <w:t>player_name</w:t>
-      </w:r>
-    </w:p>
-    <w:p>
-      <w:pPr>
-        <w:pStyle w:val="ListBullet"/>
-        <w:spacing w:after="0"/>
-      </w:pPr>
-      <w:r>
-        <w:t>score</w:t>
-      </w:r>
-    </w:p>
-    <w:p>
-      <w:pPr>
-        <w:pStyle w:val="ListBullet"/>
-        <w:spacing w:after="0"/>
-      </w:pPr>
-      <w:r>
-        <w:t>rank_in_game</w:t>
+        <w:t>Class</w:t>
+      </w:r>
+    </w:p>
+    <w:p>
+      <w:pPr>
+        <w:spacing w:after="20"/>
+        <w:ind w:left="288"/>
+      </w:pPr>
+      <w:r>
+        <w:rPr>
+          <w:rFonts w:ascii="Courier New" w:hAnsi="Courier New"/>
+          <w:sz w:val="18"/>
+        </w:rPr>
+        <w:t>class DeliveryTimeAnalyzer:</w:t>
       </w:r>
     </w:p>
     <w:p>
@@ -3498,2168 +2110,706 @@
           <w:b/>
           <w:sz w:val="22"/>
         </w:rPr>
-        <w:t>Schema Details</w:t>
-      </w:r>
-    </w:p>
-    <w:p>
+        <w:t>Operations</w:t>
+      </w:r>
+    </w:p>
+    <w:p>
+      <w:pPr>
+        <w:spacing w:before="100"/>
+      </w:pPr>
       <w:r>
         <w:rPr>
           <w:b/>
+          <w:sz w:val="23"/>
         </w:rPr>
-        <w:t>1. Games</w:t>
-      </w:r>
-    </w:p>
-    <w:tbl>
-      <w:tblPr>
-        <w:tblStyle w:val="TableGrid"/>
-        <w:tblW w:w="0" w:type="auto"/>
-        <w:jc w:val="center"/>
-        <w:tblLook w:val="04A0" w:firstRow="1" w:lastRow="0" w:firstColumn="1" w:lastColumn="0" w:noHBand="0" w:noVBand="1"/>
-      </w:tblPr>
-      <w:tblGrid>
-        <w:gridCol w:w="3456"/>
-        <w:gridCol w:w="3456"/>
-        <w:gridCol w:w="3456"/>
-      </w:tblGrid>
-      <w:tr>
-        <w:trPr>
-          <w:jc w:val="center"/>
-        </w:trPr>
-        <w:tc>
-          <w:tcPr>
-            <w:tcW w:w="3456" w:type="dxa"/>
-            <w:shd w:val="clear" w:color="auto" w:fill="FFF2CC"/>
-            <w:vAlign w:val="center"/>
-          </w:tcPr>
-          <w:p>
-            <w:r>
-              <w:rPr>
-                <w:b/>
-                <w:sz w:val="17"/>
-              </w:rPr>
-              <w:t>Column Name</w:t>
-            </w:r>
-          </w:p>
-        </w:tc>
-        <w:tc>
-          <w:tcPr>
-            <w:tcW w:w="3456" w:type="dxa"/>
-            <w:shd w:val="clear" w:color="auto" w:fill="FFF2CC"/>
-            <w:vAlign w:val="center"/>
-          </w:tcPr>
-          <w:p>
-            <w:r>
-              <w:rPr>
-                <w:b/>
-                <w:sz w:val="17"/>
-              </w:rPr>
-              <w:t>Data Type</w:t>
-            </w:r>
-          </w:p>
-        </w:tc>
-        <w:tc>
-          <w:tcPr>
-            <w:tcW w:w="3456" w:type="dxa"/>
-            <w:shd w:val="clear" w:color="auto" w:fill="FFF2CC"/>
-            <w:vAlign w:val="center"/>
-          </w:tcPr>
-          <w:p>
-            <w:r>
-              <w:rPr>
-                <w:b/>
-                <w:sz w:val="17"/>
-              </w:rPr>
-              <w:t>Description</w:t>
-            </w:r>
-          </w:p>
-        </w:tc>
-      </w:tr>
-      <w:tr>
-        <w:trPr>
-          <w:jc w:val="center"/>
-        </w:trPr>
-        <w:tc>
-          <w:tcPr>
-            <w:tcW w:w="3456" w:type="dxa"/>
-            <w:vAlign w:val="center"/>
-          </w:tcPr>
-          <w:p>
-            <w:r>
-              <w:rPr>
-                <w:sz w:val="17"/>
-              </w:rPr>
-              <w:t>game_id</w:t>
-            </w:r>
-          </w:p>
-        </w:tc>
-        <w:tc>
-          <w:tcPr>
-            <w:tcW w:w="3456" w:type="dxa"/>
-            <w:vAlign w:val="center"/>
-          </w:tcPr>
-          <w:p>
-            <w:r>
-              <w:rPr>
-                <w:sz w:val="17"/>
-              </w:rPr>
-              <w:t>INT (PK)</w:t>
-            </w:r>
-          </w:p>
-        </w:tc>
-        <w:tc>
-          <w:tcPr>
-            <w:tcW w:w="3456" w:type="dxa"/>
-            <w:vAlign w:val="center"/>
-          </w:tcPr>
-          <w:p>
-            <w:r>
-              <w:rPr>
-                <w:sz w:val="17"/>
-              </w:rPr>
-              <w:t>Unique game ID</w:t>
-            </w:r>
-          </w:p>
-        </w:tc>
-      </w:tr>
-      <w:tr>
-        <w:trPr>
-          <w:jc w:val="center"/>
-        </w:trPr>
-        <w:tc>
-          <w:tcPr>
-            <w:tcW w:w="3456" w:type="dxa"/>
-            <w:vAlign w:val="center"/>
-          </w:tcPr>
-          <w:p>
-            <w:r>
-              <w:rPr>
-                <w:sz w:val="17"/>
-              </w:rPr>
-              <w:t>game_name</w:t>
-            </w:r>
-          </w:p>
-        </w:tc>
-        <w:tc>
-          <w:tcPr>
-            <w:tcW w:w="3456" w:type="dxa"/>
-            <w:vAlign w:val="center"/>
-          </w:tcPr>
-          <w:p>
-            <w:r>
-              <w:rPr>
-                <w:sz w:val="17"/>
-              </w:rPr>
-              <w:t>VARCHAR(100)</w:t>
-            </w:r>
-          </w:p>
-        </w:tc>
-        <w:tc>
-          <w:tcPr>
-            <w:tcW w:w="3456" w:type="dxa"/>
-            <w:vAlign w:val="center"/>
-          </w:tcPr>
-          <w:p>
-            <w:r>
-              <w:rPr>
-                <w:sz w:val="17"/>
-              </w:rPr>
-              <w:t>Game name</w:t>
-            </w:r>
-          </w:p>
-        </w:tc>
-      </w:tr>
-    </w:tbl>
-    <w:p/>
-    <w:p>
+        <w:t>1. Create Delivery Log DataFrame</w:t>
+      </w:r>
+    </w:p>
+    <w:p>
+      <w:r>
+        <w:t>Creates a DataFrame from raw delivery-time records.</w:t>
+      </w:r>
+    </w:p>
+    <w:p>
+      <w:pPr>
+        <w:spacing w:after="20"/>
+        <w:ind w:left="288"/>
+      </w:pPr>
+      <w:r>
+        <w:rPr>
+          <w:rFonts w:ascii="Courier New" w:hAnsi="Courier New"/>
+          <w:sz w:val="18"/>
+        </w:rPr>
+        <w:t>def create_delivery_log_df(self, delivery_log: list) -&gt; pd.DataFrame:</w:t>
+      </w:r>
+    </w:p>
+    <w:p>
+      <w:r>
+        <w:t>Example Input:</w:t>
+      </w:r>
+    </w:p>
+    <w:p>
+      <w:pPr>
+        <w:spacing w:after="20"/>
+        <w:ind w:left="288"/>
+      </w:pPr>
+      <w:r>
+        <w:rPr>
+          <w:rFonts w:ascii="Courier New" w:hAnsi="Courier New"/>
+          <w:sz w:val="18"/>
+        </w:rPr>
+        <w:t>create_delivery_log_df([</w:t>
+      </w:r>
+      <w:r>
+        <w:rPr>
+          <w:rFonts w:ascii="Courier New" w:hAnsi="Courier New"/>
+          <w:sz w:val="18"/>
+        </w:rPr>
+        <w:br/>
+        <w:t xml:space="preserve">    [301, "RF", "Andheri-Mumbai", 30],</w:t>
+      </w:r>
+      <w:r>
+        <w:rPr>
+          <w:rFonts w:ascii="Courier New" w:hAnsi="Courier New"/>
+          <w:sz w:val="18"/>
+        </w:rPr>
+        <w:br/>
+        <w:t xml:space="preserve">    [302, "TB", "Bandra-Mumbai", 60],</w:t>
+      </w:r>
+      <w:r>
+        <w:rPr>
+          <w:rFonts w:ascii="Courier New" w:hAnsi="Courier New"/>
+          <w:sz w:val="18"/>
+        </w:rPr>
+        <w:br/>
+        <w:t xml:space="preserve">    [303, "RF", "Andheri-Mumbai", 10]</w:t>
+      </w:r>
+      <w:r>
+        <w:rPr>
+          <w:rFonts w:ascii="Courier New" w:hAnsi="Courier New"/>
+          <w:sz w:val="18"/>
+        </w:rPr>
+        <w:br/>
+        <w:t>])</w:t>
+      </w:r>
+    </w:p>
+    <w:p>
+      <w:r>
+        <w:t>Expected Output:</w:t>
+      </w:r>
+    </w:p>
+    <w:p>
+      <w:pPr>
+        <w:spacing w:after="20"/>
+        <w:ind w:left="288"/>
+      </w:pPr>
+      <w:r>
+        <w:rPr>
+          <w:rFonts w:ascii="Courier New" w:hAnsi="Courier New"/>
+          <w:sz w:val="18"/>
+        </w:rPr>
+        <w:t>OrderID  RestaurantCode  Area             DeliveryTime</w:t>
+      </w:r>
+      <w:r>
+        <w:rPr>
+          <w:rFonts w:ascii="Courier New" w:hAnsi="Courier New"/>
+          <w:sz w:val="18"/>
+        </w:rPr>
+        <w:br/>
+        <w:t>0 301      RF               Andheri-Mumbai   30</w:t>
+      </w:r>
+      <w:r>
+        <w:rPr>
+          <w:rFonts w:ascii="Courier New" w:hAnsi="Courier New"/>
+          <w:sz w:val="18"/>
+        </w:rPr>
+        <w:br/>
+        <w:t>1 302      TB               Bandra-Mumbai    60</w:t>
+      </w:r>
+      <w:r>
+        <w:rPr>
+          <w:rFonts w:ascii="Courier New" w:hAnsi="Courier New"/>
+          <w:sz w:val="18"/>
+        </w:rPr>
+        <w:br/>
+        <w:t>2 303      RF               Andheri-Mumbai   10</w:t>
+      </w:r>
+    </w:p>
+    <w:p>
+      <w:r>
+        <w:t>Implementation Flow:</w:t>
+      </w:r>
+    </w:p>
+    <w:p>
+      <w:pPr>
+        <w:pStyle w:val="ListBullet"/>
+        <w:spacing w:after="0"/>
+      </w:pPr>
+      <w:r>
+        <w:t>Create a DataFrame with columns: ["OrderID", "RestaurantCode", "Area", "DeliveryTime"].</w:t>
+      </w:r>
+    </w:p>
+    <w:p>
+      <w:pPr>
+        <w:spacing w:before="100"/>
+      </w:pPr>
       <w:r>
         <w:rPr>
           <w:b/>
+          <w:sz w:val="23"/>
         </w:rPr>
-        <w:t>2. Players</w:t>
-      </w:r>
-    </w:p>
-    <w:tbl>
-      <w:tblPr>
-        <w:tblStyle w:val="TableGrid"/>
-        <w:tblW w:w="0" w:type="auto"/>
-        <w:jc w:val="center"/>
-        <w:tblLook w:val="04A0" w:firstRow="1" w:lastRow="0" w:firstColumn="1" w:lastColumn="0" w:noHBand="0" w:noVBand="1"/>
-      </w:tblPr>
-      <w:tblGrid>
-        <w:gridCol w:w="3456"/>
-        <w:gridCol w:w="3456"/>
-        <w:gridCol w:w="3456"/>
-      </w:tblGrid>
-      <w:tr>
-        <w:trPr>
-          <w:jc w:val="center"/>
-        </w:trPr>
-        <w:tc>
-          <w:tcPr>
-            <w:tcW w:w="3456" w:type="dxa"/>
-            <w:shd w:val="clear" w:color="auto" w:fill="FFF2CC"/>
-            <w:vAlign w:val="center"/>
-          </w:tcPr>
-          <w:p>
-            <w:r>
-              <w:rPr>
-                <w:b/>
-                <w:sz w:val="17"/>
-              </w:rPr>
-              <w:t>Column Name</w:t>
-            </w:r>
-          </w:p>
-        </w:tc>
-        <w:tc>
-          <w:tcPr>
-            <w:tcW w:w="3456" w:type="dxa"/>
-            <w:shd w:val="clear" w:color="auto" w:fill="FFF2CC"/>
-            <w:vAlign w:val="center"/>
-          </w:tcPr>
-          <w:p>
-            <w:r>
-              <w:rPr>
-                <w:b/>
-                <w:sz w:val="17"/>
-              </w:rPr>
-              <w:t>Data Type</w:t>
-            </w:r>
-          </w:p>
-        </w:tc>
-        <w:tc>
-          <w:tcPr>
-            <w:tcW w:w="3456" w:type="dxa"/>
-            <w:shd w:val="clear" w:color="auto" w:fill="FFF2CC"/>
-            <w:vAlign w:val="center"/>
-          </w:tcPr>
-          <w:p>
-            <w:r>
-              <w:rPr>
-                <w:b/>
-                <w:sz w:val="17"/>
-              </w:rPr>
-              <w:t>Description</w:t>
-            </w:r>
-          </w:p>
-        </w:tc>
-      </w:tr>
-      <w:tr>
-        <w:trPr>
-          <w:jc w:val="center"/>
-        </w:trPr>
-        <w:tc>
-          <w:tcPr>
-            <w:tcW w:w="3456" w:type="dxa"/>
-            <w:vAlign w:val="center"/>
-          </w:tcPr>
-          <w:p>
-            <w:r>
-              <w:rPr>
-                <w:sz w:val="17"/>
-              </w:rPr>
-              <w:t>player_id</w:t>
-            </w:r>
-          </w:p>
-        </w:tc>
-        <w:tc>
-          <w:tcPr>
-            <w:tcW w:w="3456" w:type="dxa"/>
-            <w:vAlign w:val="center"/>
-          </w:tcPr>
-          <w:p>
-            <w:r>
-              <w:rPr>
-                <w:sz w:val="17"/>
-              </w:rPr>
-              <w:t>INT (PK)</w:t>
-            </w:r>
-          </w:p>
-        </w:tc>
-        <w:tc>
-          <w:tcPr>
-            <w:tcW w:w="3456" w:type="dxa"/>
-            <w:vAlign w:val="center"/>
-          </w:tcPr>
-          <w:p>
-            <w:r>
-              <w:rPr>
-                <w:sz w:val="17"/>
-              </w:rPr>
-              <w:t>Unique player ID</w:t>
-            </w:r>
-          </w:p>
-        </w:tc>
-      </w:tr>
-      <w:tr>
-        <w:trPr>
-          <w:jc w:val="center"/>
-        </w:trPr>
-        <w:tc>
-          <w:tcPr>
-            <w:tcW w:w="3456" w:type="dxa"/>
-            <w:vAlign w:val="center"/>
-          </w:tcPr>
-          <w:p>
-            <w:r>
-              <w:rPr>
-                <w:sz w:val="17"/>
-              </w:rPr>
-              <w:t>player_name</w:t>
-            </w:r>
-          </w:p>
-        </w:tc>
-        <w:tc>
-          <w:tcPr>
-            <w:tcW w:w="3456" w:type="dxa"/>
-            <w:vAlign w:val="center"/>
-          </w:tcPr>
-          <w:p>
-            <w:r>
-              <w:rPr>
-                <w:sz w:val="17"/>
-              </w:rPr>
-              <w:t>VARCHAR(100)</w:t>
-            </w:r>
-          </w:p>
-        </w:tc>
-        <w:tc>
-          <w:tcPr>
-            <w:tcW w:w="3456" w:type="dxa"/>
-            <w:vAlign w:val="center"/>
-          </w:tcPr>
-          <w:p>
-            <w:r>
-              <w:rPr>
-                <w:sz w:val="17"/>
-              </w:rPr>
-              <w:t>Player full name</w:t>
-            </w:r>
-          </w:p>
-        </w:tc>
-      </w:tr>
-    </w:tbl>
-    <w:p/>
-    <w:p>
+        <w:t>2. Create Restaurant Master DataFrame</w:t>
+      </w:r>
+    </w:p>
+    <w:p>
+      <w:r>
+        <w:t>Creates a DataFrame from master restaurant details.</w:t>
+      </w:r>
+    </w:p>
+    <w:p>
+      <w:pPr>
+        <w:spacing w:after="20"/>
+        <w:ind w:left="288"/>
+      </w:pPr>
+      <w:r>
+        <w:rPr>
+          <w:rFonts w:ascii="Courier New" w:hAnsi="Courier New"/>
+          <w:sz w:val="18"/>
+        </w:rPr>
+        <w:t>def create_restaurant_master_df(self, restaurant_master: list) -&gt; pd.DataFrame:</w:t>
+      </w:r>
+    </w:p>
+    <w:p>
+      <w:r>
+        <w:t>Example Input:</w:t>
+      </w:r>
+    </w:p>
+    <w:p>
+      <w:pPr>
+        <w:spacing w:after="20"/>
+        <w:ind w:left="288"/>
+      </w:pPr>
+      <w:r>
+        <w:rPr>
+          <w:rFonts w:ascii="Courier New" w:hAnsi="Courier New"/>
+          <w:sz w:val="18"/>
+        </w:rPr>
+        <w:t>create_restaurant_master_df([</w:t>
+      </w:r>
+      <w:r>
+        <w:rPr>
+          <w:rFonts w:ascii="Courier New" w:hAnsi="Courier New"/>
+          <w:sz w:val="18"/>
+        </w:rPr>
+        <w:br/>
+        <w:t xml:space="preserve">    ["RF", "Royal Foods"],</w:t>
+      </w:r>
+      <w:r>
+        <w:rPr>
+          <w:rFonts w:ascii="Courier New" w:hAnsi="Courier New"/>
+          <w:sz w:val="18"/>
+        </w:rPr>
+        <w:br/>
+        <w:t xml:space="preserve">    ["TB", "Tasty Bites"]</w:t>
+      </w:r>
+      <w:r>
+        <w:rPr>
+          <w:rFonts w:ascii="Courier New" w:hAnsi="Courier New"/>
+          <w:sz w:val="18"/>
+        </w:rPr>
+        <w:br/>
+        <w:t>])</w:t>
+      </w:r>
+    </w:p>
+    <w:p>
+      <w:r>
+        <w:t>Expected Output:</w:t>
+      </w:r>
+    </w:p>
+    <w:p>
+      <w:pPr>
+        <w:spacing w:after="20"/>
+        <w:ind w:left="288"/>
+      </w:pPr>
+      <w:r>
+        <w:rPr>
+          <w:rFonts w:ascii="Courier New" w:hAnsi="Courier New"/>
+          <w:sz w:val="18"/>
+        </w:rPr>
+        <w:t>RestaurantCode  RestaurantName</w:t>
+      </w:r>
+      <w:r>
+        <w:rPr>
+          <w:rFonts w:ascii="Courier New" w:hAnsi="Courier New"/>
+          <w:sz w:val="18"/>
+        </w:rPr>
+        <w:br/>
+        <w:t>0 RF              Royal Foods</w:t>
+      </w:r>
+      <w:r>
+        <w:rPr>
+          <w:rFonts w:ascii="Courier New" w:hAnsi="Courier New"/>
+          <w:sz w:val="18"/>
+        </w:rPr>
+        <w:br/>
+        <w:t>1 TB              Tasty Bites</w:t>
+      </w:r>
+    </w:p>
+    <w:p>
+      <w:r>
+        <w:t>Implementation Flow:</w:t>
+      </w:r>
+    </w:p>
+    <w:p>
+      <w:pPr>
+        <w:pStyle w:val="ListBullet"/>
+        <w:spacing w:after="0"/>
+      </w:pPr>
+      <w:r>
+        <w:t>Create a DataFrame with columns: ["RestaurantCode", "RestaurantName"].</w:t>
+      </w:r>
+    </w:p>
+    <w:p>
+      <w:pPr>
+        <w:spacing w:before="100"/>
+      </w:pPr>
       <w:r>
         <w:rPr>
           <w:b/>
+          <w:sz w:val="23"/>
         </w:rPr>
-        <w:t>3. Scores</w:t>
-      </w:r>
-    </w:p>
-    <w:tbl>
-      <w:tblPr>
-        <w:tblStyle w:val="TableGrid"/>
-        <w:tblW w:w="0" w:type="auto"/>
-        <w:jc w:val="center"/>
-        <w:tblLook w:val="04A0" w:firstRow="1" w:lastRow="0" w:firstColumn="1" w:lastColumn="0" w:noHBand="0" w:noVBand="1"/>
-      </w:tblPr>
-      <w:tblGrid>
-        <w:gridCol w:w="3456"/>
-        <w:gridCol w:w="3456"/>
-        <w:gridCol w:w="3456"/>
-      </w:tblGrid>
-      <w:tr>
-        <w:trPr>
-          <w:jc w:val="center"/>
-        </w:trPr>
-        <w:tc>
-          <w:tcPr>
-            <w:tcW w:w="3456" w:type="dxa"/>
-            <w:shd w:val="clear" w:color="auto" w:fill="FFF2CC"/>
-            <w:vAlign w:val="center"/>
-          </w:tcPr>
-          <w:p>
-            <w:r>
-              <w:rPr>
-                <w:b/>
-                <w:sz w:val="17"/>
-              </w:rPr>
-              <w:t>Column Name</w:t>
-            </w:r>
-          </w:p>
-        </w:tc>
-        <w:tc>
-          <w:tcPr>
-            <w:tcW w:w="3456" w:type="dxa"/>
-            <w:shd w:val="clear" w:color="auto" w:fill="FFF2CC"/>
-            <w:vAlign w:val="center"/>
-          </w:tcPr>
-          <w:p>
-            <w:r>
-              <w:rPr>
-                <w:b/>
-                <w:sz w:val="17"/>
-              </w:rPr>
-              <w:t>Data Type</w:t>
-            </w:r>
-          </w:p>
-        </w:tc>
-        <w:tc>
-          <w:tcPr>
-            <w:tcW w:w="3456" w:type="dxa"/>
-            <w:shd w:val="clear" w:color="auto" w:fill="FFF2CC"/>
-            <w:vAlign w:val="center"/>
-          </w:tcPr>
-          <w:p>
-            <w:r>
-              <w:rPr>
-                <w:b/>
-                <w:sz w:val="17"/>
-              </w:rPr>
-              <w:t>Description</w:t>
-            </w:r>
-          </w:p>
-        </w:tc>
-      </w:tr>
-      <w:tr>
-        <w:trPr>
-          <w:jc w:val="center"/>
-        </w:trPr>
-        <w:tc>
-          <w:tcPr>
-            <w:tcW w:w="3456" w:type="dxa"/>
-            <w:vAlign w:val="center"/>
-          </w:tcPr>
-          <w:p>
-            <w:r>
-              <w:rPr>
-                <w:sz w:val="17"/>
-              </w:rPr>
-              <w:t>score_id</w:t>
-            </w:r>
-          </w:p>
-        </w:tc>
-        <w:tc>
-          <w:tcPr>
-            <w:tcW w:w="3456" w:type="dxa"/>
-            <w:vAlign w:val="center"/>
-          </w:tcPr>
-          <w:p>
-            <w:r>
-              <w:rPr>
-                <w:sz w:val="17"/>
-              </w:rPr>
-              <w:t>INT (PK)</w:t>
-            </w:r>
-          </w:p>
-        </w:tc>
-        <w:tc>
-          <w:tcPr>
-            <w:tcW w:w="3456" w:type="dxa"/>
-            <w:vAlign w:val="center"/>
-          </w:tcPr>
-          <w:p>
-            <w:r>
-              <w:rPr>
-                <w:sz w:val="17"/>
-              </w:rPr>
-              <w:t>Unique score ID</w:t>
-            </w:r>
-          </w:p>
-        </w:tc>
-      </w:tr>
-      <w:tr>
-        <w:trPr>
-          <w:jc w:val="center"/>
-        </w:trPr>
-        <w:tc>
-          <w:tcPr>
-            <w:tcW w:w="3456" w:type="dxa"/>
-            <w:vAlign w:val="center"/>
-          </w:tcPr>
-          <w:p>
-            <w:r>
-              <w:rPr>
-                <w:sz w:val="17"/>
-              </w:rPr>
-              <w:t>game_id</w:t>
-            </w:r>
-          </w:p>
-        </w:tc>
-        <w:tc>
-          <w:tcPr>
-            <w:tcW w:w="3456" w:type="dxa"/>
-            <w:vAlign w:val="center"/>
-          </w:tcPr>
-          <w:p>
-            <w:r>
-              <w:rPr>
-                <w:sz w:val="17"/>
-              </w:rPr>
-              <w:t>INT (FK) → Games(game_id)</w:t>
-            </w:r>
-          </w:p>
-        </w:tc>
-        <w:tc>
-          <w:tcPr>
-            <w:tcW w:w="3456" w:type="dxa"/>
-            <w:vAlign w:val="center"/>
-          </w:tcPr>
-          <w:p>
-            <w:r>
-              <w:rPr>
-                <w:sz w:val="17"/>
-              </w:rPr>
-              <w:t>Game in which player participated</w:t>
-            </w:r>
-          </w:p>
-        </w:tc>
-      </w:tr>
-      <w:tr>
-        <w:trPr>
-          <w:jc w:val="center"/>
-        </w:trPr>
-        <w:tc>
-          <w:tcPr>
-            <w:tcW w:w="3456" w:type="dxa"/>
-            <w:vAlign w:val="center"/>
-          </w:tcPr>
-          <w:p>
-            <w:r>
-              <w:rPr>
-                <w:sz w:val="17"/>
-              </w:rPr>
-              <w:t>player_id</w:t>
-            </w:r>
-          </w:p>
-        </w:tc>
-        <w:tc>
-          <w:tcPr>
-            <w:tcW w:w="3456" w:type="dxa"/>
-            <w:vAlign w:val="center"/>
-          </w:tcPr>
-          <w:p>
-            <w:r>
-              <w:rPr>
-                <w:sz w:val="17"/>
-              </w:rPr>
-              <w:t xml:space="preserve">INT (FK) → </w:t>
-            </w:r>
-            <w:r>
-              <w:rPr>
-                <w:sz w:val="17"/>
-              </w:rPr>
-              <w:t>Players(player_id)</w:t>
-            </w:r>
-          </w:p>
-        </w:tc>
-        <w:tc>
-          <w:tcPr>
-            <w:tcW w:w="3456" w:type="dxa"/>
-            <w:vAlign w:val="center"/>
-          </w:tcPr>
-          <w:p>
-            <w:r>
-              <w:rPr>
-                <w:sz w:val="17"/>
-              </w:rPr>
-              <w:t>Player who played the game</w:t>
-            </w:r>
-          </w:p>
-        </w:tc>
-      </w:tr>
-      <w:tr>
-        <w:trPr>
-          <w:jc w:val="center"/>
-        </w:trPr>
-        <w:tc>
-          <w:tcPr>
-            <w:tcW w:w="3456" w:type="dxa"/>
-            <w:vAlign w:val="center"/>
-          </w:tcPr>
-          <w:p>
-            <w:r>
-              <w:rPr>
-                <w:sz w:val="17"/>
-              </w:rPr>
-              <w:t>score</w:t>
-            </w:r>
-          </w:p>
-        </w:tc>
-        <w:tc>
-          <w:tcPr>
-            <w:tcW w:w="3456" w:type="dxa"/>
-            <w:vAlign w:val="center"/>
-          </w:tcPr>
-          <w:p>
-            <w:r>
-              <w:rPr>
-                <w:sz w:val="17"/>
-              </w:rPr>
-              <w:t>DECIMAL(5,2)</w:t>
-            </w:r>
-          </w:p>
-        </w:tc>
-        <w:tc>
-          <w:tcPr>
-            <w:tcW w:w="3456" w:type="dxa"/>
-            <w:vAlign w:val="center"/>
-          </w:tcPr>
-          <w:p>
-            <w:r>
-              <w:rPr>
-                <w:sz w:val="17"/>
-              </w:rPr>
-              <w:t>Score achieved</w:t>
-            </w:r>
-          </w:p>
-        </w:tc>
-      </w:tr>
-      <w:tr>
-        <w:trPr>
-          <w:jc w:val="center"/>
-        </w:trPr>
-        <w:tc>
-          <w:tcPr>
-            <w:tcW w:w="3456" w:type="dxa"/>
-            <w:vAlign w:val="center"/>
-          </w:tcPr>
-          <w:p>
-            <w:r>
-              <w:rPr>
-                <w:sz w:val="17"/>
-              </w:rPr>
-              <w:t>status</w:t>
-            </w:r>
-          </w:p>
-        </w:tc>
-        <w:tc>
-          <w:tcPr>
-            <w:tcW w:w="3456" w:type="dxa"/>
-            <w:vAlign w:val="center"/>
-          </w:tcPr>
-          <w:p>
-            <w:r>
-              <w:rPr>
-                <w:sz w:val="17"/>
-              </w:rPr>
-              <w:t>ENUM('Recorded','Disqualified','AFK')</w:t>
-            </w:r>
-          </w:p>
-        </w:tc>
-        <w:tc>
-          <w:tcPr>
-            <w:tcW w:w="3456" w:type="dxa"/>
-            <w:vAlign w:val="center"/>
-          </w:tcPr>
-          <w:p>
-            <w:r>
-              <w:rPr>
-                <w:sz w:val="17"/>
-              </w:rPr>
-              <w:t>Score status</w:t>
-            </w:r>
-          </w:p>
-        </w:tc>
-      </w:tr>
-    </w:tbl>
-    <w:p/>
-    <w:p>
-      <w:pPr>
-        <w:spacing w:before="80" w:after="40"/>
+        <w:t>3. Merge Restaurant Names into Delivery Log</w:t>
+      </w:r>
+    </w:p>
+    <w:p>
+      <w:r>
+        <w:t>Returns a DataFrame by merging delivery log with restaurant master.</w:t>
+      </w:r>
+    </w:p>
+    <w:p>
+      <w:pPr>
+        <w:spacing w:after="20"/>
+        <w:ind w:left="288"/>
+      </w:pPr>
+      <w:r>
+        <w:rPr>
+          <w:rFonts w:ascii="Courier New" w:hAnsi="Courier New"/>
+          <w:sz w:val="18"/>
+        </w:rPr>
+        <w:t>def merge_restaurant_names(self, delivery_log_df: pd.DataFrame, restaurant_master_df: pd.DataFrame) -&gt; pd.DataFrame:</w:t>
+      </w:r>
+    </w:p>
+    <w:p>
+      <w:r>
+        <w:t>Example Input:</w:t>
+      </w:r>
+    </w:p>
+    <w:p>
+      <w:pPr>
+        <w:spacing w:after="20"/>
+        <w:ind w:left="288"/>
+      </w:pPr>
+      <w:r>
+        <w:rPr>
+          <w:rFonts w:ascii="Courier New" w:hAnsi="Courier New"/>
+          <w:sz w:val="18"/>
+        </w:rPr>
+        <w:t>merge_restaurant_names(delivery_df, restaurant_df)</w:t>
+      </w:r>
+    </w:p>
+    <w:p>
+      <w:r>
+        <w:t>Expected Output:</w:t>
+      </w:r>
+    </w:p>
+    <w:p>
+      <w:pPr>
+        <w:spacing w:after="20"/>
+        <w:ind w:left="288"/>
+      </w:pPr>
+      <w:r>
+        <w:rPr>
+          <w:rFonts w:ascii="Courier New" w:hAnsi="Courier New"/>
+          <w:sz w:val="18"/>
+        </w:rPr>
+        <w:t>OrderID  RestaurantCode  Area             DeliveryTime  RestaurantName</w:t>
+      </w:r>
+      <w:r>
+        <w:rPr>
+          <w:rFonts w:ascii="Courier New" w:hAnsi="Courier New"/>
+          <w:sz w:val="18"/>
+        </w:rPr>
+        <w:br/>
+        <w:t>0 301      RF               Andheri-Mumbai   30             Royal Foods</w:t>
+      </w:r>
+      <w:r>
+        <w:rPr>
+          <w:rFonts w:ascii="Courier New" w:hAnsi="Courier New"/>
+          <w:sz w:val="18"/>
+        </w:rPr>
+        <w:br/>
+        <w:t>1 302      TB               Bandra-Mumbai    60             Tasty Bites</w:t>
+      </w:r>
+      <w:r>
+        <w:rPr>
+          <w:rFonts w:ascii="Courier New" w:hAnsi="Courier New"/>
+          <w:sz w:val="18"/>
+        </w:rPr>
+        <w:br/>
+        <w:t>2 303      RF               Andheri-Mumbai   10             Royal Foods</w:t>
+      </w:r>
+    </w:p>
+    <w:p>
+      <w:r>
+        <w:t>Implementation Flow:</w:t>
+      </w:r>
+    </w:p>
+    <w:p>
+      <w:pPr>
+        <w:pStyle w:val="ListBullet"/>
+        <w:spacing w:after="0"/>
+      </w:pPr>
+      <w:r>
+        <w:t>Join both input dataframes.</w:t>
+      </w:r>
+    </w:p>
+    <w:p>
+      <w:pPr>
+        <w:pStyle w:val="ListBullet"/>
+        <w:spacing w:after="0"/>
+      </w:pPr>
+      <w:r>
+        <w:t>Use left join.</w:t>
+      </w:r>
+    </w:p>
+    <w:p>
+      <w:pPr>
+        <w:pStyle w:val="ListBullet"/>
+        <w:spacing w:after="0"/>
+      </w:pPr>
+      <w:r>
+        <w:t>Ensure all orders contain restaurant names.</w:t>
+      </w:r>
+    </w:p>
+    <w:p>
+      <w:pPr>
+        <w:spacing w:before="100"/>
       </w:pPr>
       <w:r>
         <w:rPr>
           <w:b/>
-          <w:sz w:val="22"/>
+          <w:sz w:val="23"/>
         </w:rPr>
-        <w:t>Sample Data</w:t>
-      </w:r>
-    </w:p>
-    <w:p>
+        <w:t>4. Calculate Average Delivery Time per Restaurant</w:t>
+      </w:r>
+    </w:p>
+    <w:p>
+      <w:r>
+        <w:t>Returns average delivery time per restaurant.</w:t>
+      </w:r>
+    </w:p>
+    <w:p>
+      <w:pPr>
+        <w:spacing w:after="20"/>
+        <w:ind w:left="288"/>
+      </w:pPr>
+      <w:r>
+        <w:rPr>
+          <w:rFonts w:ascii="Courier New" w:hAnsi="Courier New"/>
+          <w:sz w:val="18"/>
+        </w:rPr>
+        <w:t>def average_delivery_by_restaurant(self, merged_df: pd.DataFrame) -&gt; pd.DataFrame:</w:t>
+      </w:r>
+    </w:p>
+    <w:p>
+      <w:r>
+        <w:t>Example Input:</w:t>
+      </w:r>
+    </w:p>
+    <w:p>
+      <w:pPr>
+        <w:spacing w:after="20"/>
+        <w:ind w:left="288"/>
+      </w:pPr>
+      <w:r>
+        <w:rPr>
+          <w:rFonts w:ascii="Courier New" w:hAnsi="Courier New"/>
+          <w:sz w:val="18"/>
+        </w:rPr>
+        <w:t>average_delivery_by_restaurant(merged_df)</w:t>
+      </w:r>
+    </w:p>
+    <w:p>
+      <w:r>
+        <w:t>Expected Output:</w:t>
+      </w:r>
+    </w:p>
+    <w:p>
+      <w:pPr>
+        <w:spacing w:after="20"/>
+        <w:ind w:left="288"/>
+      </w:pPr>
+      <w:r>
+        <w:rPr>
+          <w:rFonts w:ascii="Courier New" w:hAnsi="Courier New"/>
+          <w:sz w:val="18"/>
+        </w:rPr>
+        <w:t>RestaurantName  Average Delivery</w:t>
+      </w:r>
+      <w:r>
+        <w:rPr>
+          <w:rFonts w:ascii="Courier New" w:hAnsi="Courier New"/>
+          <w:sz w:val="18"/>
+        </w:rPr>
+        <w:br/>
+        <w:t>0 Royal Foods     20.0</w:t>
+      </w:r>
+      <w:r>
+        <w:rPr>
+          <w:rFonts w:ascii="Courier New" w:hAnsi="Courier New"/>
+          <w:sz w:val="18"/>
+        </w:rPr>
+        <w:br/>
+        <w:t>1 Tasty Bites     60.0</w:t>
+      </w:r>
+    </w:p>
+    <w:p>
+      <w:r>
+        <w:t>Implementation Flow:</w:t>
+      </w:r>
+    </w:p>
+    <w:p>
+      <w:pPr>
+        <w:pStyle w:val="ListBullet"/>
+        <w:spacing w:after="0"/>
+      </w:pPr>
+      <w:r>
+        <w:t>Group by "RestaurantName" and calculate mean of "DeliveryTime".</w:t>
+      </w:r>
+    </w:p>
+    <w:p>
+      <w:pPr>
+        <w:pStyle w:val="ListBullet"/>
+        <w:spacing w:after="0"/>
+      </w:pPr>
+      <w:r>
+        <w:t>Use .reset_index() and rename the result column to "Average Delivery".</w:t>
+      </w:r>
+    </w:p>
+    <w:p>
+      <w:pPr>
+        <w:spacing w:before="100"/>
+      </w:pPr>
       <w:r>
         <w:rPr>
           <w:b/>
+          <w:sz w:val="23"/>
         </w:rPr>
-        <w:t>Games</w:t>
-      </w:r>
-    </w:p>
-    <w:tbl>
-      <w:tblPr>
-        <w:tblStyle w:val="TableGrid"/>
-        <w:tblW w:w="0" w:type="auto"/>
-        <w:jc w:val="center"/>
-        <w:tblLook w:val="04A0" w:firstRow="1" w:lastRow="0" w:firstColumn="1" w:lastColumn="0" w:noHBand="0" w:noVBand="1"/>
-      </w:tblPr>
-      <w:tblGrid>
-        <w:gridCol w:w="5184"/>
-        <w:gridCol w:w="5184"/>
-      </w:tblGrid>
-      <w:tr>
-        <w:trPr>
-          <w:jc w:val="center"/>
-        </w:trPr>
-        <w:tc>
-          <w:tcPr>
-            <w:tcW w:w="5184" w:type="dxa"/>
-            <w:shd w:val="clear" w:color="auto" w:fill="FFF2CC"/>
-            <w:vAlign w:val="center"/>
-          </w:tcPr>
-          <w:p>
-            <w:r>
-              <w:rPr>
-                <w:b/>
-                <w:sz w:val="17"/>
-              </w:rPr>
-              <w:t>game_id</w:t>
-            </w:r>
-          </w:p>
-        </w:tc>
-        <w:tc>
-          <w:tcPr>
-            <w:tcW w:w="5184" w:type="dxa"/>
-            <w:shd w:val="clear" w:color="auto" w:fill="FFF2CC"/>
-            <w:vAlign w:val="center"/>
-          </w:tcPr>
-          <w:p>
-            <w:r>
-              <w:rPr>
-                <w:b/>
-                <w:sz w:val="17"/>
-              </w:rPr>
-              <w:t>game_name</w:t>
-            </w:r>
-          </w:p>
-        </w:tc>
-      </w:tr>
-      <w:tr>
-        <w:trPr>
-          <w:jc w:val="center"/>
-        </w:trPr>
-        <w:tc>
-          <w:tcPr>
-            <w:tcW w:w="5184" w:type="dxa"/>
-            <w:vAlign w:val="center"/>
-          </w:tcPr>
-          <w:p>
-            <w:r>
-              <w:rPr>
-                <w:sz w:val="17"/>
-              </w:rPr>
-              <w:t>1</w:t>
-            </w:r>
-          </w:p>
-        </w:tc>
-        <w:tc>
-          <w:tcPr>
-            <w:tcW w:w="5184" w:type="dxa"/>
-            <w:vAlign w:val="center"/>
-          </w:tcPr>
-          <w:p>
-            <w:r>
-              <w:rPr>
-                <w:sz w:val="17"/>
-              </w:rPr>
-              <w:t>Chess</w:t>
-            </w:r>
-          </w:p>
-        </w:tc>
-      </w:tr>
-      <w:tr>
-        <w:trPr>
-          <w:jc w:val="center"/>
-        </w:trPr>
-        <w:tc>
-          <w:tcPr>
-            <w:tcW w:w="5184" w:type="dxa"/>
-            <w:vAlign w:val="center"/>
-          </w:tcPr>
-          <w:p>
-            <w:r>
-              <w:rPr>
-                <w:sz w:val="17"/>
-              </w:rPr>
-              <w:t>2</w:t>
-            </w:r>
-          </w:p>
-        </w:tc>
-        <w:tc>
-          <w:tcPr>
-            <w:tcW w:w="5184" w:type="dxa"/>
-            <w:vAlign w:val="center"/>
-          </w:tcPr>
-          <w:p>
-            <w:r>
-              <w:rPr>
-                <w:sz w:val="17"/>
-              </w:rPr>
-              <w:t>Carrom</w:t>
-            </w:r>
-          </w:p>
-        </w:tc>
-      </w:tr>
-    </w:tbl>
-    <w:p/>
-    <w:p>
+        <w:t>5. Filter Deliveries Above Threshold</w:t>
+      </w:r>
+    </w:p>
+    <w:p>
+      <w:r>
+        <w:t>Returns all deliveries where delivery time exceeds a given threshold.</w:t>
+      </w:r>
+    </w:p>
+    <w:p>
+      <w:pPr>
+        <w:spacing w:after="20"/>
+        <w:ind w:left="288"/>
+      </w:pPr>
+      <w:r>
+        <w:rPr>
+          <w:rFonts w:ascii="Courier New" w:hAnsi="Courier New"/>
+          <w:sz w:val="18"/>
+        </w:rPr>
+        <w:t>def filter_slow_deliveries(self, delivery_log_df: pd.DataFrame, threshold: int) -&gt; pd.DataFrame:</w:t>
+      </w:r>
+    </w:p>
+    <w:p>
+      <w:r>
+        <w:t>Example Input:</w:t>
+      </w:r>
+    </w:p>
+    <w:p>
+      <w:pPr>
+        <w:spacing w:after="20"/>
+        <w:ind w:left="288"/>
+      </w:pPr>
+      <w:r>
+        <w:rPr>
+          <w:rFonts w:ascii="Courier New" w:hAnsi="Courier New"/>
+          <w:sz w:val="18"/>
+        </w:rPr>
+        <w:t>filter_slow_deliveries(delivery_log_df, 40)</w:t>
+      </w:r>
+    </w:p>
+    <w:p>
+      <w:r>
+        <w:t>Expected Output:</w:t>
+      </w:r>
+    </w:p>
+    <w:p>
+      <w:pPr>
+        <w:spacing w:after="20"/>
+        <w:ind w:left="288"/>
+      </w:pPr>
+      <w:r>
+        <w:rPr>
+          <w:rFonts w:ascii="Courier New" w:hAnsi="Courier New"/>
+          <w:sz w:val="18"/>
+        </w:rPr>
+        <w:t>OrderID  RestaurantCode  Area           DeliveryTime</w:t>
+      </w:r>
+      <w:r>
+        <w:rPr>
+          <w:rFonts w:ascii="Courier New" w:hAnsi="Courier New"/>
+          <w:sz w:val="18"/>
+        </w:rPr>
+        <w:br/>
+        <w:t>1 302      TB               Bandra-Mumbai  60</w:t>
+      </w:r>
+    </w:p>
+    <w:p>
+      <w:pPr>
+        <w:spacing w:before="100"/>
+      </w:pPr>
       <w:r>
         <w:rPr>
           <w:b/>
+          <w:sz w:val="23"/>
         </w:rPr>
-        <w:t>Players</w:t>
-      </w:r>
-    </w:p>
-    <w:tbl>
-      <w:tblPr>
-        <w:tblStyle w:val="TableGrid"/>
-        <w:tblW w:w="0" w:type="auto"/>
-        <w:jc w:val="center"/>
-        <w:tblLook w:val="04A0" w:firstRow="1" w:lastRow="0" w:firstColumn="1" w:lastColumn="0" w:noHBand="0" w:noVBand="1"/>
-      </w:tblPr>
-      <w:tblGrid>
-        <w:gridCol w:w="5184"/>
-        <w:gridCol w:w="5184"/>
-      </w:tblGrid>
-      <w:tr>
-        <w:trPr>
-          <w:jc w:val="center"/>
-        </w:trPr>
-        <w:tc>
-          <w:tcPr>
-            <w:tcW w:w="5184" w:type="dxa"/>
-            <w:shd w:val="clear" w:color="auto" w:fill="FFF2CC"/>
-            <w:vAlign w:val="center"/>
-          </w:tcPr>
-          <w:p>
-            <w:r>
-              <w:rPr>
-                <w:b/>
-                <w:sz w:val="17"/>
-              </w:rPr>
-              <w:t>player_id</w:t>
-            </w:r>
-          </w:p>
-        </w:tc>
-        <w:tc>
-          <w:tcPr>
-            <w:tcW w:w="5184" w:type="dxa"/>
-            <w:shd w:val="clear" w:color="auto" w:fill="FFF2CC"/>
-            <w:vAlign w:val="center"/>
-          </w:tcPr>
-          <w:p>
-            <w:r>
-              <w:rPr>
-                <w:b/>
-                <w:sz w:val="17"/>
-              </w:rPr>
-              <w:t>player_name</w:t>
-            </w:r>
-          </w:p>
-        </w:tc>
-      </w:tr>
-      <w:tr>
-        <w:trPr>
-          <w:jc w:val="center"/>
-        </w:trPr>
-        <w:tc>
-          <w:tcPr>
-            <w:tcW w:w="5184" w:type="dxa"/>
-            <w:vAlign w:val="center"/>
-          </w:tcPr>
-          <w:p>
-            <w:r>
-              <w:rPr>
-                <w:sz w:val="17"/>
-              </w:rPr>
-              <w:t>1</w:t>
-            </w:r>
-          </w:p>
-        </w:tc>
-        <w:tc>
-          <w:tcPr>
-            <w:tcW w:w="5184" w:type="dxa"/>
-            <w:vAlign w:val="center"/>
-          </w:tcPr>
-          <w:p>
-            <w:r>
-              <w:rPr>
-                <w:sz w:val="17"/>
-              </w:rPr>
-              <w:t>Aarav</w:t>
-            </w:r>
-          </w:p>
-        </w:tc>
-      </w:tr>
-      <w:tr>
-        <w:trPr>
-          <w:jc w:val="center"/>
-        </w:trPr>
-        <w:tc>
-          <w:tcPr>
-            <w:tcW w:w="5184" w:type="dxa"/>
-            <w:vAlign w:val="center"/>
-          </w:tcPr>
-          <w:p>
-            <w:r>
-              <w:rPr>
-                <w:sz w:val="17"/>
-              </w:rPr>
-              <w:t>2</w:t>
-            </w:r>
-          </w:p>
-        </w:tc>
-        <w:tc>
-          <w:tcPr>
-            <w:tcW w:w="5184" w:type="dxa"/>
-            <w:vAlign w:val="center"/>
-          </w:tcPr>
-          <w:p>
-            <w:r>
-              <w:rPr>
-                <w:sz w:val="17"/>
-              </w:rPr>
-              <w:t>Bhavna</w:t>
-            </w:r>
-          </w:p>
-        </w:tc>
-      </w:tr>
-      <w:tr>
-        <w:trPr>
-          <w:jc w:val="center"/>
-        </w:trPr>
-        <w:tc>
-          <w:tcPr>
-            <w:tcW w:w="5184" w:type="dxa"/>
-            <w:vAlign w:val="center"/>
-          </w:tcPr>
-          <w:p>
-            <w:r>
-              <w:rPr>
-                <w:sz w:val="17"/>
-              </w:rPr>
-              <w:t>3</w:t>
-            </w:r>
-          </w:p>
-        </w:tc>
-        <w:tc>
-          <w:tcPr>
-            <w:tcW w:w="5184" w:type="dxa"/>
-            <w:vAlign w:val="center"/>
-          </w:tcPr>
-          <w:p>
-            <w:r>
-              <w:rPr>
-                <w:sz w:val="17"/>
-              </w:rPr>
-              <w:t>Chirag</w:t>
-            </w:r>
-          </w:p>
-        </w:tc>
-      </w:tr>
-      <w:tr>
-        <w:trPr>
-          <w:jc w:val="center"/>
-        </w:trPr>
-        <w:tc>
-          <w:tcPr>
-            <w:tcW w:w="5184" w:type="dxa"/>
-            <w:vAlign w:val="center"/>
-          </w:tcPr>
-          <w:p>
-            <w:r>
-              <w:rPr>
-                <w:sz w:val="17"/>
-              </w:rPr>
-              <w:t>4</w:t>
-            </w:r>
-          </w:p>
-        </w:tc>
-        <w:tc>
-          <w:tcPr>
-            <w:tcW w:w="5184" w:type="dxa"/>
-            <w:vAlign w:val="center"/>
-          </w:tcPr>
-          <w:p>
-            <w:r>
-              <w:rPr>
-                <w:sz w:val="17"/>
-              </w:rPr>
-              <w:t>Diya</w:t>
-            </w:r>
-          </w:p>
-        </w:tc>
-      </w:tr>
-    </w:tbl>
-    <w:p/>
-    <w:p>
+        <w:t>6. Identify Slowest Delivery Area</w:t>
+      </w:r>
+    </w:p>
+    <w:p>
+      <w:r>
+        <w:t>Returns a single-row DataFrame with the area having the highest average delivery time.</w:t>
+      </w:r>
+    </w:p>
+    <w:p>
+      <w:pPr>
+        <w:spacing w:after="20"/>
+        <w:ind w:left="288"/>
+      </w:pPr>
       <w:r>
         <w:rPr>
-          <w:b/>
+          <w:rFonts w:ascii="Courier New" w:hAnsi="Courier New"/>
+          <w:sz w:val="18"/>
         </w:rPr>
-        <w:t>Scores</w:t>
-      </w:r>
-    </w:p>
-    <w:tbl>
-      <w:tblPr>
-        <w:tblStyle w:val="TableGrid"/>
-        <w:tblW w:w="0" w:type="auto"/>
-        <w:jc w:val="center"/>
-        <w:tblLook w:val="04A0" w:firstRow="1" w:lastRow="0" w:firstColumn="1" w:lastColumn="0" w:noHBand="0" w:noVBand="1"/>
-      </w:tblPr>
-      <w:tblGrid>
-        <w:gridCol w:w="2074"/>
-        <w:gridCol w:w="2074"/>
-        <w:gridCol w:w="2074"/>
-        <w:gridCol w:w="2074"/>
-        <w:gridCol w:w="2074"/>
-      </w:tblGrid>
-      <w:tr>
-        <w:trPr>
-          <w:jc w:val="center"/>
-        </w:trPr>
-        <w:tc>
-          <w:tcPr>
-            <w:tcW w:w="2074" w:type="dxa"/>
-            <w:shd w:val="clear" w:color="auto" w:fill="FFF2CC"/>
-            <w:vAlign w:val="center"/>
-          </w:tcPr>
-          <w:p>
-            <w:r>
-              <w:rPr>
-                <w:b/>
-                <w:sz w:val="17"/>
-              </w:rPr>
-              <w:t>score_id</w:t>
-            </w:r>
-          </w:p>
-        </w:tc>
-        <w:tc>
-          <w:tcPr>
-            <w:tcW w:w="2074" w:type="dxa"/>
-            <w:shd w:val="clear" w:color="auto" w:fill="FFF2CC"/>
-            <w:vAlign w:val="center"/>
-          </w:tcPr>
-          <w:p>
-            <w:r>
-              <w:rPr>
-                <w:b/>
-                <w:sz w:val="17"/>
-              </w:rPr>
-              <w:t>game_id</w:t>
-            </w:r>
-          </w:p>
-        </w:tc>
-        <w:tc>
-          <w:tcPr>
-            <w:tcW w:w="2074" w:type="dxa"/>
-            <w:shd w:val="clear" w:color="auto" w:fill="FFF2CC"/>
-            <w:vAlign w:val="center"/>
-          </w:tcPr>
-          <w:p>
-            <w:r>
-              <w:rPr>
-                <w:b/>
-                <w:sz w:val="17"/>
-              </w:rPr>
-              <w:t>player_id</w:t>
-            </w:r>
-          </w:p>
-        </w:tc>
-        <w:tc>
-          <w:tcPr>
-            <w:tcW w:w="2074" w:type="dxa"/>
-            <w:shd w:val="clear" w:color="auto" w:fill="FFF2CC"/>
-            <w:vAlign w:val="center"/>
-          </w:tcPr>
-          <w:p>
-            <w:r>
-              <w:rPr>
-                <w:b/>
-                <w:sz w:val="17"/>
-              </w:rPr>
-              <w:t>score</w:t>
-            </w:r>
-          </w:p>
-        </w:tc>
-        <w:tc>
-          <w:tcPr>
-            <w:tcW w:w="2074" w:type="dxa"/>
-            <w:shd w:val="clear" w:color="auto" w:fill="FFF2CC"/>
-            <w:vAlign w:val="center"/>
-          </w:tcPr>
-          <w:p>
-            <w:r>
-              <w:rPr>
-                <w:b/>
-                <w:sz w:val="17"/>
-              </w:rPr>
-              <w:t>status</w:t>
-            </w:r>
-          </w:p>
-        </w:tc>
-      </w:tr>
-      <w:tr>
-        <w:trPr>
-          <w:jc w:val="center"/>
-        </w:trPr>
-        <w:tc>
-          <w:tcPr>
-            <w:tcW w:w="2074" w:type="dxa"/>
-            <w:vAlign w:val="center"/>
-          </w:tcPr>
-          <w:p>
-            <w:r>
-              <w:rPr>
-                <w:sz w:val="17"/>
-              </w:rPr>
-              <w:t>201</w:t>
-            </w:r>
-          </w:p>
-        </w:tc>
-        <w:tc>
-          <w:tcPr>
-            <w:tcW w:w="2074" w:type="dxa"/>
-            <w:vAlign w:val="center"/>
-          </w:tcPr>
-          <w:p>
-            <w:r>
-              <w:rPr>
-                <w:sz w:val="17"/>
-              </w:rPr>
-              <w:t>1</w:t>
-            </w:r>
-          </w:p>
-        </w:tc>
-        <w:tc>
-          <w:tcPr>
-            <w:tcW w:w="2074" w:type="dxa"/>
-            <w:vAlign w:val="center"/>
-          </w:tcPr>
-          <w:p>
-            <w:r>
-              <w:rPr>
-                <w:sz w:val="17"/>
-              </w:rPr>
-              <w:t>1</w:t>
-            </w:r>
-          </w:p>
-        </w:tc>
-        <w:tc>
-          <w:tcPr>
-            <w:tcW w:w="2074" w:type="dxa"/>
-            <w:vAlign w:val="center"/>
-          </w:tcPr>
-          <w:p>
-            <w:r>
-              <w:rPr>
-                <w:sz w:val="17"/>
-              </w:rPr>
-              <w:t>81.2</w:t>
-            </w:r>
-          </w:p>
-        </w:tc>
-        <w:tc>
-          <w:tcPr>
-            <w:tcW w:w="2074" w:type="dxa"/>
-            <w:vAlign w:val="center"/>
-          </w:tcPr>
-          <w:p>
-            <w:r>
-              <w:rPr>
-                <w:sz w:val="17"/>
-              </w:rPr>
-              <w:t>Recorded</w:t>
-            </w:r>
-          </w:p>
-        </w:tc>
-      </w:tr>
-      <w:tr>
-        <w:trPr>
-          <w:jc w:val="center"/>
-        </w:trPr>
-        <w:tc>
-          <w:tcPr>
-            <w:tcW w:w="2074" w:type="dxa"/>
-            <w:vAlign w:val="center"/>
-          </w:tcPr>
-          <w:p>
-            <w:r>
-              <w:rPr>
-                <w:sz w:val="17"/>
-              </w:rPr>
-              <w:t>202</w:t>
-            </w:r>
-          </w:p>
-        </w:tc>
-        <w:tc>
-          <w:tcPr>
-            <w:tcW w:w="2074" w:type="dxa"/>
-            <w:vAlign w:val="center"/>
-          </w:tcPr>
-          <w:p>
-            <w:r>
-              <w:rPr>
-                <w:sz w:val="17"/>
-              </w:rPr>
-              <w:t>1</w:t>
-            </w:r>
-          </w:p>
-        </w:tc>
-        <w:tc>
-          <w:tcPr>
-            <w:tcW w:w="2074" w:type="dxa"/>
-            <w:vAlign w:val="center"/>
-          </w:tcPr>
-          <w:p>
-            <w:r>
-              <w:rPr>
-                <w:sz w:val="17"/>
-              </w:rPr>
-              <w:t>2</w:t>
-            </w:r>
-          </w:p>
-        </w:tc>
-        <w:tc>
-          <w:tcPr>
-            <w:tcW w:w="2074" w:type="dxa"/>
-            <w:vAlign w:val="center"/>
-          </w:tcPr>
-          <w:p>
-            <w:r>
-              <w:rPr>
-                <w:sz w:val="17"/>
-              </w:rPr>
-              <w:t>90.5</w:t>
-            </w:r>
-          </w:p>
-        </w:tc>
-        <w:tc>
-          <w:tcPr>
-            <w:tcW w:w="2074" w:type="dxa"/>
-            <w:vAlign w:val="center"/>
-          </w:tcPr>
-          <w:p>
-            <w:r>
-              <w:rPr>
-                <w:sz w:val="17"/>
-              </w:rPr>
-              <w:t>Recorded</w:t>
-            </w:r>
-          </w:p>
-        </w:tc>
-      </w:tr>
-      <w:tr>
-        <w:trPr>
-          <w:jc w:val="center"/>
-        </w:trPr>
-        <w:tc>
-          <w:tcPr>
-            <w:tcW w:w="2074" w:type="dxa"/>
-            <w:vAlign w:val="center"/>
-          </w:tcPr>
-          <w:p>
-            <w:r>
-              <w:rPr>
-                <w:sz w:val="17"/>
-              </w:rPr>
-              <w:t>203</w:t>
-            </w:r>
-          </w:p>
-        </w:tc>
-        <w:tc>
-          <w:tcPr>
-            <w:tcW w:w="2074" w:type="dxa"/>
-            <w:vAlign w:val="center"/>
-          </w:tcPr>
-          <w:p>
-            <w:r>
-              <w:rPr>
-                <w:sz w:val="17"/>
-              </w:rPr>
-              <w:t>1</w:t>
-            </w:r>
-          </w:p>
-        </w:tc>
-        <w:tc>
-          <w:tcPr>
-            <w:tcW w:w="2074" w:type="dxa"/>
-            <w:vAlign w:val="center"/>
-          </w:tcPr>
-          <w:p>
-            <w:r>
-              <w:rPr>
-                <w:sz w:val="17"/>
-              </w:rPr>
-              <w:t>3</w:t>
-            </w:r>
-          </w:p>
-        </w:tc>
-        <w:tc>
-          <w:tcPr>
-            <w:tcW w:w="2074" w:type="dxa"/>
-            <w:vAlign w:val="center"/>
-          </w:tcPr>
-          <w:p>
-            <w:r>
-              <w:rPr>
-                <w:sz w:val="17"/>
-              </w:rPr>
-              <w:t>81.2</w:t>
-            </w:r>
-          </w:p>
-        </w:tc>
-        <w:tc>
-          <w:tcPr>
-            <w:tcW w:w="2074" w:type="dxa"/>
-            <w:vAlign w:val="center"/>
-          </w:tcPr>
-          <w:p>
-            <w:r>
-              <w:rPr>
-                <w:sz w:val="17"/>
-              </w:rPr>
-              <w:t>Recorded</w:t>
-            </w:r>
-          </w:p>
-        </w:tc>
-      </w:tr>
-      <w:tr>
-        <w:trPr>
-          <w:jc w:val="center"/>
-        </w:trPr>
-        <w:tc>
-          <w:tcPr>
-            <w:tcW w:w="2074" w:type="dxa"/>
-            <w:vAlign w:val="center"/>
-          </w:tcPr>
-          <w:p>
-            <w:r>
-              <w:rPr>
-                <w:sz w:val="17"/>
-              </w:rPr>
-              <w:t>204</w:t>
-            </w:r>
-          </w:p>
-        </w:tc>
-        <w:tc>
-          <w:tcPr>
-            <w:tcW w:w="2074" w:type="dxa"/>
-            <w:vAlign w:val="center"/>
-          </w:tcPr>
-          <w:p>
-            <w:r>
-              <w:rPr>
-                <w:sz w:val="17"/>
-              </w:rPr>
-              <w:t>1</w:t>
-            </w:r>
-          </w:p>
-        </w:tc>
-        <w:tc>
-          <w:tcPr>
-            <w:tcW w:w="2074" w:type="dxa"/>
-            <w:vAlign w:val="center"/>
-          </w:tcPr>
-          <w:p>
-            <w:r>
-              <w:rPr>
-                <w:sz w:val="17"/>
-              </w:rPr>
-              <w:t>4</w:t>
-            </w:r>
-          </w:p>
-        </w:tc>
-        <w:tc>
-          <w:tcPr>
-            <w:tcW w:w="2074" w:type="dxa"/>
-            <w:vAlign w:val="center"/>
-          </w:tcPr>
-          <w:p>
-            <w:r>
-              <w:rPr>
-                <w:sz w:val="17"/>
-              </w:rPr>
-              <w:t>75.5</w:t>
-            </w:r>
-          </w:p>
-        </w:tc>
-        <w:tc>
-          <w:tcPr>
-            <w:tcW w:w="2074" w:type="dxa"/>
-            <w:vAlign w:val="center"/>
-          </w:tcPr>
-          <w:p>
-            <w:r>
-              <w:rPr>
-                <w:sz w:val="17"/>
-              </w:rPr>
-              <w:t>Disqualified</w:t>
-            </w:r>
-          </w:p>
-        </w:tc>
-      </w:tr>
-      <w:tr>
-        <w:trPr>
-          <w:jc w:val="center"/>
-        </w:trPr>
-        <w:tc>
-          <w:tcPr>
-            <w:tcW w:w="2074" w:type="dxa"/>
-            <w:vAlign w:val="center"/>
-          </w:tcPr>
-          <w:p>
-            <w:r>
-              <w:rPr>
-                <w:sz w:val="17"/>
-              </w:rPr>
-              <w:t>205</w:t>
-            </w:r>
-          </w:p>
-        </w:tc>
-        <w:tc>
-          <w:tcPr>
-            <w:tcW w:w="2074" w:type="dxa"/>
-            <w:vAlign w:val="center"/>
-          </w:tcPr>
-          <w:p>
-            <w:r>
-              <w:rPr>
-                <w:sz w:val="17"/>
-              </w:rPr>
-              <w:t>2</w:t>
-            </w:r>
-          </w:p>
-        </w:tc>
-        <w:tc>
-          <w:tcPr>
-            <w:tcW w:w="2074" w:type="dxa"/>
-            <w:vAlign w:val="center"/>
-          </w:tcPr>
-          <w:p>
-            <w:r>
-              <w:rPr>
-                <w:sz w:val="17"/>
-              </w:rPr>
-              <w:t>1</w:t>
-            </w:r>
-          </w:p>
-        </w:tc>
-        <w:tc>
-          <w:tcPr>
-            <w:tcW w:w="2074" w:type="dxa"/>
-            <w:vAlign w:val="center"/>
-          </w:tcPr>
-          <w:p>
-            <w:r>
-              <w:rPr>
-                <w:sz w:val="17"/>
-              </w:rPr>
-              <w:t>92.5</w:t>
-            </w:r>
-          </w:p>
-        </w:tc>
-        <w:tc>
-          <w:tcPr>
-            <w:tcW w:w="2074" w:type="dxa"/>
-            <w:vAlign w:val="center"/>
-          </w:tcPr>
-          <w:p>
-            <w:r>
-              <w:rPr>
-                <w:sz w:val="17"/>
-              </w:rPr>
-              <w:t>Recorded</w:t>
-            </w:r>
-          </w:p>
-        </w:tc>
-      </w:tr>
-      <w:tr>
-        <w:trPr>
-          <w:jc w:val="center"/>
-        </w:trPr>
-        <w:tc>
-          <w:tcPr>
-            <w:tcW w:w="2074" w:type="dxa"/>
-            <w:vAlign w:val="center"/>
-          </w:tcPr>
-          <w:p>
-            <w:r>
-              <w:rPr>
-                <w:sz w:val="17"/>
-              </w:rPr>
-              <w:t>206</w:t>
-            </w:r>
-          </w:p>
-        </w:tc>
-        <w:tc>
-          <w:tcPr>
-            <w:tcW w:w="2074" w:type="dxa"/>
-            <w:vAlign w:val="center"/>
-          </w:tcPr>
-          <w:p>
-            <w:r>
-              <w:rPr>
-                <w:sz w:val="17"/>
-              </w:rPr>
-              <w:t>2</w:t>
-            </w:r>
-          </w:p>
-        </w:tc>
-        <w:tc>
-          <w:tcPr>
-            <w:tcW w:w="2074" w:type="dxa"/>
-            <w:vAlign w:val="center"/>
-          </w:tcPr>
-          <w:p>
-            <w:r>
-              <w:rPr>
-                <w:sz w:val="17"/>
-              </w:rPr>
-              <w:t>2</w:t>
-            </w:r>
-          </w:p>
-        </w:tc>
-        <w:tc>
-          <w:tcPr>
-            <w:tcW w:w="2074" w:type="dxa"/>
-            <w:vAlign w:val="center"/>
-          </w:tcPr>
-          <w:p>
-            <w:r>
-              <w:rPr>
-                <w:sz w:val="17"/>
-              </w:rPr>
-              <w:t>88.0</w:t>
-            </w:r>
-          </w:p>
-        </w:tc>
-        <w:tc>
-          <w:tcPr>
-            <w:tcW w:w="2074" w:type="dxa"/>
-            <w:vAlign w:val="center"/>
-          </w:tcPr>
-          <w:p>
-            <w:r>
-              <w:rPr>
-                <w:sz w:val="17"/>
-              </w:rPr>
-              <w:t>Recorded</w:t>
-            </w:r>
-          </w:p>
-        </w:tc>
-      </w:tr>
-      <w:tr>
-        <w:trPr>
-          <w:jc w:val="center"/>
-        </w:trPr>
-        <w:tc>
-          <w:tcPr>
-            <w:tcW w:w="2074" w:type="dxa"/>
-            <w:vAlign w:val="center"/>
-          </w:tcPr>
-          <w:p>
-            <w:r>
-              <w:rPr>
-                <w:sz w:val="17"/>
-              </w:rPr>
-              <w:t>207</w:t>
-            </w:r>
-          </w:p>
-        </w:tc>
-        <w:tc>
-          <w:tcPr>
-            <w:tcW w:w="2074" w:type="dxa"/>
-            <w:vAlign w:val="center"/>
-          </w:tcPr>
-          <w:p>
-            <w:r>
-              <w:rPr>
-                <w:sz w:val="17"/>
-              </w:rPr>
-              <w:t>2</w:t>
-            </w:r>
-          </w:p>
-        </w:tc>
-        <w:tc>
-          <w:tcPr>
-            <w:tcW w:w="2074" w:type="dxa"/>
-            <w:vAlign w:val="center"/>
-          </w:tcPr>
-          <w:p>
-            <w:r>
-              <w:rPr>
-                <w:sz w:val="17"/>
-              </w:rPr>
-              <w:t>3</w:t>
-            </w:r>
-          </w:p>
-        </w:tc>
-        <w:tc>
-          <w:tcPr>
-            <w:tcW w:w="2074" w:type="dxa"/>
-            <w:vAlign w:val="center"/>
-          </w:tcPr>
-          <w:p>
-            <w:r>
-              <w:rPr>
-                <w:sz w:val="17"/>
-              </w:rPr>
-              <w:t>88.0</w:t>
-            </w:r>
-          </w:p>
-        </w:tc>
-        <w:tc>
-          <w:tcPr>
-            <w:tcW w:w="2074" w:type="dxa"/>
-            <w:vAlign w:val="center"/>
-          </w:tcPr>
-          <w:p>
-            <w:r>
-              <w:rPr>
-                <w:sz w:val="17"/>
-              </w:rPr>
-              <w:t>Recorded</w:t>
-            </w:r>
-          </w:p>
-        </w:tc>
-      </w:tr>
-      <w:tr>
-        <w:trPr>
-          <w:jc w:val="center"/>
-        </w:trPr>
-        <w:tc>
-          <w:tcPr>
-            <w:tcW w:w="2074" w:type="dxa"/>
-            <w:vAlign w:val="center"/>
-          </w:tcPr>
-          <w:p>
-            <w:r>
-              <w:rPr>
-                <w:sz w:val="17"/>
-              </w:rPr>
-              <w:t>208</w:t>
-            </w:r>
-          </w:p>
-        </w:tc>
-        <w:tc>
-          <w:tcPr>
-            <w:tcW w:w="2074" w:type="dxa"/>
-            <w:vAlign w:val="center"/>
-          </w:tcPr>
-          <w:p>
-            <w:r>
-              <w:rPr>
-                <w:sz w:val="17"/>
-              </w:rPr>
-              <w:t>2</w:t>
-            </w:r>
-          </w:p>
-        </w:tc>
-        <w:tc>
-          <w:tcPr>
-            <w:tcW w:w="2074" w:type="dxa"/>
-            <w:vAlign w:val="center"/>
-          </w:tcPr>
-          <w:p>
-            <w:r>
-              <w:rPr>
-                <w:sz w:val="17"/>
-              </w:rPr>
-              <w:t>4</w:t>
-            </w:r>
-          </w:p>
-        </w:tc>
-        <w:tc>
-          <w:tcPr>
-            <w:tcW w:w="2074" w:type="dxa"/>
-            <w:vAlign w:val="center"/>
-          </w:tcPr>
-          <w:p>
-            <w:r>
-              <w:rPr>
-                <w:sz w:val="17"/>
-              </w:rPr>
-              <w:t>70.1</w:t>
-            </w:r>
-          </w:p>
-        </w:tc>
-        <w:tc>
-          <w:tcPr>
-            <w:tcW w:w="2074" w:type="dxa"/>
-            <w:vAlign w:val="center"/>
-          </w:tcPr>
-          <w:p>
-            <w:r>
-              <w:rPr>
-                <w:sz w:val="17"/>
-              </w:rPr>
-              <w:t>AFK</w:t>
-            </w:r>
-          </w:p>
-        </w:tc>
-      </w:tr>
-    </w:tbl>
-    <w:p/>
-    <w:p>
-      <w:pPr>
-        <w:spacing w:before="80" w:after="40"/>
+        <w:t>def slowest_delivery_area(self, delivery_log_df: pd.DataFrame) -&gt; pd.DataFrame:</w:t>
+      </w:r>
+    </w:p>
+    <w:p>
+      <w:r>
+        <w:t>Example Input:</w:t>
+      </w:r>
+    </w:p>
+    <w:p>
+      <w:pPr>
+        <w:spacing w:after="20"/>
+        <w:ind w:left="288"/>
       </w:pPr>
       <w:r>
         <w:rPr>
-          <w:b/>
-          <w:sz w:val="22"/>
+          <w:rFonts w:ascii="Courier New" w:hAnsi="Courier New"/>
+          <w:sz w:val="18"/>
         </w:rPr>
-        <w:t>Expected Output</w:t>
-      </w:r>
-    </w:p>
-    <w:p>
+        <w:t>slowest_delivery_area(delivery_log_df)</w:t>
+      </w:r>
+    </w:p>
+    <w:p>
+      <w:r>
+        <w:t>Expected Output:</w:t>
+      </w:r>
+    </w:p>
+    <w:p>
+      <w:pPr>
+        <w:spacing w:after="20"/>
+        <w:ind w:left="288"/>
+      </w:pPr>
       <w:r>
         <w:rPr>
-          <w:b/>
+          <w:rFonts w:ascii="Courier New" w:hAnsi="Courier New"/>
+          <w:sz w:val="18"/>
         </w:rPr>
-        <w:t>Expected Output</w:t>
-      </w:r>
-    </w:p>
-    <w:tbl>
-      <w:tblPr>
-        <w:tblStyle w:val="TableGrid"/>
-        <w:tblW w:w="0" w:type="auto"/>
-        <w:jc w:val="center"/>
-        <w:tblLook w:val="04A0" w:firstRow="1" w:lastRow="0" w:firstColumn="1" w:lastColumn="0" w:noHBand="0" w:noVBand="1"/>
-      </w:tblPr>
-      <w:tblGrid>
-        <w:gridCol w:w="2592"/>
-        <w:gridCol w:w="2592"/>
-        <w:gridCol w:w="2592"/>
-        <w:gridCol w:w="2592"/>
-      </w:tblGrid>
-      <w:tr>
-        <w:trPr>
-          <w:jc w:val="center"/>
-        </w:trPr>
-        <w:tc>
-          <w:tcPr>
-            <w:tcW w:w="2592" w:type="dxa"/>
-            <w:shd w:val="clear" w:color="auto" w:fill="FFF2CC"/>
-            <w:vAlign w:val="center"/>
-          </w:tcPr>
-          <w:p>
-            <w:r>
-              <w:rPr>
-                <w:b/>
-                <w:sz w:val="17"/>
-              </w:rPr>
-              <w:t>game_name</w:t>
-            </w:r>
-          </w:p>
-        </w:tc>
-        <w:tc>
-          <w:tcPr>
-            <w:tcW w:w="2592" w:type="dxa"/>
-            <w:shd w:val="clear" w:color="auto" w:fill="FFF2CC"/>
-            <w:vAlign w:val="center"/>
-          </w:tcPr>
-          <w:p>
-            <w:r>
-              <w:rPr>
-                <w:b/>
-                <w:sz w:val="17"/>
-              </w:rPr>
-              <w:t>player_name</w:t>
-            </w:r>
-          </w:p>
-        </w:tc>
-        <w:tc>
-          <w:tcPr>
-            <w:tcW w:w="2592" w:type="dxa"/>
-            <w:shd w:val="clear" w:color="auto" w:fill="FFF2CC"/>
-            <w:vAlign w:val="center"/>
-          </w:tcPr>
-          <w:p>
-            <w:r>
-              <w:rPr>
-                <w:b/>
-                <w:sz w:val="17"/>
-              </w:rPr>
-              <w:t>score</w:t>
-            </w:r>
-          </w:p>
-        </w:tc>
-        <w:tc>
-          <w:tcPr>
-            <w:tcW w:w="2592" w:type="dxa"/>
-            <w:shd w:val="clear" w:color="auto" w:fill="FFF2CC"/>
-            <w:vAlign w:val="center"/>
-          </w:tcPr>
-          <w:p>
-            <w:r>
-              <w:rPr>
-                <w:b/>
-                <w:sz w:val="17"/>
-              </w:rPr>
-              <w:t>rank_in_game</w:t>
-            </w:r>
-          </w:p>
-        </w:tc>
-      </w:tr>
-      <w:tr>
-        <w:trPr>
-          <w:jc w:val="center"/>
-        </w:trPr>
-        <w:tc>
-          <w:tcPr>
-            <w:tcW w:w="2592" w:type="dxa"/>
-            <w:vAlign w:val="center"/>
-          </w:tcPr>
-          <w:p>
-            <w:r>
-              <w:rPr>
-                <w:sz w:val="17"/>
-              </w:rPr>
-              <w:t>Chess</w:t>
-            </w:r>
-          </w:p>
-        </w:tc>
-        <w:tc>
-          <w:tcPr>
-            <w:tcW w:w="2592" w:type="dxa"/>
-            <w:vAlign w:val="center"/>
-          </w:tcPr>
-          <w:p>
-            <w:r>
-              <w:rPr>
-                <w:sz w:val="17"/>
-              </w:rPr>
-              <w:t>Bhavna</w:t>
-            </w:r>
-          </w:p>
-        </w:tc>
-        <w:tc>
-          <w:tcPr>
-            <w:tcW w:w="2592" w:type="dxa"/>
-            <w:vAlign w:val="center"/>
-          </w:tcPr>
-          <w:p>
-            <w:r>
-              <w:rPr>
-                <w:sz w:val="17"/>
-              </w:rPr>
-              <w:t>90.5</w:t>
-            </w:r>
-          </w:p>
-        </w:tc>
-        <w:tc>
-          <w:tcPr>
-            <w:tcW w:w="2592" w:type="dxa"/>
-            <w:vAlign w:val="center"/>
-          </w:tcPr>
-          <w:p>
-            <w:r>
-              <w:rPr>
-                <w:sz w:val="17"/>
-              </w:rPr>
-              <w:t>1</w:t>
-            </w:r>
-          </w:p>
-        </w:tc>
-      </w:tr>
-      <w:tr>
-        <w:trPr>
-          <w:jc w:val="center"/>
-        </w:trPr>
-        <w:tc>
-          <w:tcPr>
-            <w:tcW w:w="2592" w:type="dxa"/>
-            <w:vAlign w:val="center"/>
-          </w:tcPr>
-          <w:p>
-            <w:r>
-              <w:rPr>
-                <w:sz w:val="17"/>
-              </w:rPr>
-              <w:t>Chess</w:t>
-            </w:r>
-          </w:p>
-        </w:tc>
-        <w:tc>
-          <w:tcPr>
-            <w:tcW w:w="2592" w:type="dxa"/>
-            <w:vAlign w:val="center"/>
-          </w:tcPr>
-          <w:p>
-            <w:r>
-              <w:rPr>
-                <w:sz w:val="17"/>
-              </w:rPr>
-              <w:t>Aarav</w:t>
-            </w:r>
-          </w:p>
-        </w:tc>
-        <w:tc>
-          <w:tcPr>
-            <w:tcW w:w="2592" w:type="dxa"/>
-            <w:vAlign w:val="center"/>
-          </w:tcPr>
-          <w:p>
-            <w:r>
-              <w:rPr>
-                <w:sz w:val="17"/>
-              </w:rPr>
-              <w:t>81.2</w:t>
-            </w:r>
-          </w:p>
-        </w:tc>
-        <w:tc>
-          <w:tcPr>
-            <w:tcW w:w="2592" w:type="dxa"/>
-            <w:vAlign w:val="center"/>
-          </w:tcPr>
-          <w:p>
-            <w:r>
-              <w:rPr>
-                <w:sz w:val="17"/>
-              </w:rPr>
-              <w:t>2</w:t>
-            </w:r>
-          </w:p>
-        </w:tc>
-      </w:tr>
-      <w:tr>
-        <w:trPr>
-          <w:jc w:val="center"/>
-        </w:trPr>
-        <w:tc>
-          <w:tcPr>
-            <w:tcW w:w="2592" w:type="dxa"/>
-            <w:vAlign w:val="center"/>
-          </w:tcPr>
-          <w:p>
-            <w:r>
-              <w:rPr>
-                <w:sz w:val="17"/>
-              </w:rPr>
-              <w:t>Chess</w:t>
-            </w:r>
-          </w:p>
-        </w:tc>
-        <w:tc>
-          <w:tcPr>
-            <w:tcW w:w="2592" w:type="dxa"/>
-            <w:vAlign w:val="center"/>
-          </w:tcPr>
-          <w:p>
-            <w:r>
-              <w:rPr>
-                <w:sz w:val="17"/>
-              </w:rPr>
-              <w:t>Chirag</w:t>
-            </w:r>
-          </w:p>
-        </w:tc>
-        <w:tc>
-          <w:tcPr>
-            <w:tcW w:w="2592" w:type="dxa"/>
-            <w:vAlign w:val="center"/>
-          </w:tcPr>
-          <w:p>
-            <w:r>
-              <w:rPr>
-                <w:sz w:val="17"/>
-              </w:rPr>
-              <w:t>81.2</w:t>
-            </w:r>
-          </w:p>
-        </w:tc>
-        <w:tc>
-          <w:tcPr>
-            <w:tcW w:w="2592" w:type="dxa"/>
-            <w:vAlign w:val="center"/>
-          </w:tcPr>
-          <w:p>
-            <w:r>
-              <w:rPr>
-                <w:sz w:val="17"/>
-              </w:rPr>
-              <w:t>3</w:t>
-            </w:r>
-          </w:p>
-        </w:tc>
-      </w:tr>
-      <w:tr>
-        <w:trPr>
-          <w:jc w:val="center"/>
-        </w:trPr>
-        <w:tc>
-          <w:tcPr>
-            <w:tcW w:w="2592" w:type="dxa"/>
-            <w:vAlign w:val="center"/>
-          </w:tcPr>
-          <w:p>
-            <w:r>
-              <w:rPr>
-                <w:sz w:val="17"/>
-              </w:rPr>
-              <w:t>Carrom</w:t>
-            </w:r>
-          </w:p>
-        </w:tc>
-        <w:tc>
-          <w:tcPr>
-            <w:tcW w:w="2592" w:type="dxa"/>
-            <w:vAlign w:val="center"/>
-          </w:tcPr>
-          <w:p>
-            <w:r>
-              <w:rPr>
-                <w:sz w:val="17"/>
-              </w:rPr>
-              <w:t>Aarav</w:t>
-            </w:r>
-          </w:p>
-        </w:tc>
-        <w:tc>
-          <w:tcPr>
-            <w:tcW w:w="2592" w:type="dxa"/>
-            <w:vAlign w:val="center"/>
-          </w:tcPr>
-          <w:p>
-            <w:r>
-              <w:rPr>
-                <w:sz w:val="17"/>
-              </w:rPr>
-              <w:t>92.5</w:t>
-            </w:r>
-          </w:p>
-        </w:tc>
-        <w:tc>
-          <w:tcPr>
-            <w:tcW w:w="2592" w:type="dxa"/>
-            <w:vAlign w:val="center"/>
-          </w:tcPr>
-          <w:p>
-            <w:r>
-              <w:rPr>
-                <w:sz w:val="17"/>
-              </w:rPr>
-              <w:t>1</w:t>
-            </w:r>
-          </w:p>
-        </w:tc>
-      </w:tr>
-      <w:tr>
-        <w:trPr>
-          <w:jc w:val="center"/>
-        </w:trPr>
-        <w:tc>
-          <w:tcPr>
-            <w:tcW w:w="2592" w:type="dxa"/>
-            <w:vAlign w:val="center"/>
-          </w:tcPr>
-          <w:p>
-            <w:r>
-              <w:rPr>
-                <w:sz w:val="17"/>
-              </w:rPr>
-              <w:t>Carrom</w:t>
-            </w:r>
-          </w:p>
-        </w:tc>
-        <w:tc>
-          <w:tcPr>
-            <w:tcW w:w="2592" w:type="dxa"/>
-            <w:vAlign w:val="center"/>
-          </w:tcPr>
-          <w:p>
-            <w:r>
-              <w:rPr>
-                <w:sz w:val="17"/>
-              </w:rPr>
-              <w:t>Bhavna</w:t>
-            </w:r>
-          </w:p>
-        </w:tc>
-        <w:tc>
-          <w:tcPr>
-            <w:tcW w:w="2592" w:type="dxa"/>
-            <w:vAlign w:val="center"/>
-          </w:tcPr>
-          <w:p>
-            <w:r>
-              <w:rPr>
-                <w:sz w:val="17"/>
-              </w:rPr>
-              <w:t>88.0</w:t>
-            </w:r>
-          </w:p>
-        </w:tc>
-        <w:tc>
-          <w:tcPr>
-            <w:tcW w:w="2592" w:type="dxa"/>
-            <w:vAlign w:val="center"/>
-          </w:tcPr>
-          <w:p>
-            <w:r>
-              <w:rPr>
-                <w:sz w:val="17"/>
-              </w:rPr>
-              <w:t>2</w:t>
-            </w:r>
-          </w:p>
-        </w:tc>
-      </w:tr>
-      <w:tr>
-        <w:trPr>
-          <w:jc w:val="center"/>
-        </w:trPr>
-        <w:tc>
-          <w:tcPr>
-            <w:tcW w:w="2592" w:type="dxa"/>
-            <w:vAlign w:val="center"/>
-          </w:tcPr>
-          <w:p>
-            <w:r>
-              <w:rPr>
-                <w:sz w:val="17"/>
-              </w:rPr>
-              <w:t>Carrom</w:t>
-            </w:r>
-          </w:p>
-        </w:tc>
-        <w:tc>
-          <w:tcPr>
-            <w:tcW w:w="2592" w:type="dxa"/>
-            <w:vAlign w:val="center"/>
-          </w:tcPr>
-          <w:p>
-            <w:r>
-              <w:rPr>
-                <w:sz w:val="17"/>
-              </w:rPr>
-              <w:t>Chirag</w:t>
-            </w:r>
-          </w:p>
-        </w:tc>
-        <w:tc>
-          <w:tcPr>
-            <w:tcW w:w="2592" w:type="dxa"/>
-            <w:vAlign w:val="center"/>
-          </w:tcPr>
-          <w:p>
-            <w:r>
-              <w:rPr>
-                <w:sz w:val="17"/>
-              </w:rPr>
-              <w:t>88.0</w:t>
-            </w:r>
-          </w:p>
-        </w:tc>
-        <w:tc>
-          <w:tcPr>
-            <w:tcW w:w="2592" w:type="dxa"/>
-            <w:vAlign w:val="center"/>
-          </w:tcPr>
-          <w:p>
-            <w:r>
-              <w:rPr>
-                <w:sz w:val="17"/>
-              </w:rPr>
-              <w:t>3</w:t>
-            </w:r>
-          </w:p>
-        </w:tc>
-      </w:tr>
-    </w:tbl>
-    <w:p/>
+        <w:t>Area            Average Delivery</w:t>
+      </w:r>
+      <w:r>
+        <w:rPr>
+          <w:rFonts w:ascii="Courier New" w:hAnsi="Courier New"/>
+          <w:sz w:val="18"/>
+        </w:rPr>
+        <w:br/>
+        <w:t>0 Bandra-Mumbai  60.0</w:t>
+      </w:r>
+    </w:p>
+    <w:p>
+      <w:r>
+        <w:t>Implementation Flow:</w:t>
+      </w:r>
+    </w:p>
+    <w:p>
+      <w:pPr>
+        <w:pStyle w:val="ListBullet"/>
+        <w:spacing w:after="0"/>
+      </w:pPr>
+      <w:r>
+        <w:t>Group by "Area" and compute average delivery time (ref function 4 pattern).</w:t>
+      </w:r>
+    </w:p>
+    <w:p>
+      <w:pPr>
+        <w:pStyle w:val="ListBullet"/>
+        <w:spacing w:after="0"/>
+      </w:pPr>
+      <w:r>
+        <w:t>Get the highest value from the average delivery column.</w:t>
+      </w:r>
+    </w:p>
+    <w:p>
+      <w:pPr>
+        <w:pStyle w:val="ListBullet"/>
+        <w:spacing w:after="0"/>
+      </w:pPr>
+      <w:r>
+        <w:t>Get a new df for condition average delivery == max_delay_value.</w:t>
+      </w:r>
+    </w:p>
+    <w:p>
+      <w:pPr>
+        <w:pStyle w:val="ListBullet"/>
+        <w:spacing w:after="0"/>
+      </w:pPr>
+      <w:r>
+        <w:t>Sort descending and use .head(1) to return the slowest area.</w:t>
+      </w:r>
+    </w:p>
+    <w:p>
+      <w:pPr>
+        <w:pStyle w:val="ListBullet"/>
+        <w:spacing w:after="0"/>
+      </w:pPr>
+      <w:r>
+        <w:t>Use reset_index(drop=True) in sort.</w:t>
+      </w:r>
+    </w:p>
+    <w:p>
+      <w:r>
+        <w:br w:type="page"/>
+      </w:r>
+    </w:p>
+    <w:p>
+      <w:pPr>
+        <w:pStyle w:val="ListBullet"/>
+        <w:numPr>
+          <w:ilvl w:val="0"/>
+          <w:numId w:val="0"/>
+        </w:numPr>
+        <w:spacing w:after="0"/>
+        <w:ind w:left="360"/>
+      </w:pPr>
+    </w:p>
     <w:sectPr>
       <w:pgSz w:w="12240" w:h="15840"/>
       <w:pgMar w:top="792" w:right="936" w:bottom="792" w:left="936" w:header="720" w:footer="720" w:gutter="0"/>
@@ -29894,7 +27044,7 @@
 </file>
 
 <file path=customXml/itemProps1.xml><?xml version="1.0" encoding="utf-8"?>
-<ds:datastoreItem xmlns:ds="http://schemas.openxmlformats.org/officeDocument/2006/customXml" ds:itemID="{0456E849-7594-49F0-B1A8-A55F4103803A}">
+<ds:datastoreItem xmlns:ds="http://schemas.openxmlformats.org/officeDocument/2006/customXml" ds:itemID="{8C46AE8A-90FA-4FAE-B345-F9AAFF049364}">
   <ds:schemaRefs>
     <ds:schemaRef ds:uri="http://schemas.openxmlformats.org/officeDocument/2006/bibliography"/>
   </ds:schemaRefs>
